--- a/cryptographic_protocols/docs/reports/2026/lab_01_progressive_vigenere/Ковалев Д.П. ВКБ43 1 лаба.docx
+++ b/cryptographic_protocols/docs/reports/2026/lab_01_progressive_vigenere/Ковалев Д.П. ВКБ43 1 лаба.docx
@@ -45,6 +45,7 @@
     </w:p>
     <w:p>
       <w:pPr>
+        <w:keepNext/>
         <w:spacing w:after="0" w:line="240" w:lineRule="auto"/>
         <w:ind w:firstLine="0"/>
         <w:jc w:val="center"/>
@@ -59,6 +60,7 @@
     </w:p>
     <w:p>
       <w:pPr>
+        <w:keepNext/>
         <w:spacing w:after="0" w:line="240" w:lineRule="auto"/>
         <w:ind w:firstLine="0"/>
         <w:jc w:val="center"/>
@@ -73,6 +75,7 @@
     </w:p>
     <w:p>
       <w:pPr>
+        <w:keepNext/>
         <w:spacing w:after="0" w:line="240" w:lineRule="auto"/>
         <w:ind w:firstLine="0"/>
         <w:jc w:val="center"/>
@@ -87,6 +90,7 @@
     </w:p>
     <w:p>
       <w:pPr>
+        <w:keepNext/>
         <w:spacing w:after="0" w:line="240" w:lineRule="auto"/>
         <w:ind w:firstLine="0"/>
         <w:jc w:val="center"/>
@@ -101,6 +105,7 @@
     </w:p>
     <w:p>
       <w:pPr>
+        <w:keepNext/>
         <w:spacing w:after="0" w:line="240" w:lineRule="auto"/>
         <w:ind w:firstLine="0"/>
         <w:jc w:val="center"/>
@@ -173,6 +178,7 @@
     </w:p>
     <w:p>
       <w:pPr>
+        <w:keepNext/>
         <w:spacing w:after="0" w:line="240" w:lineRule="auto"/>
         <w:ind w:firstLine="0"/>
         <w:jc w:val="center"/>
@@ -202,6 +208,7 @@
     </w:p>
     <w:p>
       <w:pPr>
+        <w:keepNext/>
         <w:spacing w:after="0" w:line="240" w:lineRule="auto"/>
         <w:ind w:firstLine="0"/>
         <w:jc w:val="center"/>
@@ -211,7 +218,7 @@
           <w:rFonts w:ascii="Times New Roman" w:hAnsi="Times New Roman"/>
           <w:b/>
         </w:rPr>
-        <w:t>На тему «Прогрессивный шифр Виженера»</w:t>
+        <w:t>На тему «Шифр Виженера»</w:t>
       </w:r>
     </w:p>
     <w:p>
@@ -313,6 +320,7 @@
     </w:p>
     <w:p>
       <w:pPr>
+        <w:keepNext/>
         <w:spacing w:before="240" w:after="120"/>
         <w:ind w:firstLine="0"/>
         <w:jc w:val="center"/>
@@ -335,7 +343,7 @@
           <w:rFonts w:ascii="Times New Roman" w:hAnsi="Times New Roman"/>
           <w:sz w:val="28"/>
         </w:rPr>
-        <w:t>Тема: шифрование и расшифрование с помощью прогрессивной схемы Виженера. Цель: изучить многоалфавитную подстановку, реализовать её на Rust и проверить обратимость.</w:t>
+        <w:t>Тема: шифрование и расшифрование с помощью обычной, прогрессивной и самогенерирующейся схем Виженера. Цель: изучить многоалфавитную подстановку, реализовать её на Rust и проверить обратимость.</w:t>
       </w:r>
     </w:p>
     <w:p>
@@ -352,6 +360,19 @@
     </w:p>
     <w:p>
       <w:pPr>
+        <w:jc w:val="both"/>
+      </w:pPr>
+      <w:r>
+        <w:rPr>
+          <w:rFonts w:ascii="Times New Roman" w:hAnsi="Times New Roman"/>
+          <w:sz w:val="28"/>
+        </w:rPr>
+        <w:t>Дополнительно реализована самогенерирующаяся схема и использован существующий crate обычного Виженера. Все три схемы сопоставлены на слове КРИПТОГРАФИЯ с ключом КЛЮЧ.</w:t>
+      </w:r>
+    </w:p>
+    <w:p>
+      <w:pPr>
+        <w:keepNext/>
         <w:spacing w:before="240" w:after="120"/>
         <w:ind w:firstLine="0"/>
         <w:jc w:val="center"/>
@@ -386,7 +407,19 @@
           <w:rFonts w:ascii="Times New Roman" w:hAnsi="Times New Roman"/>
           <w:sz w:val="28"/>
         </w:rPr>
-        <w:t>Принятые соглашения: английский алфавит ABCDEFGHIJKLMNOPQRSTUVWXYZ (26 букв); русский АБВГДЕЁЖЗИЙКЛМНОПРСТУФХЦЧШЩЪЫЬЭЮЯ (33 буквы). Ё и Е различаются. Алфавит выбирается явно. Регистр сохраняется. Пробелы, цифры и пунктуация копируются без расходования ключа. Буквы другого алфавита отклоняются. Ключ непустой и содержит только буквы выбранного алфавита; его регистр не влияет на результат.</w:t>
+        <w:t>Принятые соглашения: английский алфавит ABCDEFGHIJKLMNOPQRSTUVWXYZ (26 букв); русский АБВГДЕЁЖЗИЙКЛМНОПРСТУФХЦЧШЩЪЫЬЭЮЯ (33 буквы). Ё и Е различаются. Алфавит выбирается явно. В прогрессивном и самогенерирующемся крейтах регистр сохраняется. Пробелы, цифры и пунктуация копируются без расходования ключа. Буквы другого алфавита отклоняются. Ключ непустой и содержит только буквы выбранного алфавита; его регистр не влияет на результат.</w:t>
+      </w:r>
+    </w:p>
+    <w:p>
+      <w:pPr>
+        <w:jc w:val="both"/>
+      </w:pPr>
+      <w:r>
+        <w:rPr>
+          <w:rFonts w:ascii="Times New Roman" w:hAnsi="Times New Roman"/>
+          <w:sz w:val="28"/>
+        </w:rPr>
+        <w:t>Для обычной схемы используется lab_04_vigenere с параметром --alphabet ru-yo: 33 буквы с Ё, как в остальных примерах. Этот CLI приводит результат к верхнему регистру и отклоняет символы вне алфавита. Алфавит по умолчанию (lab04, без Ё, с подчёркиванием) сохранён для лабораторной №4; криптоанализ работает с ним.</w:t>
       </w:r>
     </w:p>
     <w:p>
@@ -669,6 +702,7 @@
     </w:p>
     <w:p>
       <w:pPr>
+        <w:keepNext/>
         <w:spacing w:before="240" w:after="120"/>
         <w:ind w:firstLine="0"/>
         <w:jc w:val="center"/>
@@ -684,6 +718,7 @@
     </w:p>
     <w:p>
       <w:pPr>
+        <w:keepNext/>
         <w:spacing w:before="240" w:after="120"/>
         <w:ind w:firstLine="0"/>
         <w:jc w:val="center"/>
@@ -694,7 +729,7 @@
           <w:b/>
           <w:sz w:val="28"/>
         </w:rPr>
-        <w:t>Пример: CRYPTOGRAPHY, ключ MODE</w:t>
+        <w:t>Прогрессивная схема: CRYPTOGRAPHY, ключ MODE</w:t>
       </w:r>
     </w:p>
     <w:p>
@@ -727,6 +762,7 @@
       <w:tr>
         <w:trPr>
           <w:tblHeader/>
+          <w:cantSplit/>
         </w:trPr>
         <w:tc>
           <w:tcPr>
@@ -849,6 +885,9 @@
         </w:tc>
       </w:tr>
       <w:tr>
+        <w:trPr>
+          <w:cantSplit/>
+        </w:trPr>
         <w:tc>
           <w:tcPr>
             <w:tcW w:type="dxa" w:w="1336"/>
@@ -970,6 +1009,9 @@
         </w:tc>
       </w:tr>
       <w:tr>
+        <w:trPr>
+          <w:cantSplit/>
+        </w:trPr>
         <w:tc>
           <w:tcPr>
             <w:tcW w:type="dxa" w:w="1336"/>
@@ -1091,6 +1133,9 @@
         </w:tc>
       </w:tr>
       <w:tr>
+        <w:trPr>
+          <w:cantSplit/>
+        </w:trPr>
         <w:tc>
           <w:tcPr>
             <w:tcW w:type="dxa" w:w="1336"/>
@@ -1212,6 +1257,9 @@
         </w:tc>
       </w:tr>
       <w:tr>
+        <w:trPr>
+          <w:cantSplit/>
+        </w:trPr>
         <w:tc>
           <w:tcPr>
             <w:tcW w:type="dxa" w:w="1336"/>
@@ -1333,6 +1381,9 @@
         </w:tc>
       </w:tr>
       <w:tr>
+        <w:trPr>
+          <w:cantSplit/>
+        </w:trPr>
         <w:tc>
           <w:tcPr>
             <w:tcW w:type="dxa" w:w="1336"/>
@@ -1454,6 +1505,9 @@
         </w:tc>
       </w:tr>
       <w:tr>
+        <w:trPr>
+          <w:cantSplit/>
+        </w:trPr>
         <w:tc>
           <w:tcPr>
             <w:tcW w:type="dxa" w:w="1336"/>
@@ -1575,6 +1629,9 @@
         </w:tc>
       </w:tr>
       <w:tr>
+        <w:trPr>
+          <w:cantSplit/>
+        </w:trPr>
         <w:tc>
           <w:tcPr>
             <w:tcW w:type="dxa" w:w="1336"/>
@@ -1696,6 +1753,9 @@
         </w:tc>
       </w:tr>
       <w:tr>
+        <w:trPr>
+          <w:cantSplit/>
+        </w:trPr>
         <w:tc>
           <w:tcPr>
             <w:tcW w:type="dxa" w:w="1336"/>
@@ -1817,6 +1877,9 @@
         </w:tc>
       </w:tr>
       <w:tr>
+        <w:trPr>
+          <w:cantSplit/>
+        </w:trPr>
         <w:tc>
           <w:tcPr>
             <w:tcW w:type="dxa" w:w="1336"/>
@@ -1938,6 +2001,9 @@
         </w:tc>
       </w:tr>
       <w:tr>
+        <w:trPr>
+          <w:cantSplit/>
+        </w:trPr>
         <w:tc>
           <w:tcPr>
             <w:tcW w:type="dxa" w:w="1336"/>
@@ -2059,6 +2125,9 @@
         </w:tc>
       </w:tr>
       <w:tr>
+        <w:trPr>
+          <w:cantSplit/>
+        </w:trPr>
         <w:tc>
           <w:tcPr>
             <w:tcW w:type="dxa" w:w="1336"/>
@@ -2180,6 +2249,9 @@
         </w:tc>
       </w:tr>
       <w:tr>
+        <w:trPr>
+          <w:cantSplit/>
+        </w:trPr>
         <w:tc>
           <w:tcPr>
             <w:tcW w:type="dxa" w:w="1336"/>
@@ -2427,6 +2499,7 @@
     </w:p>
     <w:p>
       <w:pPr>
+        <w:keepNext/>
         <w:spacing w:before="240" w:after="120"/>
         <w:ind w:firstLine="0"/>
         <w:jc w:val="center"/>
@@ -2437,7 +2510,7 @@
           <w:b/>
           <w:sz w:val="28"/>
         </w:rPr>
-        <w:t>Пример: КРИПТОГРАФИЯ, ключ КЛЮЧ</w:t>
+        <w:t>Прогрессивная схема: КРИПТОГРАФИЯ, ключ КЛЮЧ</w:t>
       </w:r>
     </w:p>
     <w:p>
@@ -2470,6 +2543,7 @@
       <w:tr>
         <w:trPr>
           <w:tblHeader/>
+          <w:cantSplit/>
         </w:trPr>
         <w:tc>
           <w:tcPr>
@@ -2592,6 +2666,9 @@
         </w:tc>
       </w:tr>
       <w:tr>
+        <w:trPr>
+          <w:cantSplit/>
+        </w:trPr>
         <w:tc>
           <w:tcPr>
             <w:tcW w:type="dxa" w:w="1336"/>
@@ -2713,6 +2790,9 @@
         </w:tc>
       </w:tr>
       <w:tr>
+        <w:trPr>
+          <w:cantSplit/>
+        </w:trPr>
         <w:tc>
           <w:tcPr>
             <w:tcW w:type="dxa" w:w="1336"/>
@@ -2834,6 +2914,9 @@
         </w:tc>
       </w:tr>
       <w:tr>
+        <w:trPr>
+          <w:cantSplit/>
+        </w:trPr>
         <w:tc>
           <w:tcPr>
             <w:tcW w:type="dxa" w:w="1336"/>
@@ -2955,6 +3038,9 @@
         </w:tc>
       </w:tr>
       <w:tr>
+        <w:trPr>
+          <w:cantSplit/>
+        </w:trPr>
         <w:tc>
           <w:tcPr>
             <w:tcW w:type="dxa" w:w="1336"/>
@@ -3076,6 +3162,9 @@
         </w:tc>
       </w:tr>
       <w:tr>
+        <w:trPr>
+          <w:cantSplit/>
+        </w:trPr>
         <w:tc>
           <w:tcPr>
             <w:tcW w:type="dxa" w:w="1336"/>
@@ -3197,6 +3286,9 @@
         </w:tc>
       </w:tr>
       <w:tr>
+        <w:trPr>
+          <w:cantSplit/>
+        </w:trPr>
         <w:tc>
           <w:tcPr>
             <w:tcW w:type="dxa" w:w="1336"/>
@@ -3318,6 +3410,9 @@
         </w:tc>
       </w:tr>
       <w:tr>
+        <w:trPr>
+          <w:cantSplit/>
+        </w:trPr>
         <w:tc>
           <w:tcPr>
             <w:tcW w:type="dxa" w:w="1336"/>
@@ -3439,6 +3534,9 @@
         </w:tc>
       </w:tr>
       <w:tr>
+        <w:trPr>
+          <w:cantSplit/>
+        </w:trPr>
         <w:tc>
           <w:tcPr>
             <w:tcW w:type="dxa" w:w="1336"/>
@@ -3560,6 +3658,9 @@
         </w:tc>
       </w:tr>
       <w:tr>
+        <w:trPr>
+          <w:cantSplit/>
+        </w:trPr>
         <w:tc>
           <w:tcPr>
             <w:tcW w:type="dxa" w:w="1336"/>
@@ -3681,6 +3782,9 @@
         </w:tc>
       </w:tr>
       <w:tr>
+        <w:trPr>
+          <w:cantSplit/>
+        </w:trPr>
         <w:tc>
           <w:tcPr>
             <w:tcW w:type="dxa" w:w="1336"/>
@@ -3802,6 +3906,9 @@
         </w:tc>
       </w:tr>
       <w:tr>
+        <w:trPr>
+          <w:cantSplit/>
+        </w:trPr>
         <w:tc>
           <w:tcPr>
             <w:tcW w:type="dxa" w:w="1336"/>
@@ -3923,6 +4030,9 @@
         </w:tc>
       </w:tr>
       <w:tr>
+        <w:trPr>
+          <w:cantSplit/>
+        </w:trPr>
         <w:tc>
           <w:tcPr>
             <w:tcW w:type="dxa" w:w="1336"/>
@@ -4170,6 +4280,4123 @@
     </w:p>
     <w:p>
       <w:pPr>
+        <w:keepNext/>
+        <w:spacing w:before="240" w:after="120"/>
+        <w:ind w:firstLine="0"/>
+        <w:jc w:val="center"/>
+      </w:pPr>
+      <w:r>
+        <w:rPr>
+          <w:rFonts w:ascii="Times New Roman" w:hAnsi="Times New Roman"/>
+          <w:b/>
+          <w:sz w:val="28"/>
+        </w:rPr>
+        <w:t>Обычная схема: КРИПТОГРАФИЯ, ключ КЛЮЧ</w:t>
+      </w:r>
+    </w:p>
+    <w:p>
+      <w:pPr>
+        <w:jc w:val="both"/>
+      </w:pPr>
+      <w:r>
+        <w:rPr>
+          <w:rFonts w:ascii="Times New Roman" w:hAnsi="Times New Roman"/>
+          <w:sz w:val="28"/>
+        </w:rPr>
+        <w:t>Открытый текст: КРИПТОГРАФИЯ. Ключевая последовательность: КЛЮЧКЛЮЧКЛЮЧ. N = 33, L = 4.</w:t>
+      </w:r>
+    </w:p>
+    <w:p>
+      <w:pPr>
+        <w:spacing w:before="120" w:after="120"/>
+        <w:ind w:firstLine="0"/>
+        <w:jc w:val="center"/>
+      </w:pPr>
+      <m:oMathPara>
+        <m:oMathParaPr>
+          <m:jc m:val="center"/>
+        </m:oMathParaPr>
+        <m:oMath>
+          <m:sSub>
+            <m:e>
+              <m:r>
+                <m:rPr>
+                  <m:sty m:val="i"/>
+                </m:rPr>
+                <m:t xml:space="preserve">s</m:t>
+              </m:r>
+            </m:e>
+            <m:sub>
+              <m:r>
+                <m:rPr>
+                  <m:sty m:val="i"/>
+                </m:rPr>
+                <m:t xml:space="preserve">i</m:t>
+              </m:r>
+            </m:sub>
+          </m:sSub>
+          <m:r>
+            <m:t xml:space="preserve"> = </m:t>
+          </m:r>
+          <m:sSub>
+            <m:e>
+              <m:r>
+                <m:rPr>
+                  <m:sty m:val="i"/>
+                </m:rPr>
+                <m:t xml:space="preserve">k</m:t>
+              </m:r>
+            </m:e>
+            <m:sub>
+              <m:r>
+                <m:rPr>
+                  <m:sty m:val="i"/>
+                </m:rPr>
+                <m:t xml:space="preserve">i mod L</m:t>
+              </m:r>
+            </m:sub>
+          </m:sSub>
+        </m:oMath>
+      </m:oMathPara>
+    </w:p>
+    <w:p>
+      <w:pPr>
+        <w:jc w:val="both"/>
+      </w:pPr>
+      <w:r>
+        <w:rPr>
+          <w:rFonts w:ascii="Times New Roman" w:hAnsi="Times New Roman"/>
+          <w:sz w:val="28"/>
+        </w:rPr>
+        <w:t>Ключ КЛЮЧ повторяется без изменения; дополнительного сдвига блока нет.</w:t>
+      </w:r>
+    </w:p>
+    <w:p>
+      <w:pPr>
+        <w:spacing w:before="120" w:after="120"/>
+        <w:ind w:firstLine="0"/>
+        <w:jc w:val="center"/>
+      </w:pPr>
+      <m:oMathPara>
+        <m:oMathParaPr>
+          <m:jc m:val="center"/>
+        </m:oMathParaPr>
+        <m:oMath>
+          <m:sSub>
+            <m:e>
+              <m:r>
+                <m:rPr>
+                  <m:sty m:val="i"/>
+                </m:rPr>
+                <m:t xml:space="preserve">c</m:t>
+              </m:r>
+            </m:e>
+            <m:sub>
+              <m:r>
+                <m:rPr>
+                  <m:sty m:val="i"/>
+                </m:rPr>
+                <m:t xml:space="preserve">i</m:t>
+              </m:r>
+            </m:sub>
+          </m:sSub>
+          <m:r>
+            <m:t xml:space="preserve"> = (</m:t>
+          </m:r>
+          <m:sSub>
+            <m:e>
+              <m:r>
+                <m:rPr>
+                  <m:sty m:val="i"/>
+                </m:rPr>
+                <m:t xml:space="preserve">p</m:t>
+              </m:r>
+            </m:e>
+            <m:sub>
+              <m:r>
+                <m:rPr>
+                  <m:sty m:val="i"/>
+                </m:rPr>
+                <m:t xml:space="preserve">i</m:t>
+              </m:r>
+            </m:sub>
+          </m:sSub>
+          <m:r>
+            <m:t xml:space="preserve"> + </m:t>
+          </m:r>
+          <m:sSub>
+            <m:e>
+              <m:r>
+                <m:rPr>
+                  <m:sty m:val="i"/>
+                </m:rPr>
+                <m:t xml:space="preserve">s</m:t>
+              </m:r>
+            </m:e>
+            <m:sub>
+              <m:r>
+                <m:rPr>
+                  <m:sty m:val="i"/>
+                </m:rPr>
+                <m:t xml:space="preserve">i</m:t>
+              </m:r>
+            </m:sub>
+          </m:sSub>
+          <m:r>
+            <m:t xml:space="preserve">) mod 33</m:t>
+          </m:r>
+        </m:oMath>
+      </m:oMathPara>
+    </w:p>
+    <w:p>
+      <w:pPr>
+        <w:spacing w:before="120" w:after="120"/>
+        <w:ind w:firstLine="0"/>
+        <w:jc w:val="center"/>
+      </w:pPr>
+      <m:oMathPara>
+        <m:oMathParaPr>
+          <m:jc m:val="center"/>
+        </m:oMathParaPr>
+        <m:oMath>
+          <m:sSub>
+            <m:e>
+              <m:r>
+                <m:rPr>
+                  <m:sty m:val="i"/>
+                </m:rPr>
+                <m:t xml:space="preserve">p</m:t>
+              </m:r>
+            </m:e>
+            <m:sub>
+              <m:r>
+                <m:rPr>
+                  <m:sty m:val="i"/>
+                </m:rPr>
+                <m:t xml:space="preserve">i</m:t>
+              </m:r>
+            </m:sub>
+          </m:sSub>
+          <m:r>
+            <m:t xml:space="preserve"> = (</m:t>
+          </m:r>
+          <m:sSub>
+            <m:e>
+              <m:r>
+                <m:rPr>
+                  <m:sty m:val="i"/>
+                </m:rPr>
+                <m:t xml:space="preserve">c</m:t>
+              </m:r>
+            </m:e>
+            <m:sub>
+              <m:r>
+                <m:rPr>
+                  <m:sty m:val="i"/>
+                </m:rPr>
+                <m:t xml:space="preserve">i</m:t>
+              </m:r>
+            </m:sub>
+          </m:sSub>
+          <m:r>
+            <m:t xml:space="preserve"> − </m:t>
+          </m:r>
+          <m:sSub>
+            <m:e>
+              <m:r>
+                <m:rPr>
+                  <m:sty m:val="i"/>
+                </m:rPr>
+                <m:t xml:space="preserve">s</m:t>
+              </m:r>
+            </m:e>
+            <m:sub>
+              <m:r>
+                <m:rPr>
+                  <m:sty m:val="i"/>
+                </m:rPr>
+                <m:t xml:space="preserve">i</m:t>
+              </m:r>
+            </m:sub>
+          </m:sSub>
+          <m:r>
+            <m:t xml:space="preserve"> + 33) mod 33</m:t>
+          </m:r>
+        </m:oMath>
+      </m:oMathPara>
+    </w:p>
+    <w:p>
+      <w:pPr>
+        <w:jc w:val="both"/>
+      </w:pPr>
+      <w:r>
+        <w:rPr>
+          <w:rFonts w:ascii="Times New Roman" w:hAnsi="Times New Roman"/>
+          <w:sz w:val="28"/>
+        </w:rPr>
+        <w:t>В таблице приведены индексы букв, дополнительный сдвиг блока, эффективная буква ключа и результаты обеих операций. Все остатки неотрицательные.</w:t>
+      </w:r>
+    </w:p>
+    <w:tbl>
+      <w:tblPr>
+        <w:tblStyle w:val="TableGrid"/>
+        <w:tblW w:type="auto" w:w="0"/>
+        <w:tblLook w:firstColumn="1" w:firstRow="1" w:lastColumn="0" w:lastRow="0" w:noHBand="0" w:noVBand="1" w:val="04A0"/>
+      </w:tblPr>
+      <w:tblGrid>
+        <w:gridCol w:w="1336"/>
+        <w:gridCol w:w="1336"/>
+        <w:gridCol w:w="1336"/>
+        <w:gridCol w:w="1336"/>
+        <w:gridCol w:w="1336"/>
+        <w:gridCol w:w="1336"/>
+        <w:gridCol w:w="1336"/>
+      </w:tblGrid>
+      <w:tr>
+        <w:trPr>
+          <w:tblHeader/>
+          <w:cantSplit/>
+        </w:trPr>
+        <w:tc>
+          <w:tcPr>
+            <w:tcW w:type="dxa" w:w="1336"/>
+          </w:tcPr>
+          <w:p>
+            <w:pPr>
+              <w:spacing w:line="240" w:lineRule="auto"/>
+              <w:ind w:firstLine="0"/>
+            </w:pPr>
+            <w:r>
+              <w:rPr>
+                <w:sz w:val="20"/>
+              </w:rPr>
+              <w:t>i</w:t>
+            </w:r>
+          </w:p>
+        </w:tc>
+        <w:tc>
+          <w:tcPr>
+            <w:tcW w:type="dxa" w:w="1336"/>
+          </w:tcPr>
+          <w:p>
+            <w:pPr>
+              <w:spacing w:line="240" w:lineRule="auto"/>
+              <w:ind w:firstLine="0"/>
+            </w:pPr>
+            <w:r>
+              <w:rPr>
+                <w:sz w:val="20"/>
+              </w:rPr>
+              <w:t>Буква / p</w:t>
+            </w:r>
+          </w:p>
+        </w:tc>
+        <w:tc>
+          <w:tcPr>
+            <w:tcW w:type="dxa" w:w="1336"/>
+          </w:tcPr>
+          <w:p>
+            <w:pPr>
+              <w:spacing w:line="240" w:lineRule="auto"/>
+              <w:ind w:firstLine="0"/>
+            </w:pPr>
+            <w:r>
+              <w:rPr>
+                <w:sz w:val="20"/>
+              </w:rPr>
+              <w:t>b</w:t>
+            </w:r>
+          </w:p>
+        </w:tc>
+        <w:tc>
+          <w:tcPr>
+            <w:tcW w:type="dxa" w:w="1336"/>
+          </w:tcPr>
+          <w:p>
+            <w:pPr>
+              <w:spacing w:line="240" w:lineRule="auto"/>
+              <w:ind w:firstLine="0"/>
+            </w:pPr>
+            <w:r>
+              <w:rPr>
+                <w:sz w:val="20"/>
+              </w:rPr>
+              <w:t>Ключ / s</w:t>
+            </w:r>
+          </w:p>
+        </w:tc>
+        <w:tc>
+          <w:tcPr>
+            <w:tcW w:type="dxa" w:w="1336"/>
+          </w:tcPr>
+          <w:p>
+            <w:pPr>
+              <w:spacing w:line="240" w:lineRule="auto"/>
+              <w:ind w:firstLine="0"/>
+            </w:pPr>
+            <w:r>
+              <w:rPr>
+                <w:sz w:val="20"/>
+              </w:rPr>
+              <w:t>p+s mod N</w:t>
+            </w:r>
+          </w:p>
+        </w:tc>
+        <w:tc>
+          <w:tcPr>
+            <w:tcW w:type="dxa" w:w="1336"/>
+          </w:tcPr>
+          <w:p>
+            <w:pPr>
+              <w:spacing w:line="240" w:lineRule="auto"/>
+              <w:ind w:firstLine="0"/>
+            </w:pPr>
+            <w:r>
+              <w:rPr>
+                <w:sz w:val="20"/>
+              </w:rPr>
+              <w:t>Шифр</w:t>
+            </w:r>
+          </w:p>
+        </w:tc>
+        <w:tc>
+          <w:tcPr>
+            <w:tcW w:type="dxa" w:w="1336"/>
+          </w:tcPr>
+          <w:p>
+            <w:pPr>
+              <w:spacing w:line="240" w:lineRule="auto"/>
+              <w:ind w:firstLine="0"/>
+            </w:pPr>
+            <w:r>
+              <w:rPr>
+                <w:sz w:val="20"/>
+              </w:rPr>
+              <w:t>c−s mod N</w:t>
+            </w:r>
+          </w:p>
+        </w:tc>
+      </w:tr>
+      <w:tr>
+        <w:trPr>
+          <w:cantSplit/>
+        </w:trPr>
+        <w:tc>
+          <w:tcPr>
+            <w:tcW w:type="dxa" w:w="1336"/>
+          </w:tcPr>
+          <w:p>
+            <w:pPr>
+              <w:spacing w:line="240" w:lineRule="auto"/>
+              <w:ind w:firstLine="0"/>
+            </w:pPr>
+            <w:r>
+              <w:rPr>
+                <w:sz w:val="20"/>
+              </w:rPr>
+              <w:t>0</w:t>
+            </w:r>
+          </w:p>
+        </w:tc>
+        <w:tc>
+          <w:tcPr>
+            <w:tcW w:type="dxa" w:w="1336"/>
+          </w:tcPr>
+          <w:p>
+            <w:pPr>
+              <w:spacing w:line="240" w:lineRule="auto"/>
+              <w:ind w:firstLine="0"/>
+            </w:pPr>
+            <w:r>
+              <w:rPr>
+                <w:sz w:val="20"/>
+              </w:rPr>
+              <w:t>К / 11</w:t>
+            </w:r>
+          </w:p>
+        </w:tc>
+        <w:tc>
+          <w:tcPr>
+            <w:tcW w:type="dxa" w:w="1336"/>
+          </w:tcPr>
+          <w:p>
+            <w:pPr>
+              <w:spacing w:line="240" w:lineRule="auto"/>
+              <w:ind w:firstLine="0"/>
+            </w:pPr>
+            <w:r>
+              <w:rPr>
+                <w:sz w:val="20"/>
+              </w:rPr>
+              <w:t>0</w:t>
+            </w:r>
+          </w:p>
+        </w:tc>
+        <w:tc>
+          <w:tcPr>
+            <w:tcW w:type="dxa" w:w="1336"/>
+          </w:tcPr>
+          <w:p>
+            <w:pPr>
+              <w:spacing w:line="240" w:lineRule="auto"/>
+              <w:ind w:firstLine="0"/>
+            </w:pPr>
+            <w:r>
+              <w:rPr>
+                <w:sz w:val="20"/>
+              </w:rPr>
+              <w:t>К / 11</w:t>
+            </w:r>
+          </w:p>
+        </w:tc>
+        <w:tc>
+          <w:tcPr>
+            <w:tcW w:type="dxa" w:w="1336"/>
+          </w:tcPr>
+          <w:p>
+            <w:pPr>
+              <w:spacing w:line="240" w:lineRule="auto"/>
+              <w:ind w:firstLine="0"/>
+            </w:pPr>
+            <w:r>
+              <w:rPr>
+                <w:sz w:val="20"/>
+              </w:rPr>
+              <w:t>22</w:t>
+            </w:r>
+          </w:p>
+        </w:tc>
+        <w:tc>
+          <w:tcPr>
+            <w:tcW w:type="dxa" w:w="1336"/>
+          </w:tcPr>
+          <w:p>
+            <w:pPr>
+              <w:spacing w:line="240" w:lineRule="auto"/>
+              <w:ind w:firstLine="0"/>
+            </w:pPr>
+            <w:r>
+              <w:rPr>
+                <w:sz w:val="20"/>
+              </w:rPr>
+              <w:t>Х</w:t>
+            </w:r>
+          </w:p>
+        </w:tc>
+        <w:tc>
+          <w:tcPr>
+            <w:tcW w:type="dxa" w:w="1336"/>
+          </w:tcPr>
+          <w:p>
+            <w:pPr>
+              <w:spacing w:line="240" w:lineRule="auto"/>
+              <w:ind w:firstLine="0"/>
+            </w:pPr>
+            <w:r>
+              <w:rPr>
+                <w:sz w:val="20"/>
+              </w:rPr>
+              <w:t>11 / К</w:t>
+            </w:r>
+          </w:p>
+        </w:tc>
+      </w:tr>
+      <w:tr>
+        <w:trPr>
+          <w:cantSplit/>
+        </w:trPr>
+        <w:tc>
+          <w:tcPr>
+            <w:tcW w:type="dxa" w:w="1336"/>
+          </w:tcPr>
+          <w:p>
+            <w:pPr>
+              <w:spacing w:line="240" w:lineRule="auto"/>
+              <w:ind w:firstLine="0"/>
+            </w:pPr>
+            <w:r>
+              <w:rPr>
+                <w:sz w:val="20"/>
+              </w:rPr>
+              <w:t>1</w:t>
+            </w:r>
+          </w:p>
+        </w:tc>
+        <w:tc>
+          <w:tcPr>
+            <w:tcW w:type="dxa" w:w="1336"/>
+          </w:tcPr>
+          <w:p>
+            <w:pPr>
+              <w:spacing w:line="240" w:lineRule="auto"/>
+              <w:ind w:firstLine="0"/>
+            </w:pPr>
+            <w:r>
+              <w:rPr>
+                <w:sz w:val="20"/>
+              </w:rPr>
+              <w:t>Р / 17</w:t>
+            </w:r>
+          </w:p>
+        </w:tc>
+        <w:tc>
+          <w:tcPr>
+            <w:tcW w:type="dxa" w:w="1336"/>
+          </w:tcPr>
+          <w:p>
+            <w:pPr>
+              <w:spacing w:line="240" w:lineRule="auto"/>
+              <w:ind w:firstLine="0"/>
+            </w:pPr>
+            <w:r>
+              <w:rPr>
+                <w:sz w:val="20"/>
+              </w:rPr>
+              <w:t>0</w:t>
+            </w:r>
+          </w:p>
+        </w:tc>
+        <w:tc>
+          <w:tcPr>
+            <w:tcW w:type="dxa" w:w="1336"/>
+          </w:tcPr>
+          <w:p>
+            <w:pPr>
+              <w:spacing w:line="240" w:lineRule="auto"/>
+              <w:ind w:firstLine="0"/>
+            </w:pPr>
+            <w:r>
+              <w:rPr>
+                <w:sz w:val="20"/>
+              </w:rPr>
+              <w:t>Л / 12</w:t>
+            </w:r>
+          </w:p>
+        </w:tc>
+        <w:tc>
+          <w:tcPr>
+            <w:tcW w:type="dxa" w:w="1336"/>
+          </w:tcPr>
+          <w:p>
+            <w:pPr>
+              <w:spacing w:line="240" w:lineRule="auto"/>
+              <w:ind w:firstLine="0"/>
+            </w:pPr>
+            <w:r>
+              <w:rPr>
+                <w:sz w:val="20"/>
+              </w:rPr>
+              <w:t>29</w:t>
+            </w:r>
+          </w:p>
+        </w:tc>
+        <w:tc>
+          <w:tcPr>
+            <w:tcW w:type="dxa" w:w="1336"/>
+          </w:tcPr>
+          <w:p>
+            <w:pPr>
+              <w:spacing w:line="240" w:lineRule="auto"/>
+              <w:ind w:firstLine="0"/>
+            </w:pPr>
+            <w:r>
+              <w:rPr>
+                <w:sz w:val="20"/>
+              </w:rPr>
+              <w:t>Ь</w:t>
+            </w:r>
+          </w:p>
+        </w:tc>
+        <w:tc>
+          <w:tcPr>
+            <w:tcW w:type="dxa" w:w="1336"/>
+          </w:tcPr>
+          <w:p>
+            <w:pPr>
+              <w:spacing w:line="240" w:lineRule="auto"/>
+              <w:ind w:firstLine="0"/>
+            </w:pPr>
+            <w:r>
+              <w:rPr>
+                <w:sz w:val="20"/>
+              </w:rPr>
+              <w:t>17 / Р</w:t>
+            </w:r>
+          </w:p>
+        </w:tc>
+      </w:tr>
+      <w:tr>
+        <w:trPr>
+          <w:cantSplit/>
+        </w:trPr>
+        <w:tc>
+          <w:tcPr>
+            <w:tcW w:type="dxa" w:w="1336"/>
+          </w:tcPr>
+          <w:p>
+            <w:pPr>
+              <w:spacing w:line="240" w:lineRule="auto"/>
+              <w:ind w:firstLine="0"/>
+            </w:pPr>
+            <w:r>
+              <w:rPr>
+                <w:sz w:val="20"/>
+              </w:rPr>
+              <w:t>2</w:t>
+            </w:r>
+          </w:p>
+        </w:tc>
+        <w:tc>
+          <w:tcPr>
+            <w:tcW w:type="dxa" w:w="1336"/>
+          </w:tcPr>
+          <w:p>
+            <w:pPr>
+              <w:spacing w:line="240" w:lineRule="auto"/>
+              <w:ind w:firstLine="0"/>
+            </w:pPr>
+            <w:r>
+              <w:rPr>
+                <w:sz w:val="20"/>
+              </w:rPr>
+              <w:t>И / 9</w:t>
+            </w:r>
+          </w:p>
+        </w:tc>
+        <w:tc>
+          <w:tcPr>
+            <w:tcW w:type="dxa" w:w="1336"/>
+          </w:tcPr>
+          <w:p>
+            <w:pPr>
+              <w:spacing w:line="240" w:lineRule="auto"/>
+              <w:ind w:firstLine="0"/>
+            </w:pPr>
+            <w:r>
+              <w:rPr>
+                <w:sz w:val="20"/>
+              </w:rPr>
+              <w:t>0</w:t>
+            </w:r>
+          </w:p>
+        </w:tc>
+        <w:tc>
+          <w:tcPr>
+            <w:tcW w:type="dxa" w:w="1336"/>
+          </w:tcPr>
+          <w:p>
+            <w:pPr>
+              <w:spacing w:line="240" w:lineRule="auto"/>
+              <w:ind w:firstLine="0"/>
+            </w:pPr>
+            <w:r>
+              <w:rPr>
+                <w:sz w:val="20"/>
+              </w:rPr>
+              <w:t>Ю / 31</w:t>
+            </w:r>
+          </w:p>
+        </w:tc>
+        <w:tc>
+          <w:tcPr>
+            <w:tcW w:type="dxa" w:w="1336"/>
+          </w:tcPr>
+          <w:p>
+            <w:pPr>
+              <w:spacing w:line="240" w:lineRule="auto"/>
+              <w:ind w:firstLine="0"/>
+            </w:pPr>
+            <w:r>
+              <w:rPr>
+                <w:sz w:val="20"/>
+              </w:rPr>
+              <w:t>7</w:t>
+            </w:r>
+          </w:p>
+        </w:tc>
+        <w:tc>
+          <w:tcPr>
+            <w:tcW w:type="dxa" w:w="1336"/>
+          </w:tcPr>
+          <w:p>
+            <w:pPr>
+              <w:spacing w:line="240" w:lineRule="auto"/>
+              <w:ind w:firstLine="0"/>
+            </w:pPr>
+            <w:r>
+              <w:rPr>
+                <w:sz w:val="20"/>
+              </w:rPr>
+              <w:t>Ж</w:t>
+            </w:r>
+          </w:p>
+        </w:tc>
+        <w:tc>
+          <w:tcPr>
+            <w:tcW w:type="dxa" w:w="1336"/>
+          </w:tcPr>
+          <w:p>
+            <w:pPr>
+              <w:spacing w:line="240" w:lineRule="auto"/>
+              <w:ind w:firstLine="0"/>
+            </w:pPr>
+            <w:r>
+              <w:rPr>
+                <w:sz w:val="20"/>
+              </w:rPr>
+              <w:t>9 / И</w:t>
+            </w:r>
+          </w:p>
+        </w:tc>
+      </w:tr>
+      <w:tr>
+        <w:trPr>
+          <w:cantSplit/>
+        </w:trPr>
+        <w:tc>
+          <w:tcPr>
+            <w:tcW w:type="dxa" w:w="1336"/>
+          </w:tcPr>
+          <w:p>
+            <w:pPr>
+              <w:spacing w:line="240" w:lineRule="auto"/>
+              <w:ind w:firstLine="0"/>
+            </w:pPr>
+            <w:r>
+              <w:rPr>
+                <w:sz w:val="20"/>
+              </w:rPr>
+              <w:t>3</w:t>
+            </w:r>
+          </w:p>
+        </w:tc>
+        <w:tc>
+          <w:tcPr>
+            <w:tcW w:type="dxa" w:w="1336"/>
+          </w:tcPr>
+          <w:p>
+            <w:pPr>
+              <w:spacing w:line="240" w:lineRule="auto"/>
+              <w:ind w:firstLine="0"/>
+            </w:pPr>
+            <w:r>
+              <w:rPr>
+                <w:sz w:val="20"/>
+              </w:rPr>
+              <w:t>П / 16</w:t>
+            </w:r>
+          </w:p>
+        </w:tc>
+        <w:tc>
+          <w:tcPr>
+            <w:tcW w:type="dxa" w:w="1336"/>
+          </w:tcPr>
+          <w:p>
+            <w:pPr>
+              <w:spacing w:line="240" w:lineRule="auto"/>
+              <w:ind w:firstLine="0"/>
+            </w:pPr>
+            <w:r>
+              <w:rPr>
+                <w:sz w:val="20"/>
+              </w:rPr>
+              <w:t>0</w:t>
+            </w:r>
+          </w:p>
+        </w:tc>
+        <w:tc>
+          <w:tcPr>
+            <w:tcW w:type="dxa" w:w="1336"/>
+          </w:tcPr>
+          <w:p>
+            <w:pPr>
+              <w:spacing w:line="240" w:lineRule="auto"/>
+              <w:ind w:firstLine="0"/>
+            </w:pPr>
+            <w:r>
+              <w:rPr>
+                <w:sz w:val="20"/>
+              </w:rPr>
+              <w:t>Ч / 24</w:t>
+            </w:r>
+          </w:p>
+        </w:tc>
+        <w:tc>
+          <w:tcPr>
+            <w:tcW w:type="dxa" w:w="1336"/>
+          </w:tcPr>
+          <w:p>
+            <w:pPr>
+              <w:spacing w:line="240" w:lineRule="auto"/>
+              <w:ind w:firstLine="0"/>
+            </w:pPr>
+            <w:r>
+              <w:rPr>
+                <w:sz w:val="20"/>
+              </w:rPr>
+              <w:t>7</w:t>
+            </w:r>
+          </w:p>
+        </w:tc>
+        <w:tc>
+          <w:tcPr>
+            <w:tcW w:type="dxa" w:w="1336"/>
+          </w:tcPr>
+          <w:p>
+            <w:pPr>
+              <w:spacing w:line="240" w:lineRule="auto"/>
+              <w:ind w:firstLine="0"/>
+            </w:pPr>
+            <w:r>
+              <w:rPr>
+                <w:sz w:val="20"/>
+              </w:rPr>
+              <w:t>Ж</w:t>
+            </w:r>
+          </w:p>
+        </w:tc>
+        <w:tc>
+          <w:tcPr>
+            <w:tcW w:type="dxa" w:w="1336"/>
+          </w:tcPr>
+          <w:p>
+            <w:pPr>
+              <w:spacing w:line="240" w:lineRule="auto"/>
+              <w:ind w:firstLine="0"/>
+            </w:pPr>
+            <w:r>
+              <w:rPr>
+                <w:sz w:val="20"/>
+              </w:rPr>
+              <w:t>16 / П</w:t>
+            </w:r>
+          </w:p>
+        </w:tc>
+      </w:tr>
+      <w:tr>
+        <w:trPr>
+          <w:cantSplit/>
+        </w:trPr>
+        <w:tc>
+          <w:tcPr>
+            <w:tcW w:type="dxa" w:w="1336"/>
+          </w:tcPr>
+          <w:p>
+            <w:pPr>
+              <w:spacing w:line="240" w:lineRule="auto"/>
+              <w:ind w:firstLine="0"/>
+            </w:pPr>
+            <w:r>
+              <w:rPr>
+                <w:sz w:val="20"/>
+              </w:rPr>
+              <w:t>4</w:t>
+            </w:r>
+          </w:p>
+        </w:tc>
+        <w:tc>
+          <w:tcPr>
+            <w:tcW w:type="dxa" w:w="1336"/>
+          </w:tcPr>
+          <w:p>
+            <w:pPr>
+              <w:spacing w:line="240" w:lineRule="auto"/>
+              <w:ind w:firstLine="0"/>
+            </w:pPr>
+            <w:r>
+              <w:rPr>
+                <w:sz w:val="20"/>
+              </w:rPr>
+              <w:t>Т / 19</w:t>
+            </w:r>
+          </w:p>
+        </w:tc>
+        <w:tc>
+          <w:tcPr>
+            <w:tcW w:type="dxa" w:w="1336"/>
+          </w:tcPr>
+          <w:p>
+            <w:pPr>
+              <w:spacing w:line="240" w:lineRule="auto"/>
+              <w:ind w:firstLine="0"/>
+            </w:pPr>
+            <w:r>
+              <w:rPr>
+                <w:sz w:val="20"/>
+              </w:rPr>
+              <w:t>0</w:t>
+            </w:r>
+          </w:p>
+        </w:tc>
+        <w:tc>
+          <w:tcPr>
+            <w:tcW w:type="dxa" w:w="1336"/>
+          </w:tcPr>
+          <w:p>
+            <w:pPr>
+              <w:spacing w:line="240" w:lineRule="auto"/>
+              <w:ind w:firstLine="0"/>
+            </w:pPr>
+            <w:r>
+              <w:rPr>
+                <w:sz w:val="20"/>
+              </w:rPr>
+              <w:t>К / 11</w:t>
+            </w:r>
+          </w:p>
+        </w:tc>
+        <w:tc>
+          <w:tcPr>
+            <w:tcW w:type="dxa" w:w="1336"/>
+          </w:tcPr>
+          <w:p>
+            <w:pPr>
+              <w:spacing w:line="240" w:lineRule="auto"/>
+              <w:ind w:firstLine="0"/>
+            </w:pPr>
+            <w:r>
+              <w:rPr>
+                <w:sz w:val="20"/>
+              </w:rPr>
+              <w:t>30</w:t>
+            </w:r>
+          </w:p>
+        </w:tc>
+        <w:tc>
+          <w:tcPr>
+            <w:tcW w:type="dxa" w:w="1336"/>
+          </w:tcPr>
+          <w:p>
+            <w:pPr>
+              <w:spacing w:line="240" w:lineRule="auto"/>
+              <w:ind w:firstLine="0"/>
+            </w:pPr>
+            <w:r>
+              <w:rPr>
+                <w:sz w:val="20"/>
+              </w:rPr>
+              <w:t>Э</w:t>
+            </w:r>
+          </w:p>
+        </w:tc>
+        <w:tc>
+          <w:tcPr>
+            <w:tcW w:type="dxa" w:w="1336"/>
+          </w:tcPr>
+          <w:p>
+            <w:pPr>
+              <w:spacing w:line="240" w:lineRule="auto"/>
+              <w:ind w:firstLine="0"/>
+            </w:pPr>
+            <w:r>
+              <w:rPr>
+                <w:sz w:val="20"/>
+              </w:rPr>
+              <w:t>19 / Т</w:t>
+            </w:r>
+          </w:p>
+        </w:tc>
+      </w:tr>
+      <w:tr>
+        <w:trPr>
+          <w:cantSplit/>
+        </w:trPr>
+        <w:tc>
+          <w:tcPr>
+            <w:tcW w:type="dxa" w:w="1336"/>
+          </w:tcPr>
+          <w:p>
+            <w:pPr>
+              <w:spacing w:line="240" w:lineRule="auto"/>
+              <w:ind w:firstLine="0"/>
+            </w:pPr>
+            <w:r>
+              <w:rPr>
+                <w:sz w:val="20"/>
+              </w:rPr>
+              <w:t>5</w:t>
+            </w:r>
+          </w:p>
+        </w:tc>
+        <w:tc>
+          <w:tcPr>
+            <w:tcW w:type="dxa" w:w="1336"/>
+          </w:tcPr>
+          <w:p>
+            <w:pPr>
+              <w:spacing w:line="240" w:lineRule="auto"/>
+              <w:ind w:firstLine="0"/>
+            </w:pPr>
+            <w:r>
+              <w:rPr>
+                <w:sz w:val="20"/>
+              </w:rPr>
+              <w:t>О / 15</w:t>
+            </w:r>
+          </w:p>
+        </w:tc>
+        <w:tc>
+          <w:tcPr>
+            <w:tcW w:type="dxa" w:w="1336"/>
+          </w:tcPr>
+          <w:p>
+            <w:pPr>
+              <w:spacing w:line="240" w:lineRule="auto"/>
+              <w:ind w:firstLine="0"/>
+            </w:pPr>
+            <w:r>
+              <w:rPr>
+                <w:sz w:val="20"/>
+              </w:rPr>
+              <w:t>0</w:t>
+            </w:r>
+          </w:p>
+        </w:tc>
+        <w:tc>
+          <w:tcPr>
+            <w:tcW w:type="dxa" w:w="1336"/>
+          </w:tcPr>
+          <w:p>
+            <w:pPr>
+              <w:spacing w:line="240" w:lineRule="auto"/>
+              <w:ind w:firstLine="0"/>
+            </w:pPr>
+            <w:r>
+              <w:rPr>
+                <w:sz w:val="20"/>
+              </w:rPr>
+              <w:t>Л / 12</w:t>
+            </w:r>
+          </w:p>
+        </w:tc>
+        <w:tc>
+          <w:tcPr>
+            <w:tcW w:type="dxa" w:w="1336"/>
+          </w:tcPr>
+          <w:p>
+            <w:pPr>
+              <w:spacing w:line="240" w:lineRule="auto"/>
+              <w:ind w:firstLine="0"/>
+            </w:pPr>
+            <w:r>
+              <w:rPr>
+                <w:sz w:val="20"/>
+              </w:rPr>
+              <w:t>27</w:t>
+            </w:r>
+          </w:p>
+        </w:tc>
+        <w:tc>
+          <w:tcPr>
+            <w:tcW w:type="dxa" w:w="1336"/>
+          </w:tcPr>
+          <w:p>
+            <w:pPr>
+              <w:spacing w:line="240" w:lineRule="auto"/>
+              <w:ind w:firstLine="0"/>
+            </w:pPr>
+            <w:r>
+              <w:rPr>
+                <w:sz w:val="20"/>
+              </w:rPr>
+              <w:t>Ъ</w:t>
+            </w:r>
+          </w:p>
+        </w:tc>
+        <w:tc>
+          <w:tcPr>
+            <w:tcW w:type="dxa" w:w="1336"/>
+          </w:tcPr>
+          <w:p>
+            <w:pPr>
+              <w:spacing w:line="240" w:lineRule="auto"/>
+              <w:ind w:firstLine="0"/>
+            </w:pPr>
+            <w:r>
+              <w:rPr>
+                <w:sz w:val="20"/>
+              </w:rPr>
+              <w:t>15 / О</w:t>
+            </w:r>
+          </w:p>
+        </w:tc>
+      </w:tr>
+      <w:tr>
+        <w:trPr>
+          <w:cantSplit/>
+        </w:trPr>
+        <w:tc>
+          <w:tcPr>
+            <w:tcW w:type="dxa" w:w="1336"/>
+          </w:tcPr>
+          <w:p>
+            <w:pPr>
+              <w:spacing w:line="240" w:lineRule="auto"/>
+              <w:ind w:firstLine="0"/>
+            </w:pPr>
+            <w:r>
+              <w:rPr>
+                <w:sz w:val="20"/>
+              </w:rPr>
+              <w:t>6</w:t>
+            </w:r>
+          </w:p>
+        </w:tc>
+        <w:tc>
+          <w:tcPr>
+            <w:tcW w:type="dxa" w:w="1336"/>
+          </w:tcPr>
+          <w:p>
+            <w:pPr>
+              <w:spacing w:line="240" w:lineRule="auto"/>
+              <w:ind w:firstLine="0"/>
+            </w:pPr>
+            <w:r>
+              <w:rPr>
+                <w:sz w:val="20"/>
+              </w:rPr>
+              <w:t>Г / 3</w:t>
+            </w:r>
+          </w:p>
+        </w:tc>
+        <w:tc>
+          <w:tcPr>
+            <w:tcW w:type="dxa" w:w="1336"/>
+          </w:tcPr>
+          <w:p>
+            <w:pPr>
+              <w:spacing w:line="240" w:lineRule="auto"/>
+              <w:ind w:firstLine="0"/>
+            </w:pPr>
+            <w:r>
+              <w:rPr>
+                <w:sz w:val="20"/>
+              </w:rPr>
+              <w:t>0</w:t>
+            </w:r>
+          </w:p>
+        </w:tc>
+        <w:tc>
+          <w:tcPr>
+            <w:tcW w:type="dxa" w:w="1336"/>
+          </w:tcPr>
+          <w:p>
+            <w:pPr>
+              <w:spacing w:line="240" w:lineRule="auto"/>
+              <w:ind w:firstLine="0"/>
+            </w:pPr>
+            <w:r>
+              <w:rPr>
+                <w:sz w:val="20"/>
+              </w:rPr>
+              <w:t>Ю / 31</w:t>
+            </w:r>
+          </w:p>
+        </w:tc>
+        <w:tc>
+          <w:tcPr>
+            <w:tcW w:type="dxa" w:w="1336"/>
+          </w:tcPr>
+          <w:p>
+            <w:pPr>
+              <w:spacing w:line="240" w:lineRule="auto"/>
+              <w:ind w:firstLine="0"/>
+            </w:pPr>
+            <w:r>
+              <w:rPr>
+                <w:sz w:val="20"/>
+              </w:rPr>
+              <w:t>1</w:t>
+            </w:r>
+          </w:p>
+        </w:tc>
+        <w:tc>
+          <w:tcPr>
+            <w:tcW w:type="dxa" w:w="1336"/>
+          </w:tcPr>
+          <w:p>
+            <w:pPr>
+              <w:spacing w:line="240" w:lineRule="auto"/>
+              <w:ind w:firstLine="0"/>
+            </w:pPr>
+            <w:r>
+              <w:rPr>
+                <w:sz w:val="20"/>
+              </w:rPr>
+              <w:t>Б</w:t>
+            </w:r>
+          </w:p>
+        </w:tc>
+        <w:tc>
+          <w:tcPr>
+            <w:tcW w:type="dxa" w:w="1336"/>
+          </w:tcPr>
+          <w:p>
+            <w:pPr>
+              <w:spacing w:line="240" w:lineRule="auto"/>
+              <w:ind w:firstLine="0"/>
+            </w:pPr>
+            <w:r>
+              <w:rPr>
+                <w:sz w:val="20"/>
+              </w:rPr>
+              <w:t>3 / Г</w:t>
+            </w:r>
+          </w:p>
+        </w:tc>
+      </w:tr>
+      <w:tr>
+        <w:trPr>
+          <w:cantSplit/>
+        </w:trPr>
+        <w:tc>
+          <w:tcPr>
+            <w:tcW w:type="dxa" w:w="1336"/>
+          </w:tcPr>
+          <w:p>
+            <w:pPr>
+              <w:spacing w:line="240" w:lineRule="auto"/>
+              <w:ind w:firstLine="0"/>
+            </w:pPr>
+            <w:r>
+              <w:rPr>
+                <w:sz w:val="20"/>
+              </w:rPr>
+              <w:t>7</w:t>
+            </w:r>
+          </w:p>
+        </w:tc>
+        <w:tc>
+          <w:tcPr>
+            <w:tcW w:type="dxa" w:w="1336"/>
+          </w:tcPr>
+          <w:p>
+            <w:pPr>
+              <w:spacing w:line="240" w:lineRule="auto"/>
+              <w:ind w:firstLine="0"/>
+            </w:pPr>
+            <w:r>
+              <w:rPr>
+                <w:sz w:val="20"/>
+              </w:rPr>
+              <w:t>Р / 17</w:t>
+            </w:r>
+          </w:p>
+        </w:tc>
+        <w:tc>
+          <w:tcPr>
+            <w:tcW w:type="dxa" w:w="1336"/>
+          </w:tcPr>
+          <w:p>
+            <w:pPr>
+              <w:spacing w:line="240" w:lineRule="auto"/>
+              <w:ind w:firstLine="0"/>
+            </w:pPr>
+            <w:r>
+              <w:rPr>
+                <w:sz w:val="20"/>
+              </w:rPr>
+              <w:t>0</w:t>
+            </w:r>
+          </w:p>
+        </w:tc>
+        <w:tc>
+          <w:tcPr>
+            <w:tcW w:type="dxa" w:w="1336"/>
+          </w:tcPr>
+          <w:p>
+            <w:pPr>
+              <w:spacing w:line="240" w:lineRule="auto"/>
+              <w:ind w:firstLine="0"/>
+            </w:pPr>
+            <w:r>
+              <w:rPr>
+                <w:sz w:val="20"/>
+              </w:rPr>
+              <w:t>Ч / 24</w:t>
+            </w:r>
+          </w:p>
+        </w:tc>
+        <w:tc>
+          <w:tcPr>
+            <w:tcW w:type="dxa" w:w="1336"/>
+          </w:tcPr>
+          <w:p>
+            <w:pPr>
+              <w:spacing w:line="240" w:lineRule="auto"/>
+              <w:ind w:firstLine="0"/>
+            </w:pPr>
+            <w:r>
+              <w:rPr>
+                <w:sz w:val="20"/>
+              </w:rPr>
+              <w:t>8</w:t>
+            </w:r>
+          </w:p>
+        </w:tc>
+        <w:tc>
+          <w:tcPr>
+            <w:tcW w:type="dxa" w:w="1336"/>
+          </w:tcPr>
+          <w:p>
+            <w:pPr>
+              <w:spacing w:line="240" w:lineRule="auto"/>
+              <w:ind w:firstLine="0"/>
+            </w:pPr>
+            <w:r>
+              <w:rPr>
+                <w:sz w:val="20"/>
+              </w:rPr>
+              <w:t>З</w:t>
+            </w:r>
+          </w:p>
+        </w:tc>
+        <w:tc>
+          <w:tcPr>
+            <w:tcW w:type="dxa" w:w="1336"/>
+          </w:tcPr>
+          <w:p>
+            <w:pPr>
+              <w:spacing w:line="240" w:lineRule="auto"/>
+              <w:ind w:firstLine="0"/>
+            </w:pPr>
+            <w:r>
+              <w:rPr>
+                <w:sz w:val="20"/>
+              </w:rPr>
+              <w:t>17 / Р</w:t>
+            </w:r>
+          </w:p>
+        </w:tc>
+      </w:tr>
+      <w:tr>
+        <w:trPr>
+          <w:cantSplit/>
+        </w:trPr>
+        <w:tc>
+          <w:tcPr>
+            <w:tcW w:type="dxa" w:w="1336"/>
+          </w:tcPr>
+          <w:p>
+            <w:pPr>
+              <w:spacing w:line="240" w:lineRule="auto"/>
+              <w:ind w:firstLine="0"/>
+            </w:pPr>
+            <w:r>
+              <w:rPr>
+                <w:sz w:val="20"/>
+              </w:rPr>
+              <w:t>8</w:t>
+            </w:r>
+          </w:p>
+        </w:tc>
+        <w:tc>
+          <w:tcPr>
+            <w:tcW w:type="dxa" w:w="1336"/>
+          </w:tcPr>
+          <w:p>
+            <w:pPr>
+              <w:spacing w:line="240" w:lineRule="auto"/>
+              <w:ind w:firstLine="0"/>
+            </w:pPr>
+            <w:r>
+              <w:rPr>
+                <w:sz w:val="20"/>
+              </w:rPr>
+              <w:t>А / 0</w:t>
+            </w:r>
+          </w:p>
+        </w:tc>
+        <w:tc>
+          <w:tcPr>
+            <w:tcW w:type="dxa" w:w="1336"/>
+          </w:tcPr>
+          <w:p>
+            <w:pPr>
+              <w:spacing w:line="240" w:lineRule="auto"/>
+              <w:ind w:firstLine="0"/>
+            </w:pPr>
+            <w:r>
+              <w:rPr>
+                <w:sz w:val="20"/>
+              </w:rPr>
+              <w:t>0</w:t>
+            </w:r>
+          </w:p>
+        </w:tc>
+        <w:tc>
+          <w:tcPr>
+            <w:tcW w:type="dxa" w:w="1336"/>
+          </w:tcPr>
+          <w:p>
+            <w:pPr>
+              <w:spacing w:line="240" w:lineRule="auto"/>
+              <w:ind w:firstLine="0"/>
+            </w:pPr>
+            <w:r>
+              <w:rPr>
+                <w:sz w:val="20"/>
+              </w:rPr>
+              <w:t>К / 11</w:t>
+            </w:r>
+          </w:p>
+        </w:tc>
+        <w:tc>
+          <w:tcPr>
+            <w:tcW w:type="dxa" w:w="1336"/>
+          </w:tcPr>
+          <w:p>
+            <w:pPr>
+              <w:spacing w:line="240" w:lineRule="auto"/>
+              <w:ind w:firstLine="0"/>
+            </w:pPr>
+            <w:r>
+              <w:rPr>
+                <w:sz w:val="20"/>
+              </w:rPr>
+              <w:t>11</w:t>
+            </w:r>
+          </w:p>
+        </w:tc>
+        <w:tc>
+          <w:tcPr>
+            <w:tcW w:type="dxa" w:w="1336"/>
+          </w:tcPr>
+          <w:p>
+            <w:pPr>
+              <w:spacing w:line="240" w:lineRule="auto"/>
+              <w:ind w:firstLine="0"/>
+            </w:pPr>
+            <w:r>
+              <w:rPr>
+                <w:sz w:val="20"/>
+              </w:rPr>
+              <w:t>К</w:t>
+            </w:r>
+          </w:p>
+        </w:tc>
+        <w:tc>
+          <w:tcPr>
+            <w:tcW w:type="dxa" w:w="1336"/>
+          </w:tcPr>
+          <w:p>
+            <w:pPr>
+              <w:spacing w:line="240" w:lineRule="auto"/>
+              <w:ind w:firstLine="0"/>
+            </w:pPr>
+            <w:r>
+              <w:rPr>
+                <w:sz w:val="20"/>
+              </w:rPr>
+              <w:t>0 / А</w:t>
+            </w:r>
+          </w:p>
+        </w:tc>
+      </w:tr>
+      <w:tr>
+        <w:trPr>
+          <w:cantSplit/>
+        </w:trPr>
+        <w:tc>
+          <w:tcPr>
+            <w:tcW w:type="dxa" w:w="1336"/>
+          </w:tcPr>
+          <w:p>
+            <w:pPr>
+              <w:spacing w:line="240" w:lineRule="auto"/>
+              <w:ind w:firstLine="0"/>
+            </w:pPr>
+            <w:r>
+              <w:rPr>
+                <w:sz w:val="20"/>
+              </w:rPr>
+              <w:t>9</w:t>
+            </w:r>
+          </w:p>
+        </w:tc>
+        <w:tc>
+          <w:tcPr>
+            <w:tcW w:type="dxa" w:w="1336"/>
+          </w:tcPr>
+          <w:p>
+            <w:pPr>
+              <w:spacing w:line="240" w:lineRule="auto"/>
+              <w:ind w:firstLine="0"/>
+            </w:pPr>
+            <w:r>
+              <w:rPr>
+                <w:sz w:val="20"/>
+              </w:rPr>
+              <w:t>Ф / 21</w:t>
+            </w:r>
+          </w:p>
+        </w:tc>
+        <w:tc>
+          <w:tcPr>
+            <w:tcW w:type="dxa" w:w="1336"/>
+          </w:tcPr>
+          <w:p>
+            <w:pPr>
+              <w:spacing w:line="240" w:lineRule="auto"/>
+              <w:ind w:firstLine="0"/>
+            </w:pPr>
+            <w:r>
+              <w:rPr>
+                <w:sz w:val="20"/>
+              </w:rPr>
+              <w:t>0</w:t>
+            </w:r>
+          </w:p>
+        </w:tc>
+        <w:tc>
+          <w:tcPr>
+            <w:tcW w:type="dxa" w:w="1336"/>
+          </w:tcPr>
+          <w:p>
+            <w:pPr>
+              <w:spacing w:line="240" w:lineRule="auto"/>
+              <w:ind w:firstLine="0"/>
+            </w:pPr>
+            <w:r>
+              <w:rPr>
+                <w:sz w:val="20"/>
+              </w:rPr>
+              <w:t>Л / 12</w:t>
+            </w:r>
+          </w:p>
+        </w:tc>
+        <w:tc>
+          <w:tcPr>
+            <w:tcW w:type="dxa" w:w="1336"/>
+          </w:tcPr>
+          <w:p>
+            <w:pPr>
+              <w:spacing w:line="240" w:lineRule="auto"/>
+              <w:ind w:firstLine="0"/>
+            </w:pPr>
+            <w:r>
+              <w:rPr>
+                <w:sz w:val="20"/>
+              </w:rPr>
+              <w:t>0</w:t>
+            </w:r>
+          </w:p>
+        </w:tc>
+        <w:tc>
+          <w:tcPr>
+            <w:tcW w:type="dxa" w:w="1336"/>
+          </w:tcPr>
+          <w:p>
+            <w:pPr>
+              <w:spacing w:line="240" w:lineRule="auto"/>
+              <w:ind w:firstLine="0"/>
+            </w:pPr>
+            <w:r>
+              <w:rPr>
+                <w:sz w:val="20"/>
+              </w:rPr>
+              <w:t>А</w:t>
+            </w:r>
+          </w:p>
+        </w:tc>
+        <w:tc>
+          <w:tcPr>
+            <w:tcW w:type="dxa" w:w="1336"/>
+          </w:tcPr>
+          <w:p>
+            <w:pPr>
+              <w:spacing w:line="240" w:lineRule="auto"/>
+              <w:ind w:firstLine="0"/>
+            </w:pPr>
+            <w:r>
+              <w:rPr>
+                <w:sz w:val="20"/>
+              </w:rPr>
+              <w:t>21 / Ф</w:t>
+            </w:r>
+          </w:p>
+        </w:tc>
+      </w:tr>
+      <w:tr>
+        <w:trPr>
+          <w:cantSplit/>
+        </w:trPr>
+        <w:tc>
+          <w:tcPr>
+            <w:tcW w:type="dxa" w:w="1336"/>
+          </w:tcPr>
+          <w:p>
+            <w:pPr>
+              <w:spacing w:line="240" w:lineRule="auto"/>
+              <w:ind w:firstLine="0"/>
+            </w:pPr>
+            <w:r>
+              <w:rPr>
+                <w:sz w:val="20"/>
+              </w:rPr>
+              <w:t>10</w:t>
+            </w:r>
+          </w:p>
+        </w:tc>
+        <w:tc>
+          <w:tcPr>
+            <w:tcW w:type="dxa" w:w="1336"/>
+          </w:tcPr>
+          <w:p>
+            <w:pPr>
+              <w:spacing w:line="240" w:lineRule="auto"/>
+              <w:ind w:firstLine="0"/>
+            </w:pPr>
+            <w:r>
+              <w:rPr>
+                <w:sz w:val="20"/>
+              </w:rPr>
+              <w:t>И / 9</w:t>
+            </w:r>
+          </w:p>
+        </w:tc>
+        <w:tc>
+          <w:tcPr>
+            <w:tcW w:type="dxa" w:w="1336"/>
+          </w:tcPr>
+          <w:p>
+            <w:pPr>
+              <w:spacing w:line="240" w:lineRule="auto"/>
+              <w:ind w:firstLine="0"/>
+            </w:pPr>
+            <w:r>
+              <w:rPr>
+                <w:sz w:val="20"/>
+              </w:rPr>
+              <w:t>0</w:t>
+            </w:r>
+          </w:p>
+        </w:tc>
+        <w:tc>
+          <w:tcPr>
+            <w:tcW w:type="dxa" w:w="1336"/>
+          </w:tcPr>
+          <w:p>
+            <w:pPr>
+              <w:spacing w:line="240" w:lineRule="auto"/>
+              <w:ind w:firstLine="0"/>
+            </w:pPr>
+            <w:r>
+              <w:rPr>
+                <w:sz w:val="20"/>
+              </w:rPr>
+              <w:t>Ю / 31</w:t>
+            </w:r>
+          </w:p>
+        </w:tc>
+        <w:tc>
+          <w:tcPr>
+            <w:tcW w:type="dxa" w:w="1336"/>
+          </w:tcPr>
+          <w:p>
+            <w:pPr>
+              <w:spacing w:line="240" w:lineRule="auto"/>
+              <w:ind w:firstLine="0"/>
+            </w:pPr>
+            <w:r>
+              <w:rPr>
+                <w:sz w:val="20"/>
+              </w:rPr>
+              <w:t>7</w:t>
+            </w:r>
+          </w:p>
+        </w:tc>
+        <w:tc>
+          <w:tcPr>
+            <w:tcW w:type="dxa" w:w="1336"/>
+          </w:tcPr>
+          <w:p>
+            <w:pPr>
+              <w:spacing w:line="240" w:lineRule="auto"/>
+              <w:ind w:firstLine="0"/>
+            </w:pPr>
+            <w:r>
+              <w:rPr>
+                <w:sz w:val="20"/>
+              </w:rPr>
+              <w:t>Ж</w:t>
+            </w:r>
+          </w:p>
+        </w:tc>
+        <w:tc>
+          <w:tcPr>
+            <w:tcW w:type="dxa" w:w="1336"/>
+          </w:tcPr>
+          <w:p>
+            <w:pPr>
+              <w:spacing w:line="240" w:lineRule="auto"/>
+              <w:ind w:firstLine="0"/>
+            </w:pPr>
+            <w:r>
+              <w:rPr>
+                <w:sz w:val="20"/>
+              </w:rPr>
+              <w:t>9 / И</w:t>
+            </w:r>
+          </w:p>
+        </w:tc>
+      </w:tr>
+      <w:tr>
+        <w:trPr>
+          <w:cantSplit/>
+        </w:trPr>
+        <w:tc>
+          <w:tcPr>
+            <w:tcW w:type="dxa" w:w="1336"/>
+          </w:tcPr>
+          <w:p>
+            <w:pPr>
+              <w:spacing w:line="240" w:lineRule="auto"/>
+              <w:ind w:firstLine="0"/>
+            </w:pPr>
+            <w:r>
+              <w:rPr>
+                <w:sz w:val="20"/>
+              </w:rPr>
+              <w:t>11</w:t>
+            </w:r>
+          </w:p>
+        </w:tc>
+        <w:tc>
+          <w:tcPr>
+            <w:tcW w:type="dxa" w:w="1336"/>
+          </w:tcPr>
+          <w:p>
+            <w:pPr>
+              <w:spacing w:line="240" w:lineRule="auto"/>
+              <w:ind w:firstLine="0"/>
+            </w:pPr>
+            <w:r>
+              <w:rPr>
+                <w:sz w:val="20"/>
+              </w:rPr>
+              <w:t>Я / 32</w:t>
+            </w:r>
+          </w:p>
+        </w:tc>
+        <w:tc>
+          <w:tcPr>
+            <w:tcW w:type="dxa" w:w="1336"/>
+          </w:tcPr>
+          <w:p>
+            <w:pPr>
+              <w:spacing w:line="240" w:lineRule="auto"/>
+              <w:ind w:firstLine="0"/>
+            </w:pPr>
+            <w:r>
+              <w:rPr>
+                <w:sz w:val="20"/>
+              </w:rPr>
+              <w:t>0</w:t>
+            </w:r>
+          </w:p>
+        </w:tc>
+        <w:tc>
+          <w:tcPr>
+            <w:tcW w:type="dxa" w:w="1336"/>
+          </w:tcPr>
+          <w:p>
+            <w:pPr>
+              <w:spacing w:line="240" w:lineRule="auto"/>
+              <w:ind w:firstLine="0"/>
+            </w:pPr>
+            <w:r>
+              <w:rPr>
+                <w:sz w:val="20"/>
+              </w:rPr>
+              <w:t>Ч / 24</w:t>
+            </w:r>
+          </w:p>
+        </w:tc>
+        <w:tc>
+          <w:tcPr>
+            <w:tcW w:type="dxa" w:w="1336"/>
+          </w:tcPr>
+          <w:p>
+            <w:pPr>
+              <w:spacing w:line="240" w:lineRule="auto"/>
+              <w:ind w:firstLine="0"/>
+            </w:pPr>
+            <w:r>
+              <w:rPr>
+                <w:sz w:val="20"/>
+              </w:rPr>
+              <w:t>23</w:t>
+            </w:r>
+          </w:p>
+        </w:tc>
+        <w:tc>
+          <w:tcPr>
+            <w:tcW w:type="dxa" w:w="1336"/>
+          </w:tcPr>
+          <w:p>
+            <w:pPr>
+              <w:spacing w:line="240" w:lineRule="auto"/>
+              <w:ind w:firstLine="0"/>
+            </w:pPr>
+            <w:r>
+              <w:rPr>
+                <w:sz w:val="20"/>
+              </w:rPr>
+              <w:t>Ц</w:t>
+            </w:r>
+          </w:p>
+        </w:tc>
+        <w:tc>
+          <w:tcPr>
+            <w:tcW w:type="dxa" w:w="1336"/>
+          </w:tcPr>
+          <w:p>
+            <w:pPr>
+              <w:spacing w:line="240" w:lineRule="auto"/>
+              <w:ind w:firstLine="0"/>
+            </w:pPr>
+            <w:r>
+              <w:rPr>
+                <w:sz w:val="20"/>
+              </w:rPr>
+              <w:t>32 / Я</w:t>
+            </w:r>
+          </w:p>
+        </w:tc>
+      </w:tr>
+    </w:tbl>
+    <w:p>
+      <w:pPr>
+        <w:jc w:val="both"/>
+      </w:pPr>
+      <w:r>
+        <w:rPr>
+          <w:rFonts w:ascii="Times New Roman" w:hAnsi="Times New Roman"/>
+          <w:sz w:val="28"/>
+        </w:rPr>
+        <w:t>Шифрование: КРИПТОГРАФИЯ → ХЬЖЖЭЪБЗКАЖЦ. Расшифрование: ХЬЖЖЭЪБЗКАЖЦ → КРИПТОГРАФИЯ.</w:t>
+      </w:r>
+    </w:p>
+    <w:p>
+      <w:pPr>
+        <w:spacing w:after="0" w:line="240" w:lineRule="auto"/>
+        <w:ind w:firstLine="0" w:left="283"/>
+      </w:pPr>
+      <w:r>
+        <w:rPr>
+          <w:rFonts w:ascii="Courier New" w:hAnsi="Courier New"/>
+          <w:color w:val="101010"/>
+          <w:sz w:val="20"/>
+        </w:rPr>
+        <w:t>$ cargo run --quiet -p lab_04_vigenere -- encrypt 'КРИПТОГРАФИЯ' --key 'КЛЮЧ' \</w:t>
+      </w:r>
+    </w:p>
+    <w:p>
+      <w:pPr>
+        <w:spacing w:after="0" w:line="240" w:lineRule="auto"/>
+        <w:ind w:firstLine="0" w:left="283"/>
+      </w:pPr>
+      <w:r>
+        <w:rPr>
+          <w:rFonts w:ascii="Courier New" w:hAnsi="Courier New"/>
+          <w:color w:val="101010"/>
+          <w:sz w:val="20"/>
+        </w:rPr>
+        <w:t xml:space="preserve">  --alphabet ru-yo</w:t>
+      </w:r>
+    </w:p>
+    <w:p>
+      <w:pPr>
+        <w:spacing w:after="0" w:line="240" w:lineRule="auto"/>
+        <w:ind w:firstLine="0" w:left="283"/>
+      </w:pPr>
+      <w:r>
+        <w:rPr>
+          <w:rFonts w:ascii="Courier New" w:hAnsi="Courier New"/>
+          <w:color w:val="101010"/>
+          <w:sz w:val="20"/>
+        </w:rPr>
+        <w:t>Открытый текст: КРИПТОГРАФИЯ</w:t>
+      </w:r>
+    </w:p>
+    <w:p>
+      <w:pPr>
+        <w:spacing w:after="0" w:line="240" w:lineRule="auto"/>
+        <w:ind w:firstLine="0" w:left="283"/>
+      </w:pPr>
+      <w:r>
+        <w:rPr>
+          <w:rFonts w:ascii="Courier New" w:hAnsi="Courier New"/>
+          <w:color w:val="101010"/>
+          <w:sz w:val="20"/>
+        </w:rPr>
+        <w:t>Ключ: КЛЮЧ</w:t>
+      </w:r>
+    </w:p>
+    <w:p>
+      <w:pPr>
+        <w:spacing w:after="0" w:line="240" w:lineRule="auto"/>
+        <w:ind w:firstLine="0" w:left="283"/>
+      </w:pPr>
+      <w:r>
+        <w:rPr>
+          <w:rFonts w:ascii="Courier New" w:hAnsi="Courier New"/>
+          <w:color w:val="101010"/>
+          <w:sz w:val="20"/>
+        </w:rPr>
+        <w:t>Шифртекст: ХЬЖЖЭЪБЗКАЖЦ</w:t>
+      </w:r>
+    </w:p>
+    <w:p>
+      <w:pPr>
+        <w:spacing w:after="0" w:line="240" w:lineRule="auto"/>
+        <w:ind w:firstLine="0" w:left="283"/>
+      </w:pPr>
+      <w:r>
+        <w:rPr>
+          <w:rFonts w:ascii="Courier New" w:hAnsi="Courier New"/>
+          <w:color w:val="101010"/>
+          <w:sz w:val="20"/>
+        </w:rPr>
+        <w:t>$ cargo run --quiet -p lab_04_vigenere -- decrypt 'ХЬЖЖЭЪБЗКАЖЦ' --key 'КЛЮЧ' \</w:t>
+      </w:r>
+    </w:p>
+    <w:p>
+      <w:pPr>
+        <w:spacing w:after="0" w:line="240" w:lineRule="auto"/>
+        <w:ind w:firstLine="0" w:left="283"/>
+      </w:pPr>
+      <w:r>
+        <w:rPr>
+          <w:rFonts w:ascii="Courier New" w:hAnsi="Courier New"/>
+          <w:color w:val="101010"/>
+          <w:sz w:val="20"/>
+        </w:rPr>
+        <w:t xml:space="preserve">  --alphabet ru-yo</w:t>
+      </w:r>
+    </w:p>
+    <w:p>
+      <w:pPr>
+        <w:spacing w:after="0" w:line="240" w:lineRule="auto"/>
+        <w:ind w:firstLine="0" w:left="283"/>
+      </w:pPr>
+      <w:r>
+        <w:rPr>
+          <w:rFonts w:ascii="Courier New" w:hAnsi="Courier New"/>
+          <w:color w:val="101010"/>
+          <w:sz w:val="20"/>
+        </w:rPr>
+        <w:t>Шифртекст: ХЬЖЖЭЪБЗКАЖЦ</w:t>
+      </w:r>
+    </w:p>
+    <w:p>
+      <w:pPr>
+        <w:spacing w:after="0" w:line="240" w:lineRule="auto"/>
+        <w:ind w:firstLine="0" w:left="283"/>
+      </w:pPr>
+      <w:r>
+        <w:rPr>
+          <w:rFonts w:ascii="Courier New" w:hAnsi="Courier New"/>
+          <w:color w:val="101010"/>
+          <w:sz w:val="20"/>
+        </w:rPr>
+        <w:t>Ключ: КЛЮЧ</w:t>
+      </w:r>
+    </w:p>
+    <w:p>
+      <w:pPr>
+        <w:spacing w:after="0" w:line="240" w:lineRule="auto"/>
+        <w:ind w:firstLine="0" w:left="283"/>
+      </w:pPr>
+      <w:r>
+        <w:rPr>
+          <w:rFonts w:ascii="Courier New" w:hAnsi="Courier New"/>
+          <w:color w:val="101010"/>
+          <w:sz w:val="20"/>
+        </w:rPr>
+        <w:t>Открытый текст: КРИПТОГРАФИЯ</w:t>
+      </w:r>
+    </w:p>
+    <w:p>
+      <w:pPr>
+        <w:keepNext/>
+        <w:spacing w:before="240" w:after="120"/>
+        <w:ind w:firstLine="0"/>
+        <w:jc w:val="center"/>
+      </w:pPr>
+      <w:r>
+        <w:rPr>
+          <w:rFonts w:ascii="Times New Roman" w:hAnsi="Times New Roman"/>
+          <w:b/>
+          <w:sz w:val="28"/>
+        </w:rPr>
+        <w:t>Самогенерирующийся ключ: КРИПТОГРАФИЯ, ключ КЛЮЧ</w:t>
+      </w:r>
+    </w:p>
+    <w:p>
+      <w:pPr>
+        <w:jc w:val="both"/>
+      </w:pPr>
+      <w:r>
+        <w:rPr>
+          <w:rFonts w:ascii="Times New Roman" w:hAnsi="Times New Roman"/>
+          <w:sz w:val="28"/>
+        </w:rPr>
+        <w:t>Открытый текст: КРИПТОГРАФИЯ. Ключевая последовательность: КЛЮЧКРИПТОГР. N = 33, L = 4.</w:t>
+      </w:r>
+    </w:p>
+    <w:p>
+      <w:pPr>
+        <w:spacing w:before="120" w:after="120"/>
+        <w:ind w:firstLine="0"/>
+        <w:jc w:val="center"/>
+      </w:pPr>
+      <m:oMathPara>
+        <m:oMathParaPr>
+          <m:jc m:val="center"/>
+        </m:oMathParaPr>
+        <m:oMath>
+          <m:sSub>
+            <m:e>
+              <m:r>
+                <m:rPr>
+                  <m:sty m:val="i"/>
+                </m:rPr>
+                <m:t xml:space="preserve">s</m:t>
+              </m:r>
+            </m:e>
+            <m:sub>
+              <m:r>
+                <m:rPr>
+                  <m:sty m:val="i"/>
+                </m:rPr>
+                <m:t xml:space="preserve">i</m:t>
+              </m:r>
+            </m:sub>
+          </m:sSub>
+          <m:r>
+            <m:t xml:space="preserve"> = </m:t>
+          </m:r>
+          <m:sSub>
+            <m:e>
+              <m:r>
+                <m:rPr>
+                  <m:sty m:val="i"/>
+                </m:rPr>
+                <m:t xml:space="preserve">k</m:t>
+              </m:r>
+            </m:e>
+            <m:sub>
+              <m:r>
+                <m:rPr>
+                  <m:sty m:val="i"/>
+                </m:rPr>
+                <m:t xml:space="preserve">i</m:t>
+              </m:r>
+            </m:sub>
+          </m:sSub>
+          <m:r>
+            <m:rPr>
+              <m:sty m:val="i"/>
+            </m:rPr>
+            <m:t xml:space="preserve">, 0 ≤ i &lt; L</m:t>
+          </m:r>
+        </m:oMath>
+      </m:oMathPara>
+    </w:p>
+    <w:p>
+      <w:pPr>
+        <w:spacing w:before="120" w:after="120"/>
+        <w:ind w:firstLine="0"/>
+        <w:jc w:val="center"/>
+      </w:pPr>
+      <m:oMathPara>
+        <m:oMathParaPr>
+          <m:jc m:val="center"/>
+        </m:oMathParaPr>
+        <m:oMath>
+          <m:sSub>
+            <m:e>
+              <m:r>
+                <m:rPr>
+                  <m:sty m:val="i"/>
+                </m:rPr>
+                <m:t xml:space="preserve">s</m:t>
+              </m:r>
+            </m:e>
+            <m:sub>
+              <m:r>
+                <m:rPr>
+                  <m:sty m:val="i"/>
+                </m:rPr>
+                <m:t xml:space="preserve">i</m:t>
+              </m:r>
+            </m:sub>
+          </m:sSub>
+          <m:r>
+            <m:t xml:space="preserve"> = </m:t>
+          </m:r>
+          <m:sSub>
+            <m:e>
+              <m:r>
+                <m:rPr>
+                  <m:sty m:val="i"/>
+                </m:rPr>
+                <m:t xml:space="preserve">p</m:t>
+              </m:r>
+            </m:e>
+            <m:sub>
+              <m:r>
+                <m:rPr>
+                  <m:sty m:val="i"/>
+                </m:rPr>
+                <m:t xml:space="preserve">i − L</m:t>
+              </m:r>
+            </m:sub>
+          </m:sSub>
+          <m:r>
+            <m:rPr>
+              <m:sty m:val="i"/>
+            </m:rPr>
+            <m:t xml:space="preserve">, i ≥ L</m:t>
+          </m:r>
+        </m:oMath>
+      </m:oMathPara>
+    </w:p>
+    <w:p>
+      <w:pPr>
+        <w:jc w:val="both"/>
+      </w:pPr>
+      <w:r>
+        <w:rPr>
+          <w:rFonts w:ascii="Times New Roman" w:hAnsi="Times New Roman"/>
+          <w:sz w:val="28"/>
+        </w:rPr>
+        <w:t>После начального ключа используются буквы исходного текста. При расшифровании они восстанавливаются последовательно: сначала первые четыре буквы КРИП, затем они служат ключом для следующих четырёх букв. Шифротекст в продолжение ключа не включается. Пробелы и пунктуация не пополняют ключ.</w:t>
+      </w:r>
+    </w:p>
+    <w:p>
+      <w:pPr>
+        <w:spacing w:before="120" w:after="120"/>
+        <w:ind w:firstLine="0"/>
+        <w:jc w:val="center"/>
+      </w:pPr>
+      <m:oMathPara>
+        <m:oMathParaPr>
+          <m:jc m:val="center"/>
+        </m:oMathParaPr>
+        <m:oMath>
+          <m:sSub>
+            <m:e>
+              <m:r>
+                <m:rPr>
+                  <m:sty m:val="i"/>
+                </m:rPr>
+                <m:t xml:space="preserve">c</m:t>
+              </m:r>
+            </m:e>
+            <m:sub>
+              <m:r>
+                <m:rPr>
+                  <m:sty m:val="i"/>
+                </m:rPr>
+                <m:t xml:space="preserve">i</m:t>
+              </m:r>
+            </m:sub>
+          </m:sSub>
+          <m:r>
+            <m:t xml:space="preserve"> = (</m:t>
+          </m:r>
+          <m:sSub>
+            <m:e>
+              <m:r>
+                <m:rPr>
+                  <m:sty m:val="i"/>
+                </m:rPr>
+                <m:t xml:space="preserve">p</m:t>
+              </m:r>
+            </m:e>
+            <m:sub>
+              <m:r>
+                <m:rPr>
+                  <m:sty m:val="i"/>
+                </m:rPr>
+                <m:t xml:space="preserve">i</m:t>
+              </m:r>
+            </m:sub>
+          </m:sSub>
+          <m:r>
+            <m:t xml:space="preserve"> + </m:t>
+          </m:r>
+          <m:sSub>
+            <m:e>
+              <m:r>
+                <m:rPr>
+                  <m:sty m:val="i"/>
+                </m:rPr>
+                <m:t xml:space="preserve">s</m:t>
+              </m:r>
+            </m:e>
+            <m:sub>
+              <m:r>
+                <m:rPr>
+                  <m:sty m:val="i"/>
+                </m:rPr>
+                <m:t xml:space="preserve">i</m:t>
+              </m:r>
+            </m:sub>
+          </m:sSub>
+          <m:r>
+            <m:t xml:space="preserve">) mod 33</m:t>
+          </m:r>
+        </m:oMath>
+      </m:oMathPara>
+    </w:p>
+    <w:p>
+      <w:pPr>
+        <w:spacing w:before="120" w:after="120"/>
+        <w:ind w:firstLine="0"/>
+        <w:jc w:val="center"/>
+      </w:pPr>
+      <m:oMathPara>
+        <m:oMathParaPr>
+          <m:jc m:val="center"/>
+        </m:oMathParaPr>
+        <m:oMath>
+          <m:sSub>
+            <m:e>
+              <m:r>
+                <m:rPr>
+                  <m:sty m:val="i"/>
+                </m:rPr>
+                <m:t xml:space="preserve">p</m:t>
+              </m:r>
+            </m:e>
+            <m:sub>
+              <m:r>
+                <m:rPr>
+                  <m:sty m:val="i"/>
+                </m:rPr>
+                <m:t xml:space="preserve">i</m:t>
+              </m:r>
+            </m:sub>
+          </m:sSub>
+          <m:r>
+            <m:t xml:space="preserve"> = (</m:t>
+          </m:r>
+          <m:sSub>
+            <m:e>
+              <m:r>
+                <m:rPr>
+                  <m:sty m:val="i"/>
+                </m:rPr>
+                <m:t xml:space="preserve">c</m:t>
+              </m:r>
+            </m:e>
+            <m:sub>
+              <m:r>
+                <m:rPr>
+                  <m:sty m:val="i"/>
+                </m:rPr>
+                <m:t xml:space="preserve">i</m:t>
+              </m:r>
+            </m:sub>
+          </m:sSub>
+          <m:r>
+            <m:t xml:space="preserve"> − </m:t>
+          </m:r>
+          <m:sSub>
+            <m:e>
+              <m:r>
+                <m:rPr>
+                  <m:sty m:val="i"/>
+                </m:rPr>
+                <m:t xml:space="preserve">s</m:t>
+              </m:r>
+            </m:e>
+            <m:sub>
+              <m:r>
+                <m:rPr>
+                  <m:sty m:val="i"/>
+                </m:rPr>
+                <m:t xml:space="preserve">i</m:t>
+              </m:r>
+            </m:sub>
+          </m:sSub>
+          <m:r>
+            <m:t xml:space="preserve"> + 33) mod 33</m:t>
+          </m:r>
+        </m:oMath>
+      </m:oMathPara>
+    </w:p>
+    <w:p>
+      <w:pPr>
+        <w:jc w:val="both"/>
+      </w:pPr>
+      <w:r>
+        <w:rPr>
+          <w:rFonts w:ascii="Times New Roman" w:hAnsi="Times New Roman"/>
+          <w:sz w:val="28"/>
+        </w:rPr>
+        <w:t>В таблице приведены индексы букв, дополнительный сдвиг блока, эффективная буква ключа и результаты обеих операций. Все остатки неотрицательные.</w:t>
+      </w:r>
+    </w:p>
+    <w:tbl>
+      <w:tblPr>
+        <w:tblStyle w:val="TableGrid"/>
+        <w:tblW w:type="auto" w:w="0"/>
+        <w:tblLook w:firstColumn="1" w:firstRow="1" w:lastColumn="0" w:lastRow="0" w:noHBand="0" w:noVBand="1" w:val="04A0"/>
+      </w:tblPr>
+      <w:tblGrid>
+        <w:gridCol w:w="1336"/>
+        <w:gridCol w:w="1336"/>
+        <w:gridCol w:w="1336"/>
+        <w:gridCol w:w="1336"/>
+        <w:gridCol w:w="1336"/>
+        <w:gridCol w:w="1336"/>
+        <w:gridCol w:w="1336"/>
+      </w:tblGrid>
+      <w:tr>
+        <w:trPr>
+          <w:tblHeader/>
+          <w:cantSplit/>
+        </w:trPr>
+        <w:tc>
+          <w:tcPr>
+            <w:tcW w:type="dxa" w:w="1336"/>
+          </w:tcPr>
+          <w:p>
+            <w:pPr>
+              <w:spacing w:line="240" w:lineRule="auto"/>
+              <w:ind w:firstLine="0"/>
+            </w:pPr>
+            <w:r>
+              <w:rPr>
+                <w:sz w:val="20"/>
+              </w:rPr>
+              <w:t>i</w:t>
+            </w:r>
+          </w:p>
+        </w:tc>
+        <w:tc>
+          <w:tcPr>
+            <w:tcW w:type="dxa" w:w="1336"/>
+          </w:tcPr>
+          <w:p>
+            <w:pPr>
+              <w:spacing w:line="240" w:lineRule="auto"/>
+              <w:ind w:firstLine="0"/>
+            </w:pPr>
+            <w:r>
+              <w:rPr>
+                <w:sz w:val="20"/>
+              </w:rPr>
+              <w:t>Буква / p</w:t>
+            </w:r>
+          </w:p>
+        </w:tc>
+        <w:tc>
+          <w:tcPr>
+            <w:tcW w:type="dxa" w:w="1336"/>
+          </w:tcPr>
+          <w:p>
+            <w:pPr>
+              <w:spacing w:line="240" w:lineRule="auto"/>
+              <w:ind w:firstLine="0"/>
+            </w:pPr>
+            <w:r>
+              <w:rPr>
+                <w:sz w:val="20"/>
+              </w:rPr>
+              <w:t>b</w:t>
+            </w:r>
+          </w:p>
+        </w:tc>
+        <w:tc>
+          <w:tcPr>
+            <w:tcW w:type="dxa" w:w="1336"/>
+          </w:tcPr>
+          <w:p>
+            <w:pPr>
+              <w:spacing w:line="240" w:lineRule="auto"/>
+              <w:ind w:firstLine="0"/>
+            </w:pPr>
+            <w:r>
+              <w:rPr>
+                <w:sz w:val="20"/>
+              </w:rPr>
+              <w:t>Ключ / s</w:t>
+            </w:r>
+          </w:p>
+        </w:tc>
+        <w:tc>
+          <w:tcPr>
+            <w:tcW w:type="dxa" w:w="1336"/>
+          </w:tcPr>
+          <w:p>
+            <w:pPr>
+              <w:spacing w:line="240" w:lineRule="auto"/>
+              <w:ind w:firstLine="0"/>
+            </w:pPr>
+            <w:r>
+              <w:rPr>
+                <w:sz w:val="20"/>
+              </w:rPr>
+              <w:t>p+s mod N</w:t>
+            </w:r>
+          </w:p>
+        </w:tc>
+        <w:tc>
+          <w:tcPr>
+            <w:tcW w:type="dxa" w:w="1336"/>
+          </w:tcPr>
+          <w:p>
+            <w:pPr>
+              <w:spacing w:line="240" w:lineRule="auto"/>
+              <w:ind w:firstLine="0"/>
+            </w:pPr>
+            <w:r>
+              <w:rPr>
+                <w:sz w:val="20"/>
+              </w:rPr>
+              <w:t>Шифр</w:t>
+            </w:r>
+          </w:p>
+        </w:tc>
+        <w:tc>
+          <w:tcPr>
+            <w:tcW w:type="dxa" w:w="1336"/>
+          </w:tcPr>
+          <w:p>
+            <w:pPr>
+              <w:spacing w:line="240" w:lineRule="auto"/>
+              <w:ind w:firstLine="0"/>
+            </w:pPr>
+            <w:r>
+              <w:rPr>
+                <w:sz w:val="20"/>
+              </w:rPr>
+              <w:t>c−s mod N</w:t>
+            </w:r>
+          </w:p>
+        </w:tc>
+      </w:tr>
+      <w:tr>
+        <w:trPr>
+          <w:cantSplit/>
+        </w:trPr>
+        <w:tc>
+          <w:tcPr>
+            <w:tcW w:type="dxa" w:w="1336"/>
+          </w:tcPr>
+          <w:p>
+            <w:pPr>
+              <w:spacing w:line="240" w:lineRule="auto"/>
+              <w:ind w:firstLine="0"/>
+            </w:pPr>
+            <w:r>
+              <w:rPr>
+                <w:sz w:val="20"/>
+              </w:rPr>
+              <w:t>0</w:t>
+            </w:r>
+          </w:p>
+        </w:tc>
+        <w:tc>
+          <w:tcPr>
+            <w:tcW w:type="dxa" w:w="1336"/>
+          </w:tcPr>
+          <w:p>
+            <w:pPr>
+              <w:spacing w:line="240" w:lineRule="auto"/>
+              <w:ind w:firstLine="0"/>
+            </w:pPr>
+            <w:r>
+              <w:rPr>
+                <w:sz w:val="20"/>
+              </w:rPr>
+              <w:t>К / 11</w:t>
+            </w:r>
+          </w:p>
+        </w:tc>
+        <w:tc>
+          <w:tcPr>
+            <w:tcW w:type="dxa" w:w="1336"/>
+          </w:tcPr>
+          <w:p>
+            <w:pPr>
+              <w:spacing w:line="240" w:lineRule="auto"/>
+              <w:ind w:firstLine="0"/>
+            </w:pPr>
+            <w:r>
+              <w:rPr>
+                <w:sz w:val="20"/>
+              </w:rPr>
+              <w:t>0</w:t>
+            </w:r>
+          </w:p>
+        </w:tc>
+        <w:tc>
+          <w:tcPr>
+            <w:tcW w:type="dxa" w:w="1336"/>
+          </w:tcPr>
+          <w:p>
+            <w:pPr>
+              <w:spacing w:line="240" w:lineRule="auto"/>
+              <w:ind w:firstLine="0"/>
+            </w:pPr>
+            <w:r>
+              <w:rPr>
+                <w:sz w:val="20"/>
+              </w:rPr>
+              <w:t>К / 11</w:t>
+            </w:r>
+          </w:p>
+        </w:tc>
+        <w:tc>
+          <w:tcPr>
+            <w:tcW w:type="dxa" w:w="1336"/>
+          </w:tcPr>
+          <w:p>
+            <w:pPr>
+              <w:spacing w:line="240" w:lineRule="auto"/>
+              <w:ind w:firstLine="0"/>
+            </w:pPr>
+            <w:r>
+              <w:rPr>
+                <w:sz w:val="20"/>
+              </w:rPr>
+              <w:t>22</w:t>
+            </w:r>
+          </w:p>
+        </w:tc>
+        <w:tc>
+          <w:tcPr>
+            <w:tcW w:type="dxa" w:w="1336"/>
+          </w:tcPr>
+          <w:p>
+            <w:pPr>
+              <w:spacing w:line="240" w:lineRule="auto"/>
+              <w:ind w:firstLine="0"/>
+            </w:pPr>
+            <w:r>
+              <w:rPr>
+                <w:sz w:val="20"/>
+              </w:rPr>
+              <w:t>Х</w:t>
+            </w:r>
+          </w:p>
+        </w:tc>
+        <w:tc>
+          <w:tcPr>
+            <w:tcW w:type="dxa" w:w="1336"/>
+          </w:tcPr>
+          <w:p>
+            <w:pPr>
+              <w:spacing w:line="240" w:lineRule="auto"/>
+              <w:ind w:firstLine="0"/>
+            </w:pPr>
+            <w:r>
+              <w:rPr>
+                <w:sz w:val="20"/>
+              </w:rPr>
+              <w:t>11 / К</w:t>
+            </w:r>
+          </w:p>
+        </w:tc>
+      </w:tr>
+      <w:tr>
+        <w:trPr>
+          <w:cantSplit/>
+        </w:trPr>
+        <w:tc>
+          <w:tcPr>
+            <w:tcW w:type="dxa" w:w="1336"/>
+          </w:tcPr>
+          <w:p>
+            <w:pPr>
+              <w:spacing w:line="240" w:lineRule="auto"/>
+              <w:ind w:firstLine="0"/>
+            </w:pPr>
+            <w:r>
+              <w:rPr>
+                <w:sz w:val="20"/>
+              </w:rPr>
+              <w:t>1</w:t>
+            </w:r>
+          </w:p>
+        </w:tc>
+        <w:tc>
+          <w:tcPr>
+            <w:tcW w:type="dxa" w:w="1336"/>
+          </w:tcPr>
+          <w:p>
+            <w:pPr>
+              <w:spacing w:line="240" w:lineRule="auto"/>
+              <w:ind w:firstLine="0"/>
+            </w:pPr>
+            <w:r>
+              <w:rPr>
+                <w:sz w:val="20"/>
+              </w:rPr>
+              <w:t>Р / 17</w:t>
+            </w:r>
+          </w:p>
+        </w:tc>
+        <w:tc>
+          <w:tcPr>
+            <w:tcW w:type="dxa" w:w="1336"/>
+          </w:tcPr>
+          <w:p>
+            <w:pPr>
+              <w:spacing w:line="240" w:lineRule="auto"/>
+              <w:ind w:firstLine="0"/>
+            </w:pPr>
+            <w:r>
+              <w:rPr>
+                <w:sz w:val="20"/>
+              </w:rPr>
+              <w:t>0</w:t>
+            </w:r>
+          </w:p>
+        </w:tc>
+        <w:tc>
+          <w:tcPr>
+            <w:tcW w:type="dxa" w:w="1336"/>
+          </w:tcPr>
+          <w:p>
+            <w:pPr>
+              <w:spacing w:line="240" w:lineRule="auto"/>
+              <w:ind w:firstLine="0"/>
+            </w:pPr>
+            <w:r>
+              <w:rPr>
+                <w:sz w:val="20"/>
+              </w:rPr>
+              <w:t>Л / 12</w:t>
+            </w:r>
+          </w:p>
+        </w:tc>
+        <w:tc>
+          <w:tcPr>
+            <w:tcW w:type="dxa" w:w="1336"/>
+          </w:tcPr>
+          <w:p>
+            <w:pPr>
+              <w:spacing w:line="240" w:lineRule="auto"/>
+              <w:ind w:firstLine="0"/>
+            </w:pPr>
+            <w:r>
+              <w:rPr>
+                <w:sz w:val="20"/>
+              </w:rPr>
+              <w:t>29</w:t>
+            </w:r>
+          </w:p>
+        </w:tc>
+        <w:tc>
+          <w:tcPr>
+            <w:tcW w:type="dxa" w:w="1336"/>
+          </w:tcPr>
+          <w:p>
+            <w:pPr>
+              <w:spacing w:line="240" w:lineRule="auto"/>
+              <w:ind w:firstLine="0"/>
+            </w:pPr>
+            <w:r>
+              <w:rPr>
+                <w:sz w:val="20"/>
+              </w:rPr>
+              <w:t>Ь</w:t>
+            </w:r>
+          </w:p>
+        </w:tc>
+        <w:tc>
+          <w:tcPr>
+            <w:tcW w:type="dxa" w:w="1336"/>
+          </w:tcPr>
+          <w:p>
+            <w:pPr>
+              <w:spacing w:line="240" w:lineRule="auto"/>
+              <w:ind w:firstLine="0"/>
+            </w:pPr>
+            <w:r>
+              <w:rPr>
+                <w:sz w:val="20"/>
+              </w:rPr>
+              <w:t>17 / Р</w:t>
+            </w:r>
+          </w:p>
+        </w:tc>
+      </w:tr>
+      <w:tr>
+        <w:trPr>
+          <w:cantSplit/>
+        </w:trPr>
+        <w:tc>
+          <w:tcPr>
+            <w:tcW w:type="dxa" w:w="1336"/>
+          </w:tcPr>
+          <w:p>
+            <w:pPr>
+              <w:spacing w:line="240" w:lineRule="auto"/>
+              <w:ind w:firstLine="0"/>
+            </w:pPr>
+            <w:r>
+              <w:rPr>
+                <w:sz w:val="20"/>
+              </w:rPr>
+              <w:t>2</w:t>
+            </w:r>
+          </w:p>
+        </w:tc>
+        <w:tc>
+          <w:tcPr>
+            <w:tcW w:type="dxa" w:w="1336"/>
+          </w:tcPr>
+          <w:p>
+            <w:pPr>
+              <w:spacing w:line="240" w:lineRule="auto"/>
+              <w:ind w:firstLine="0"/>
+            </w:pPr>
+            <w:r>
+              <w:rPr>
+                <w:sz w:val="20"/>
+              </w:rPr>
+              <w:t>И / 9</w:t>
+            </w:r>
+          </w:p>
+        </w:tc>
+        <w:tc>
+          <w:tcPr>
+            <w:tcW w:type="dxa" w:w="1336"/>
+          </w:tcPr>
+          <w:p>
+            <w:pPr>
+              <w:spacing w:line="240" w:lineRule="auto"/>
+              <w:ind w:firstLine="0"/>
+            </w:pPr>
+            <w:r>
+              <w:rPr>
+                <w:sz w:val="20"/>
+              </w:rPr>
+              <w:t>0</w:t>
+            </w:r>
+          </w:p>
+        </w:tc>
+        <w:tc>
+          <w:tcPr>
+            <w:tcW w:type="dxa" w:w="1336"/>
+          </w:tcPr>
+          <w:p>
+            <w:pPr>
+              <w:spacing w:line="240" w:lineRule="auto"/>
+              <w:ind w:firstLine="0"/>
+            </w:pPr>
+            <w:r>
+              <w:rPr>
+                <w:sz w:val="20"/>
+              </w:rPr>
+              <w:t>Ю / 31</w:t>
+            </w:r>
+          </w:p>
+        </w:tc>
+        <w:tc>
+          <w:tcPr>
+            <w:tcW w:type="dxa" w:w="1336"/>
+          </w:tcPr>
+          <w:p>
+            <w:pPr>
+              <w:spacing w:line="240" w:lineRule="auto"/>
+              <w:ind w:firstLine="0"/>
+            </w:pPr>
+            <w:r>
+              <w:rPr>
+                <w:sz w:val="20"/>
+              </w:rPr>
+              <w:t>7</w:t>
+            </w:r>
+          </w:p>
+        </w:tc>
+        <w:tc>
+          <w:tcPr>
+            <w:tcW w:type="dxa" w:w="1336"/>
+          </w:tcPr>
+          <w:p>
+            <w:pPr>
+              <w:spacing w:line="240" w:lineRule="auto"/>
+              <w:ind w:firstLine="0"/>
+            </w:pPr>
+            <w:r>
+              <w:rPr>
+                <w:sz w:val="20"/>
+              </w:rPr>
+              <w:t>Ж</w:t>
+            </w:r>
+          </w:p>
+        </w:tc>
+        <w:tc>
+          <w:tcPr>
+            <w:tcW w:type="dxa" w:w="1336"/>
+          </w:tcPr>
+          <w:p>
+            <w:pPr>
+              <w:spacing w:line="240" w:lineRule="auto"/>
+              <w:ind w:firstLine="0"/>
+            </w:pPr>
+            <w:r>
+              <w:rPr>
+                <w:sz w:val="20"/>
+              </w:rPr>
+              <w:t>9 / И</w:t>
+            </w:r>
+          </w:p>
+        </w:tc>
+      </w:tr>
+      <w:tr>
+        <w:trPr>
+          <w:cantSplit/>
+        </w:trPr>
+        <w:tc>
+          <w:tcPr>
+            <w:tcW w:type="dxa" w:w="1336"/>
+          </w:tcPr>
+          <w:p>
+            <w:pPr>
+              <w:spacing w:line="240" w:lineRule="auto"/>
+              <w:ind w:firstLine="0"/>
+            </w:pPr>
+            <w:r>
+              <w:rPr>
+                <w:sz w:val="20"/>
+              </w:rPr>
+              <w:t>3</w:t>
+            </w:r>
+          </w:p>
+        </w:tc>
+        <w:tc>
+          <w:tcPr>
+            <w:tcW w:type="dxa" w:w="1336"/>
+          </w:tcPr>
+          <w:p>
+            <w:pPr>
+              <w:spacing w:line="240" w:lineRule="auto"/>
+              <w:ind w:firstLine="0"/>
+            </w:pPr>
+            <w:r>
+              <w:rPr>
+                <w:sz w:val="20"/>
+              </w:rPr>
+              <w:t>П / 16</w:t>
+            </w:r>
+          </w:p>
+        </w:tc>
+        <w:tc>
+          <w:tcPr>
+            <w:tcW w:type="dxa" w:w="1336"/>
+          </w:tcPr>
+          <w:p>
+            <w:pPr>
+              <w:spacing w:line="240" w:lineRule="auto"/>
+              <w:ind w:firstLine="0"/>
+            </w:pPr>
+            <w:r>
+              <w:rPr>
+                <w:sz w:val="20"/>
+              </w:rPr>
+              <w:t>0</w:t>
+            </w:r>
+          </w:p>
+        </w:tc>
+        <w:tc>
+          <w:tcPr>
+            <w:tcW w:type="dxa" w:w="1336"/>
+          </w:tcPr>
+          <w:p>
+            <w:pPr>
+              <w:spacing w:line="240" w:lineRule="auto"/>
+              <w:ind w:firstLine="0"/>
+            </w:pPr>
+            <w:r>
+              <w:rPr>
+                <w:sz w:val="20"/>
+              </w:rPr>
+              <w:t>Ч / 24</w:t>
+            </w:r>
+          </w:p>
+        </w:tc>
+        <w:tc>
+          <w:tcPr>
+            <w:tcW w:type="dxa" w:w="1336"/>
+          </w:tcPr>
+          <w:p>
+            <w:pPr>
+              <w:spacing w:line="240" w:lineRule="auto"/>
+              <w:ind w:firstLine="0"/>
+            </w:pPr>
+            <w:r>
+              <w:rPr>
+                <w:sz w:val="20"/>
+              </w:rPr>
+              <w:t>7</w:t>
+            </w:r>
+          </w:p>
+        </w:tc>
+        <w:tc>
+          <w:tcPr>
+            <w:tcW w:type="dxa" w:w="1336"/>
+          </w:tcPr>
+          <w:p>
+            <w:pPr>
+              <w:spacing w:line="240" w:lineRule="auto"/>
+              <w:ind w:firstLine="0"/>
+            </w:pPr>
+            <w:r>
+              <w:rPr>
+                <w:sz w:val="20"/>
+              </w:rPr>
+              <w:t>Ж</w:t>
+            </w:r>
+          </w:p>
+        </w:tc>
+        <w:tc>
+          <w:tcPr>
+            <w:tcW w:type="dxa" w:w="1336"/>
+          </w:tcPr>
+          <w:p>
+            <w:pPr>
+              <w:spacing w:line="240" w:lineRule="auto"/>
+              <w:ind w:firstLine="0"/>
+            </w:pPr>
+            <w:r>
+              <w:rPr>
+                <w:sz w:val="20"/>
+              </w:rPr>
+              <w:t>16 / П</w:t>
+            </w:r>
+          </w:p>
+        </w:tc>
+      </w:tr>
+      <w:tr>
+        <w:trPr>
+          <w:cantSplit/>
+        </w:trPr>
+        <w:tc>
+          <w:tcPr>
+            <w:tcW w:type="dxa" w:w="1336"/>
+          </w:tcPr>
+          <w:p>
+            <w:pPr>
+              <w:spacing w:line="240" w:lineRule="auto"/>
+              <w:ind w:firstLine="0"/>
+            </w:pPr>
+            <w:r>
+              <w:rPr>
+                <w:sz w:val="20"/>
+              </w:rPr>
+              <w:t>4</w:t>
+            </w:r>
+          </w:p>
+        </w:tc>
+        <w:tc>
+          <w:tcPr>
+            <w:tcW w:type="dxa" w:w="1336"/>
+          </w:tcPr>
+          <w:p>
+            <w:pPr>
+              <w:spacing w:line="240" w:lineRule="auto"/>
+              <w:ind w:firstLine="0"/>
+            </w:pPr>
+            <w:r>
+              <w:rPr>
+                <w:sz w:val="20"/>
+              </w:rPr>
+              <w:t>Т / 19</w:t>
+            </w:r>
+          </w:p>
+        </w:tc>
+        <w:tc>
+          <w:tcPr>
+            <w:tcW w:type="dxa" w:w="1336"/>
+          </w:tcPr>
+          <w:p>
+            <w:pPr>
+              <w:spacing w:line="240" w:lineRule="auto"/>
+              <w:ind w:firstLine="0"/>
+            </w:pPr>
+            <w:r>
+              <w:rPr>
+                <w:sz w:val="20"/>
+              </w:rPr>
+              <w:t>0</w:t>
+            </w:r>
+          </w:p>
+        </w:tc>
+        <w:tc>
+          <w:tcPr>
+            <w:tcW w:type="dxa" w:w="1336"/>
+          </w:tcPr>
+          <w:p>
+            <w:pPr>
+              <w:spacing w:line="240" w:lineRule="auto"/>
+              <w:ind w:firstLine="0"/>
+            </w:pPr>
+            <w:r>
+              <w:rPr>
+                <w:sz w:val="20"/>
+              </w:rPr>
+              <w:t>К / 11</w:t>
+            </w:r>
+          </w:p>
+        </w:tc>
+        <w:tc>
+          <w:tcPr>
+            <w:tcW w:type="dxa" w:w="1336"/>
+          </w:tcPr>
+          <w:p>
+            <w:pPr>
+              <w:spacing w:line="240" w:lineRule="auto"/>
+              <w:ind w:firstLine="0"/>
+            </w:pPr>
+            <w:r>
+              <w:rPr>
+                <w:sz w:val="20"/>
+              </w:rPr>
+              <w:t>30</w:t>
+            </w:r>
+          </w:p>
+        </w:tc>
+        <w:tc>
+          <w:tcPr>
+            <w:tcW w:type="dxa" w:w="1336"/>
+          </w:tcPr>
+          <w:p>
+            <w:pPr>
+              <w:spacing w:line="240" w:lineRule="auto"/>
+              <w:ind w:firstLine="0"/>
+            </w:pPr>
+            <w:r>
+              <w:rPr>
+                <w:sz w:val="20"/>
+              </w:rPr>
+              <w:t>Э</w:t>
+            </w:r>
+          </w:p>
+        </w:tc>
+        <w:tc>
+          <w:tcPr>
+            <w:tcW w:type="dxa" w:w="1336"/>
+          </w:tcPr>
+          <w:p>
+            <w:pPr>
+              <w:spacing w:line="240" w:lineRule="auto"/>
+              <w:ind w:firstLine="0"/>
+            </w:pPr>
+            <w:r>
+              <w:rPr>
+                <w:sz w:val="20"/>
+              </w:rPr>
+              <w:t>19 / Т</w:t>
+            </w:r>
+          </w:p>
+        </w:tc>
+      </w:tr>
+      <w:tr>
+        <w:trPr>
+          <w:cantSplit/>
+        </w:trPr>
+        <w:tc>
+          <w:tcPr>
+            <w:tcW w:type="dxa" w:w="1336"/>
+          </w:tcPr>
+          <w:p>
+            <w:pPr>
+              <w:spacing w:line="240" w:lineRule="auto"/>
+              <w:ind w:firstLine="0"/>
+            </w:pPr>
+            <w:r>
+              <w:rPr>
+                <w:sz w:val="20"/>
+              </w:rPr>
+              <w:t>5</w:t>
+            </w:r>
+          </w:p>
+        </w:tc>
+        <w:tc>
+          <w:tcPr>
+            <w:tcW w:type="dxa" w:w="1336"/>
+          </w:tcPr>
+          <w:p>
+            <w:pPr>
+              <w:spacing w:line="240" w:lineRule="auto"/>
+              <w:ind w:firstLine="0"/>
+            </w:pPr>
+            <w:r>
+              <w:rPr>
+                <w:sz w:val="20"/>
+              </w:rPr>
+              <w:t>О / 15</w:t>
+            </w:r>
+          </w:p>
+        </w:tc>
+        <w:tc>
+          <w:tcPr>
+            <w:tcW w:type="dxa" w:w="1336"/>
+          </w:tcPr>
+          <w:p>
+            <w:pPr>
+              <w:spacing w:line="240" w:lineRule="auto"/>
+              <w:ind w:firstLine="0"/>
+            </w:pPr>
+            <w:r>
+              <w:rPr>
+                <w:sz w:val="20"/>
+              </w:rPr>
+              <w:t>0</w:t>
+            </w:r>
+          </w:p>
+        </w:tc>
+        <w:tc>
+          <w:tcPr>
+            <w:tcW w:type="dxa" w:w="1336"/>
+          </w:tcPr>
+          <w:p>
+            <w:pPr>
+              <w:spacing w:line="240" w:lineRule="auto"/>
+              <w:ind w:firstLine="0"/>
+            </w:pPr>
+            <w:r>
+              <w:rPr>
+                <w:sz w:val="20"/>
+              </w:rPr>
+              <w:t>Р / 17</w:t>
+            </w:r>
+          </w:p>
+        </w:tc>
+        <w:tc>
+          <w:tcPr>
+            <w:tcW w:type="dxa" w:w="1336"/>
+          </w:tcPr>
+          <w:p>
+            <w:pPr>
+              <w:spacing w:line="240" w:lineRule="auto"/>
+              <w:ind w:firstLine="0"/>
+            </w:pPr>
+            <w:r>
+              <w:rPr>
+                <w:sz w:val="20"/>
+              </w:rPr>
+              <w:t>32</w:t>
+            </w:r>
+          </w:p>
+        </w:tc>
+        <w:tc>
+          <w:tcPr>
+            <w:tcW w:type="dxa" w:w="1336"/>
+          </w:tcPr>
+          <w:p>
+            <w:pPr>
+              <w:spacing w:line="240" w:lineRule="auto"/>
+              <w:ind w:firstLine="0"/>
+            </w:pPr>
+            <w:r>
+              <w:rPr>
+                <w:sz w:val="20"/>
+              </w:rPr>
+              <w:t>Я</w:t>
+            </w:r>
+          </w:p>
+        </w:tc>
+        <w:tc>
+          <w:tcPr>
+            <w:tcW w:type="dxa" w:w="1336"/>
+          </w:tcPr>
+          <w:p>
+            <w:pPr>
+              <w:spacing w:line="240" w:lineRule="auto"/>
+              <w:ind w:firstLine="0"/>
+            </w:pPr>
+            <w:r>
+              <w:rPr>
+                <w:sz w:val="20"/>
+              </w:rPr>
+              <w:t>15 / О</w:t>
+            </w:r>
+          </w:p>
+        </w:tc>
+      </w:tr>
+      <w:tr>
+        <w:trPr>
+          <w:cantSplit/>
+        </w:trPr>
+        <w:tc>
+          <w:tcPr>
+            <w:tcW w:type="dxa" w:w="1336"/>
+          </w:tcPr>
+          <w:p>
+            <w:pPr>
+              <w:spacing w:line="240" w:lineRule="auto"/>
+              <w:ind w:firstLine="0"/>
+            </w:pPr>
+            <w:r>
+              <w:rPr>
+                <w:sz w:val="20"/>
+              </w:rPr>
+              <w:t>6</w:t>
+            </w:r>
+          </w:p>
+        </w:tc>
+        <w:tc>
+          <w:tcPr>
+            <w:tcW w:type="dxa" w:w="1336"/>
+          </w:tcPr>
+          <w:p>
+            <w:pPr>
+              <w:spacing w:line="240" w:lineRule="auto"/>
+              <w:ind w:firstLine="0"/>
+            </w:pPr>
+            <w:r>
+              <w:rPr>
+                <w:sz w:val="20"/>
+              </w:rPr>
+              <w:t>Г / 3</w:t>
+            </w:r>
+          </w:p>
+        </w:tc>
+        <w:tc>
+          <w:tcPr>
+            <w:tcW w:type="dxa" w:w="1336"/>
+          </w:tcPr>
+          <w:p>
+            <w:pPr>
+              <w:spacing w:line="240" w:lineRule="auto"/>
+              <w:ind w:firstLine="0"/>
+            </w:pPr>
+            <w:r>
+              <w:rPr>
+                <w:sz w:val="20"/>
+              </w:rPr>
+              <w:t>0</w:t>
+            </w:r>
+          </w:p>
+        </w:tc>
+        <w:tc>
+          <w:tcPr>
+            <w:tcW w:type="dxa" w:w="1336"/>
+          </w:tcPr>
+          <w:p>
+            <w:pPr>
+              <w:spacing w:line="240" w:lineRule="auto"/>
+              <w:ind w:firstLine="0"/>
+            </w:pPr>
+            <w:r>
+              <w:rPr>
+                <w:sz w:val="20"/>
+              </w:rPr>
+              <w:t>И / 9</w:t>
+            </w:r>
+          </w:p>
+        </w:tc>
+        <w:tc>
+          <w:tcPr>
+            <w:tcW w:type="dxa" w:w="1336"/>
+          </w:tcPr>
+          <w:p>
+            <w:pPr>
+              <w:spacing w:line="240" w:lineRule="auto"/>
+              <w:ind w:firstLine="0"/>
+            </w:pPr>
+            <w:r>
+              <w:rPr>
+                <w:sz w:val="20"/>
+              </w:rPr>
+              <w:t>12</w:t>
+            </w:r>
+          </w:p>
+        </w:tc>
+        <w:tc>
+          <w:tcPr>
+            <w:tcW w:type="dxa" w:w="1336"/>
+          </w:tcPr>
+          <w:p>
+            <w:pPr>
+              <w:spacing w:line="240" w:lineRule="auto"/>
+              <w:ind w:firstLine="0"/>
+            </w:pPr>
+            <w:r>
+              <w:rPr>
+                <w:sz w:val="20"/>
+              </w:rPr>
+              <w:t>Л</w:t>
+            </w:r>
+          </w:p>
+        </w:tc>
+        <w:tc>
+          <w:tcPr>
+            <w:tcW w:type="dxa" w:w="1336"/>
+          </w:tcPr>
+          <w:p>
+            <w:pPr>
+              <w:spacing w:line="240" w:lineRule="auto"/>
+              <w:ind w:firstLine="0"/>
+            </w:pPr>
+            <w:r>
+              <w:rPr>
+                <w:sz w:val="20"/>
+              </w:rPr>
+              <w:t>3 / Г</w:t>
+            </w:r>
+          </w:p>
+        </w:tc>
+      </w:tr>
+      <w:tr>
+        <w:trPr>
+          <w:cantSplit/>
+        </w:trPr>
+        <w:tc>
+          <w:tcPr>
+            <w:tcW w:type="dxa" w:w="1336"/>
+          </w:tcPr>
+          <w:p>
+            <w:pPr>
+              <w:spacing w:line="240" w:lineRule="auto"/>
+              <w:ind w:firstLine="0"/>
+            </w:pPr>
+            <w:r>
+              <w:rPr>
+                <w:sz w:val="20"/>
+              </w:rPr>
+              <w:t>7</w:t>
+            </w:r>
+          </w:p>
+        </w:tc>
+        <w:tc>
+          <w:tcPr>
+            <w:tcW w:type="dxa" w:w="1336"/>
+          </w:tcPr>
+          <w:p>
+            <w:pPr>
+              <w:spacing w:line="240" w:lineRule="auto"/>
+              <w:ind w:firstLine="0"/>
+            </w:pPr>
+            <w:r>
+              <w:rPr>
+                <w:sz w:val="20"/>
+              </w:rPr>
+              <w:t>Р / 17</w:t>
+            </w:r>
+          </w:p>
+        </w:tc>
+        <w:tc>
+          <w:tcPr>
+            <w:tcW w:type="dxa" w:w="1336"/>
+          </w:tcPr>
+          <w:p>
+            <w:pPr>
+              <w:spacing w:line="240" w:lineRule="auto"/>
+              <w:ind w:firstLine="0"/>
+            </w:pPr>
+            <w:r>
+              <w:rPr>
+                <w:sz w:val="20"/>
+              </w:rPr>
+              <w:t>0</w:t>
+            </w:r>
+          </w:p>
+        </w:tc>
+        <w:tc>
+          <w:tcPr>
+            <w:tcW w:type="dxa" w:w="1336"/>
+          </w:tcPr>
+          <w:p>
+            <w:pPr>
+              <w:spacing w:line="240" w:lineRule="auto"/>
+              <w:ind w:firstLine="0"/>
+            </w:pPr>
+            <w:r>
+              <w:rPr>
+                <w:sz w:val="20"/>
+              </w:rPr>
+              <w:t>П / 16</w:t>
+            </w:r>
+          </w:p>
+        </w:tc>
+        <w:tc>
+          <w:tcPr>
+            <w:tcW w:type="dxa" w:w="1336"/>
+          </w:tcPr>
+          <w:p>
+            <w:pPr>
+              <w:spacing w:line="240" w:lineRule="auto"/>
+              <w:ind w:firstLine="0"/>
+            </w:pPr>
+            <w:r>
+              <w:rPr>
+                <w:sz w:val="20"/>
+              </w:rPr>
+              <w:t>0</w:t>
+            </w:r>
+          </w:p>
+        </w:tc>
+        <w:tc>
+          <w:tcPr>
+            <w:tcW w:type="dxa" w:w="1336"/>
+          </w:tcPr>
+          <w:p>
+            <w:pPr>
+              <w:spacing w:line="240" w:lineRule="auto"/>
+              <w:ind w:firstLine="0"/>
+            </w:pPr>
+            <w:r>
+              <w:rPr>
+                <w:sz w:val="20"/>
+              </w:rPr>
+              <w:t>А</w:t>
+            </w:r>
+          </w:p>
+        </w:tc>
+        <w:tc>
+          <w:tcPr>
+            <w:tcW w:type="dxa" w:w="1336"/>
+          </w:tcPr>
+          <w:p>
+            <w:pPr>
+              <w:spacing w:line="240" w:lineRule="auto"/>
+              <w:ind w:firstLine="0"/>
+            </w:pPr>
+            <w:r>
+              <w:rPr>
+                <w:sz w:val="20"/>
+              </w:rPr>
+              <w:t>17 / Р</w:t>
+            </w:r>
+          </w:p>
+        </w:tc>
+      </w:tr>
+      <w:tr>
+        <w:trPr>
+          <w:cantSplit/>
+        </w:trPr>
+        <w:tc>
+          <w:tcPr>
+            <w:tcW w:type="dxa" w:w="1336"/>
+          </w:tcPr>
+          <w:p>
+            <w:pPr>
+              <w:spacing w:line="240" w:lineRule="auto"/>
+              <w:ind w:firstLine="0"/>
+            </w:pPr>
+            <w:r>
+              <w:rPr>
+                <w:sz w:val="20"/>
+              </w:rPr>
+              <w:t>8</w:t>
+            </w:r>
+          </w:p>
+        </w:tc>
+        <w:tc>
+          <w:tcPr>
+            <w:tcW w:type="dxa" w:w="1336"/>
+          </w:tcPr>
+          <w:p>
+            <w:pPr>
+              <w:spacing w:line="240" w:lineRule="auto"/>
+              <w:ind w:firstLine="0"/>
+            </w:pPr>
+            <w:r>
+              <w:rPr>
+                <w:sz w:val="20"/>
+              </w:rPr>
+              <w:t>А / 0</w:t>
+            </w:r>
+          </w:p>
+        </w:tc>
+        <w:tc>
+          <w:tcPr>
+            <w:tcW w:type="dxa" w:w="1336"/>
+          </w:tcPr>
+          <w:p>
+            <w:pPr>
+              <w:spacing w:line="240" w:lineRule="auto"/>
+              <w:ind w:firstLine="0"/>
+            </w:pPr>
+            <w:r>
+              <w:rPr>
+                <w:sz w:val="20"/>
+              </w:rPr>
+              <w:t>0</w:t>
+            </w:r>
+          </w:p>
+        </w:tc>
+        <w:tc>
+          <w:tcPr>
+            <w:tcW w:type="dxa" w:w="1336"/>
+          </w:tcPr>
+          <w:p>
+            <w:pPr>
+              <w:spacing w:line="240" w:lineRule="auto"/>
+              <w:ind w:firstLine="0"/>
+            </w:pPr>
+            <w:r>
+              <w:rPr>
+                <w:sz w:val="20"/>
+              </w:rPr>
+              <w:t>Т / 19</w:t>
+            </w:r>
+          </w:p>
+        </w:tc>
+        <w:tc>
+          <w:tcPr>
+            <w:tcW w:type="dxa" w:w="1336"/>
+          </w:tcPr>
+          <w:p>
+            <w:pPr>
+              <w:spacing w:line="240" w:lineRule="auto"/>
+              <w:ind w:firstLine="0"/>
+            </w:pPr>
+            <w:r>
+              <w:rPr>
+                <w:sz w:val="20"/>
+              </w:rPr>
+              <w:t>19</w:t>
+            </w:r>
+          </w:p>
+        </w:tc>
+        <w:tc>
+          <w:tcPr>
+            <w:tcW w:type="dxa" w:w="1336"/>
+          </w:tcPr>
+          <w:p>
+            <w:pPr>
+              <w:spacing w:line="240" w:lineRule="auto"/>
+              <w:ind w:firstLine="0"/>
+            </w:pPr>
+            <w:r>
+              <w:rPr>
+                <w:sz w:val="20"/>
+              </w:rPr>
+              <w:t>Т</w:t>
+            </w:r>
+          </w:p>
+        </w:tc>
+        <w:tc>
+          <w:tcPr>
+            <w:tcW w:type="dxa" w:w="1336"/>
+          </w:tcPr>
+          <w:p>
+            <w:pPr>
+              <w:spacing w:line="240" w:lineRule="auto"/>
+              <w:ind w:firstLine="0"/>
+            </w:pPr>
+            <w:r>
+              <w:rPr>
+                <w:sz w:val="20"/>
+              </w:rPr>
+              <w:t>0 / А</w:t>
+            </w:r>
+          </w:p>
+        </w:tc>
+      </w:tr>
+      <w:tr>
+        <w:trPr>
+          <w:cantSplit/>
+        </w:trPr>
+        <w:tc>
+          <w:tcPr>
+            <w:tcW w:type="dxa" w:w="1336"/>
+          </w:tcPr>
+          <w:p>
+            <w:pPr>
+              <w:spacing w:line="240" w:lineRule="auto"/>
+              <w:ind w:firstLine="0"/>
+            </w:pPr>
+            <w:r>
+              <w:rPr>
+                <w:sz w:val="20"/>
+              </w:rPr>
+              <w:t>9</w:t>
+            </w:r>
+          </w:p>
+        </w:tc>
+        <w:tc>
+          <w:tcPr>
+            <w:tcW w:type="dxa" w:w="1336"/>
+          </w:tcPr>
+          <w:p>
+            <w:pPr>
+              <w:spacing w:line="240" w:lineRule="auto"/>
+              <w:ind w:firstLine="0"/>
+            </w:pPr>
+            <w:r>
+              <w:rPr>
+                <w:sz w:val="20"/>
+              </w:rPr>
+              <w:t>Ф / 21</w:t>
+            </w:r>
+          </w:p>
+        </w:tc>
+        <w:tc>
+          <w:tcPr>
+            <w:tcW w:type="dxa" w:w="1336"/>
+          </w:tcPr>
+          <w:p>
+            <w:pPr>
+              <w:spacing w:line="240" w:lineRule="auto"/>
+              <w:ind w:firstLine="0"/>
+            </w:pPr>
+            <w:r>
+              <w:rPr>
+                <w:sz w:val="20"/>
+              </w:rPr>
+              <w:t>0</w:t>
+            </w:r>
+          </w:p>
+        </w:tc>
+        <w:tc>
+          <w:tcPr>
+            <w:tcW w:type="dxa" w:w="1336"/>
+          </w:tcPr>
+          <w:p>
+            <w:pPr>
+              <w:spacing w:line="240" w:lineRule="auto"/>
+              <w:ind w:firstLine="0"/>
+            </w:pPr>
+            <w:r>
+              <w:rPr>
+                <w:sz w:val="20"/>
+              </w:rPr>
+              <w:t>О / 15</w:t>
+            </w:r>
+          </w:p>
+        </w:tc>
+        <w:tc>
+          <w:tcPr>
+            <w:tcW w:type="dxa" w:w="1336"/>
+          </w:tcPr>
+          <w:p>
+            <w:pPr>
+              <w:spacing w:line="240" w:lineRule="auto"/>
+              <w:ind w:firstLine="0"/>
+            </w:pPr>
+            <w:r>
+              <w:rPr>
+                <w:sz w:val="20"/>
+              </w:rPr>
+              <w:t>3</w:t>
+            </w:r>
+          </w:p>
+        </w:tc>
+        <w:tc>
+          <w:tcPr>
+            <w:tcW w:type="dxa" w:w="1336"/>
+          </w:tcPr>
+          <w:p>
+            <w:pPr>
+              <w:spacing w:line="240" w:lineRule="auto"/>
+              <w:ind w:firstLine="0"/>
+            </w:pPr>
+            <w:r>
+              <w:rPr>
+                <w:sz w:val="20"/>
+              </w:rPr>
+              <w:t>Г</w:t>
+            </w:r>
+          </w:p>
+        </w:tc>
+        <w:tc>
+          <w:tcPr>
+            <w:tcW w:type="dxa" w:w="1336"/>
+          </w:tcPr>
+          <w:p>
+            <w:pPr>
+              <w:spacing w:line="240" w:lineRule="auto"/>
+              <w:ind w:firstLine="0"/>
+            </w:pPr>
+            <w:r>
+              <w:rPr>
+                <w:sz w:val="20"/>
+              </w:rPr>
+              <w:t>21 / Ф</w:t>
+            </w:r>
+          </w:p>
+        </w:tc>
+      </w:tr>
+      <w:tr>
+        <w:trPr>
+          <w:cantSplit/>
+        </w:trPr>
+        <w:tc>
+          <w:tcPr>
+            <w:tcW w:type="dxa" w:w="1336"/>
+          </w:tcPr>
+          <w:p>
+            <w:pPr>
+              <w:spacing w:line="240" w:lineRule="auto"/>
+              <w:ind w:firstLine="0"/>
+            </w:pPr>
+            <w:r>
+              <w:rPr>
+                <w:sz w:val="20"/>
+              </w:rPr>
+              <w:t>10</w:t>
+            </w:r>
+          </w:p>
+        </w:tc>
+        <w:tc>
+          <w:tcPr>
+            <w:tcW w:type="dxa" w:w="1336"/>
+          </w:tcPr>
+          <w:p>
+            <w:pPr>
+              <w:spacing w:line="240" w:lineRule="auto"/>
+              <w:ind w:firstLine="0"/>
+            </w:pPr>
+            <w:r>
+              <w:rPr>
+                <w:sz w:val="20"/>
+              </w:rPr>
+              <w:t>И / 9</w:t>
+            </w:r>
+          </w:p>
+        </w:tc>
+        <w:tc>
+          <w:tcPr>
+            <w:tcW w:type="dxa" w:w="1336"/>
+          </w:tcPr>
+          <w:p>
+            <w:pPr>
+              <w:spacing w:line="240" w:lineRule="auto"/>
+              <w:ind w:firstLine="0"/>
+            </w:pPr>
+            <w:r>
+              <w:rPr>
+                <w:sz w:val="20"/>
+              </w:rPr>
+              <w:t>0</w:t>
+            </w:r>
+          </w:p>
+        </w:tc>
+        <w:tc>
+          <w:tcPr>
+            <w:tcW w:type="dxa" w:w="1336"/>
+          </w:tcPr>
+          <w:p>
+            <w:pPr>
+              <w:spacing w:line="240" w:lineRule="auto"/>
+              <w:ind w:firstLine="0"/>
+            </w:pPr>
+            <w:r>
+              <w:rPr>
+                <w:sz w:val="20"/>
+              </w:rPr>
+              <w:t>Г / 3</w:t>
+            </w:r>
+          </w:p>
+        </w:tc>
+        <w:tc>
+          <w:tcPr>
+            <w:tcW w:type="dxa" w:w="1336"/>
+          </w:tcPr>
+          <w:p>
+            <w:pPr>
+              <w:spacing w:line="240" w:lineRule="auto"/>
+              <w:ind w:firstLine="0"/>
+            </w:pPr>
+            <w:r>
+              <w:rPr>
+                <w:sz w:val="20"/>
+              </w:rPr>
+              <w:t>12</w:t>
+            </w:r>
+          </w:p>
+        </w:tc>
+        <w:tc>
+          <w:tcPr>
+            <w:tcW w:type="dxa" w:w="1336"/>
+          </w:tcPr>
+          <w:p>
+            <w:pPr>
+              <w:spacing w:line="240" w:lineRule="auto"/>
+              <w:ind w:firstLine="0"/>
+            </w:pPr>
+            <w:r>
+              <w:rPr>
+                <w:sz w:val="20"/>
+              </w:rPr>
+              <w:t>Л</w:t>
+            </w:r>
+          </w:p>
+        </w:tc>
+        <w:tc>
+          <w:tcPr>
+            <w:tcW w:type="dxa" w:w="1336"/>
+          </w:tcPr>
+          <w:p>
+            <w:pPr>
+              <w:spacing w:line="240" w:lineRule="auto"/>
+              <w:ind w:firstLine="0"/>
+            </w:pPr>
+            <w:r>
+              <w:rPr>
+                <w:sz w:val="20"/>
+              </w:rPr>
+              <w:t>9 / И</w:t>
+            </w:r>
+          </w:p>
+        </w:tc>
+      </w:tr>
+      <w:tr>
+        <w:trPr>
+          <w:cantSplit/>
+        </w:trPr>
+        <w:tc>
+          <w:tcPr>
+            <w:tcW w:type="dxa" w:w="1336"/>
+          </w:tcPr>
+          <w:p>
+            <w:pPr>
+              <w:spacing w:line="240" w:lineRule="auto"/>
+              <w:ind w:firstLine="0"/>
+            </w:pPr>
+            <w:r>
+              <w:rPr>
+                <w:sz w:val="20"/>
+              </w:rPr>
+              <w:t>11</w:t>
+            </w:r>
+          </w:p>
+        </w:tc>
+        <w:tc>
+          <w:tcPr>
+            <w:tcW w:type="dxa" w:w="1336"/>
+          </w:tcPr>
+          <w:p>
+            <w:pPr>
+              <w:spacing w:line="240" w:lineRule="auto"/>
+              <w:ind w:firstLine="0"/>
+            </w:pPr>
+            <w:r>
+              <w:rPr>
+                <w:sz w:val="20"/>
+              </w:rPr>
+              <w:t>Я / 32</w:t>
+            </w:r>
+          </w:p>
+        </w:tc>
+        <w:tc>
+          <w:tcPr>
+            <w:tcW w:type="dxa" w:w="1336"/>
+          </w:tcPr>
+          <w:p>
+            <w:pPr>
+              <w:spacing w:line="240" w:lineRule="auto"/>
+              <w:ind w:firstLine="0"/>
+            </w:pPr>
+            <w:r>
+              <w:rPr>
+                <w:sz w:val="20"/>
+              </w:rPr>
+              <w:t>0</w:t>
+            </w:r>
+          </w:p>
+        </w:tc>
+        <w:tc>
+          <w:tcPr>
+            <w:tcW w:type="dxa" w:w="1336"/>
+          </w:tcPr>
+          <w:p>
+            <w:pPr>
+              <w:spacing w:line="240" w:lineRule="auto"/>
+              <w:ind w:firstLine="0"/>
+            </w:pPr>
+            <w:r>
+              <w:rPr>
+                <w:sz w:val="20"/>
+              </w:rPr>
+              <w:t>Р / 17</w:t>
+            </w:r>
+          </w:p>
+        </w:tc>
+        <w:tc>
+          <w:tcPr>
+            <w:tcW w:type="dxa" w:w="1336"/>
+          </w:tcPr>
+          <w:p>
+            <w:pPr>
+              <w:spacing w:line="240" w:lineRule="auto"/>
+              <w:ind w:firstLine="0"/>
+            </w:pPr>
+            <w:r>
+              <w:rPr>
+                <w:sz w:val="20"/>
+              </w:rPr>
+              <w:t>16</w:t>
+            </w:r>
+          </w:p>
+        </w:tc>
+        <w:tc>
+          <w:tcPr>
+            <w:tcW w:type="dxa" w:w="1336"/>
+          </w:tcPr>
+          <w:p>
+            <w:pPr>
+              <w:spacing w:line="240" w:lineRule="auto"/>
+              <w:ind w:firstLine="0"/>
+            </w:pPr>
+            <w:r>
+              <w:rPr>
+                <w:sz w:val="20"/>
+              </w:rPr>
+              <w:t>П</w:t>
+            </w:r>
+          </w:p>
+        </w:tc>
+        <w:tc>
+          <w:tcPr>
+            <w:tcW w:type="dxa" w:w="1336"/>
+          </w:tcPr>
+          <w:p>
+            <w:pPr>
+              <w:spacing w:line="240" w:lineRule="auto"/>
+              <w:ind w:firstLine="0"/>
+            </w:pPr>
+            <w:r>
+              <w:rPr>
+                <w:sz w:val="20"/>
+              </w:rPr>
+              <w:t>32 / Я</w:t>
+            </w:r>
+          </w:p>
+        </w:tc>
+      </w:tr>
+    </w:tbl>
+    <w:p>
+      <w:pPr>
+        <w:jc w:val="both"/>
+      </w:pPr>
+      <w:r>
+        <w:rPr>
+          <w:rFonts w:ascii="Times New Roman" w:hAnsi="Times New Roman"/>
+          <w:sz w:val="28"/>
+        </w:rPr>
+        <w:t>Шифрование: КРИПТОГРАФИЯ → ХЬЖЖЭЯЛАТГЛП. Расшифрование: ХЬЖЖЭЯЛАТГЛП → КРИПТОГРАФИЯ.</w:t>
+      </w:r>
+    </w:p>
+    <w:p>
+      <w:pPr>
+        <w:spacing w:after="0" w:line="240" w:lineRule="auto"/>
+        <w:ind w:firstLine="0" w:left="283"/>
+      </w:pPr>
+      <w:r>
+        <w:rPr>
+          <w:rFonts w:ascii="Courier New" w:hAnsi="Courier New"/>
+          <w:color w:val="101010"/>
+          <w:sz w:val="20"/>
+        </w:rPr>
+        <w:t>$ cargo run --quiet -p lab_01_autokey_vigenere -- encrypt \</w:t>
+      </w:r>
+    </w:p>
+    <w:p>
+      <w:pPr>
+        <w:spacing w:after="0" w:line="240" w:lineRule="auto"/>
+        <w:ind w:firstLine="0" w:left="283"/>
+      </w:pPr>
+      <w:r>
+        <w:rPr>
+          <w:rFonts w:ascii="Courier New" w:hAnsi="Courier New"/>
+          <w:color w:val="101010"/>
+          <w:sz w:val="20"/>
+        </w:rPr>
+        <w:t xml:space="preserve">  --alphabet ru --key 'КЛЮЧ' \</w:t>
+      </w:r>
+    </w:p>
+    <w:p>
+      <w:pPr>
+        <w:spacing w:after="0" w:line="240" w:lineRule="auto"/>
+        <w:ind w:firstLine="0" w:left="283"/>
+      </w:pPr>
+      <w:r>
+        <w:rPr>
+          <w:rFonts w:ascii="Courier New" w:hAnsi="Courier New"/>
+          <w:color w:val="101010"/>
+          <w:sz w:val="20"/>
+        </w:rPr>
+        <w:t xml:space="preserve">  --text 'КРИПТОГРАФИЯ'</w:t>
+      </w:r>
+    </w:p>
+    <w:p>
+      <w:pPr>
+        <w:spacing w:after="0" w:line="240" w:lineRule="auto"/>
+        <w:ind w:firstLine="0" w:left="283"/>
+      </w:pPr>
+      <w:r>
+        <w:rPr>
+          <w:rFonts w:ascii="Courier New" w:hAnsi="Courier New"/>
+          <w:color w:val="101010"/>
+          <w:sz w:val="20"/>
+        </w:rPr>
+        <w:t>ХЬЖЖЭЯЛАТГЛП</w:t>
+      </w:r>
+    </w:p>
+    <w:p>
+      <w:pPr>
+        <w:spacing w:after="0" w:line="240" w:lineRule="auto"/>
+        <w:ind w:firstLine="0" w:left="283"/>
+      </w:pPr>
+      <w:r>
+        <w:rPr>
+          <w:rFonts w:ascii="Courier New" w:hAnsi="Courier New"/>
+          <w:color w:val="101010"/>
+          <w:sz w:val="20"/>
+        </w:rPr>
+        <w:t>$ cargo run --quiet -p lab_01_autokey_vigenere -- decrypt \</w:t>
+      </w:r>
+    </w:p>
+    <w:p>
+      <w:pPr>
+        <w:spacing w:after="0" w:line="240" w:lineRule="auto"/>
+        <w:ind w:firstLine="0" w:left="283"/>
+      </w:pPr>
+      <w:r>
+        <w:rPr>
+          <w:rFonts w:ascii="Courier New" w:hAnsi="Courier New"/>
+          <w:color w:val="101010"/>
+          <w:sz w:val="20"/>
+        </w:rPr>
+        <w:t xml:space="preserve">  --alphabet ru --key 'КЛЮЧ' \</w:t>
+      </w:r>
+    </w:p>
+    <w:p>
+      <w:pPr>
+        <w:spacing w:after="0" w:line="240" w:lineRule="auto"/>
+        <w:ind w:firstLine="0" w:left="283"/>
+      </w:pPr>
+      <w:r>
+        <w:rPr>
+          <w:rFonts w:ascii="Courier New" w:hAnsi="Courier New"/>
+          <w:color w:val="101010"/>
+          <w:sz w:val="20"/>
+        </w:rPr>
+        <w:t xml:space="preserve">  --text 'ХЬЖЖЭЯЛАТГЛП'</w:t>
+      </w:r>
+    </w:p>
+    <w:p>
+      <w:pPr>
+        <w:spacing w:after="0" w:line="240" w:lineRule="auto"/>
+        <w:ind w:firstLine="0" w:left="283"/>
+      </w:pPr>
+      <w:r>
+        <w:rPr>
+          <w:rFonts w:ascii="Courier New" w:hAnsi="Courier New"/>
+          <w:color w:val="101010"/>
+          <w:sz w:val="20"/>
+        </w:rPr>
+        <w:t>КРИПТОГРАФИЯ</w:t>
+      </w:r>
+    </w:p>
+    <w:p>
+      <w:pPr>
         <w:jc w:val="both"/>
       </w:pPr>
       <w:r>
@@ -4182,6 +8409,71 @@
     </w:p>
     <w:p>
       <w:pPr>
+        <w:keepNext/>
+        <w:spacing w:before="240" w:after="120"/>
+        <w:ind w:firstLine="0"/>
+        <w:jc w:val="center"/>
+      </w:pPr>
+      <w:r>
+        <w:rPr>
+          <w:rFonts w:ascii="Times New Roman" w:hAnsi="Times New Roman"/>
+          <w:b/>
+          <w:sz w:val="28"/>
+        </w:rPr>
+        <w:t>Сопоставление трёх схем</w:t>
+      </w:r>
+    </w:p>
+    <w:p>
+      <w:pPr>
+        <w:jc w:val="both"/>
+      </w:pPr>
+      <w:r>
+        <w:rPr>
+          <w:rFonts w:ascii="Times New Roman" w:hAnsi="Times New Roman"/>
+          <w:sz w:val="28"/>
+        </w:rPr>
+        <w:t>Обычная: ключ КЛЮЧКЛЮЧКЛЮЧ; шифротекст ХЬЖЖЭЪБЗКАЖЦ; восстановленный текст КРИПТОГРАФИЯ.</w:t>
+      </w:r>
+    </w:p>
+    <w:p>
+      <w:pPr>
+        <w:jc w:val="both"/>
+      </w:pPr>
+      <w:r>
+        <w:rPr>
+          <w:rFonts w:ascii="Times New Roman" w:hAnsi="Times New Roman"/>
+          <w:sz w:val="28"/>
+        </w:rPr>
+        <w:t>Прогрессивная: ключ КЛЮЧЛМЯШМНАЩ; шифротекст ХЬЖЖЮЫВИМВИШ; восстановленный текст КРИПТОГРАФИЯ.</w:t>
+      </w:r>
+    </w:p>
+    <w:p>
+      <w:pPr>
+        <w:jc w:val="both"/>
+      </w:pPr>
+      <w:r>
+        <w:rPr>
+          <w:rFonts w:ascii="Times New Roman" w:hAnsi="Times New Roman"/>
+          <w:sz w:val="28"/>
+        </w:rPr>
+        <w:t>Самогенерирующаяся: ключ КЛЮЧКРИПТОГР; шифротекст ХЬЖЖЭЯЛАТГЛП; восстановленный текст КРИПТОГРАФИЯ.</w:t>
+      </w:r>
+    </w:p>
+    <w:p>
+      <w:pPr>
+        <w:jc w:val="both"/>
+      </w:pPr>
+      <w:r>
+        <w:rPr>
+          <w:rFonts w:ascii="Times New Roman" w:hAnsi="Times New Roman"/>
+          <w:sz w:val="28"/>
+        </w:rPr>
+        <w:t>Первые четыре буквы шифротекста совпадают, потому что все схемы начинают с одного ключа КЛЮЧ. Затем последовательности ключа расходятся.</w:t>
+      </w:r>
+    </w:p>
+    <w:p>
+      <w:pPr>
+        <w:keepNext/>
         <w:spacing w:before="240" w:after="120"/>
         <w:ind w:firstLine="0"/>
         <w:jc w:val="center"/>
@@ -4221,6 +8513,31 @@
     </w:p>
     <w:p>
       <w:pPr>
+        <w:jc w:val="both"/>
+      </w:pPr>
+      <w:r>
+        <w:rPr>
+          <w:rFonts w:ascii="Times New Roman" w:hAnsi="Times New Roman"/>
+          <w:sz w:val="28"/>
+        </w:rPr>
+        <w:t>Новый crate lab_01_autokey_vigenere содержит те же четыре слоя. Кольцевой буфер длины L начинается ключом и затем хранит индексы исходных (при расшифровании — восстановленных) букв. Он создаётся заново при каждом вызове. Сложность O(N·(T + L)), память O(T + L + N) с результатом; дополнительная память потока O(L).</w:t>
+      </w:r>
+    </w:p>
+    <w:p>
+      <w:pPr>
+        <w:jc w:val="both"/>
+      </w:pPr>
+      <w:r>
+        <w:rPr>
+          <w:rFonts w:ascii="Times New Roman" w:hAnsi="Times New Roman"/>
+          <w:sz w:val="28"/>
+        </w:rPr>
+        <w:t>Обычный Виженер использует существующие encrypt/decrypt в lab_04_vigenere. Выбор алфавита меняет преобразование букв в индексы и обратно; модуль 33 остаётся тем же. Тесты проверяют русский пример, отдельную Ё и сохранение поведения алфавита lab04. Для самогенерирующейся схемы проверяются оба примера, ключ длиннее текста, регистр, пунктуация, ошибки ввода и proptest roundtrip для двух алфавитов.</w:t>
+      </w:r>
+    </w:p>
+    <w:p>
+      <w:pPr>
+        <w:keepNext/>
         <w:spacing w:before="240" w:after="120"/>
         <w:ind w:firstLine="0"/>
         <w:jc w:val="center"/>
@@ -4236,6 +8553,22 @@
     </w:p>
     <w:p>
       <w:pPr>
+        <w:keepNext/>
+        <w:spacing w:before="240" w:after="120"/>
+        <w:ind w:firstLine="0"/>
+        <w:jc w:val="center"/>
+      </w:pPr>
+      <w:r>
+        <w:rPr>
+          <w:rFonts w:ascii="Times New Roman" w:hAnsi="Times New Roman"/>
+          <w:b/>
+          <w:sz w:val="28"/>
+        </w:rPr>
+        <w:t>Прогрессивная схема</w:t>
+      </w:r>
+    </w:p>
+    <w:p>
+      <w:pPr>
         <w:spacing w:after="0" w:line="240" w:lineRule="auto"/>
         <w:ind w:firstLine="0" w:left="283"/>
       </w:pPr>
@@ -5510,6 +9843,2055 @@
     </w:p>
     <w:p>
       <w:pPr>
+        <w:keepNext/>
+        <w:spacing w:before="240" w:after="120"/>
+        <w:ind w:firstLine="0"/>
+        <w:jc w:val="center"/>
+      </w:pPr>
+      <w:r>
+        <w:rPr>
+          <w:rFonts w:ascii="Times New Roman" w:hAnsi="Times New Roman"/>
+          <w:b/>
+          <w:sz w:val="28"/>
+        </w:rPr>
+        <w:t>Обычный Виженер (существующий lab_04_vigenere)</w:t>
+      </w:r>
+    </w:p>
+    <w:p>
+      <w:pPr>
+        <w:spacing w:after="0" w:line="240" w:lineRule="auto"/>
+        <w:ind w:firstLine="0" w:left="283"/>
+      </w:pPr>
+      <w:r>
+        <w:rPr>
+          <w:rFonts w:ascii="Courier New" w:hAnsi="Courier New"/>
+          <w:color w:val="101010"/>
+          <w:sz w:val="20"/>
+        </w:rPr>
+        <w:t>/// Шифрование Виженера.</w:t>
+      </w:r>
+    </w:p>
+    <w:p>
+      <w:pPr>
+        <w:spacing w:after="0" w:line="240" w:lineRule="auto"/>
+        <w:ind w:firstLine="0" w:left="283"/>
+      </w:pPr>
+      <w:r>
+        <w:rPr>
+          <w:rFonts w:ascii="Courier New" w:hAnsi="Courier New"/>
+          <w:color w:val="101010"/>
+          <w:sz w:val="20"/>
+        </w:rPr>
+        <w:t>pub fn encrypt(plain_idx: &amp;[usize], key_idx: &amp;[usize]) -&gt; Result&lt;Vec&lt;usize&gt;, DomainError&gt; {</w:t>
+      </w:r>
+    </w:p>
+    <w:p>
+      <w:pPr>
+        <w:spacing w:after="0" w:line="240" w:lineRule="auto"/>
+        <w:ind w:firstLine="0" w:left="283"/>
+      </w:pPr>
+      <w:r>
+        <w:rPr>
+          <w:rFonts w:ascii="Courier New" w:hAnsi="Courier New"/>
+          <w:color w:val="101010"/>
+          <w:sz w:val="20"/>
+        </w:rPr>
+        <w:t xml:space="preserve">    if key_idx.is_empty() {</w:t>
+      </w:r>
+    </w:p>
+    <w:p>
+      <w:pPr>
+        <w:spacing w:after="0" w:line="240" w:lineRule="auto"/>
+        <w:ind w:firstLine="0" w:left="283"/>
+      </w:pPr>
+      <w:r>
+        <w:rPr>
+          <w:rFonts w:ascii="Courier New" w:hAnsi="Courier New"/>
+          <w:color w:val="101010"/>
+          <w:sz w:val="20"/>
+        </w:rPr>
+        <w:t xml:space="preserve">        return Err(DomainError::EmptyKey);</w:t>
+      </w:r>
+    </w:p>
+    <w:p>
+      <w:pPr>
+        <w:spacing w:after="0" w:line="240" w:lineRule="auto"/>
+        <w:ind w:firstLine="0" w:left="283"/>
+      </w:pPr>
+      <w:r>
+        <w:rPr>
+          <w:rFonts w:ascii="Courier New" w:hAnsi="Courier New"/>
+          <w:color w:val="101010"/>
+          <w:sz w:val="20"/>
+        </w:rPr>
+        <w:t xml:space="preserve">    }</w:t>
+      </w:r>
+    </w:p>
+    <w:p>
+      <w:pPr>
+        <w:spacing w:after="0" w:line="240" w:lineRule="auto"/>
+        <w:ind w:firstLine="0" w:left="283"/>
+      </w:pPr>
+      <w:r>
+        <w:rPr>
+          <w:rFonts w:ascii="Courier New" w:hAnsi="Courier New"/>
+          <w:color w:val="101010"/>
+          <w:sz w:val="20"/>
+        </w:rPr>
+        <w:t xml:space="preserve">    Ok(plain_idx</w:t>
+      </w:r>
+    </w:p>
+    <w:p>
+      <w:pPr>
+        <w:spacing w:after="0" w:line="240" w:lineRule="auto"/>
+        <w:ind w:firstLine="0" w:left="283"/>
+      </w:pPr>
+      <w:r>
+        <w:rPr>
+          <w:rFonts w:ascii="Courier New" w:hAnsi="Courier New"/>
+          <w:color w:val="101010"/>
+          <w:sz w:val="20"/>
+        </w:rPr>
+        <w:t xml:space="preserve">        .iter()</w:t>
+      </w:r>
+    </w:p>
+    <w:p>
+      <w:pPr>
+        <w:spacing w:after="0" w:line="240" w:lineRule="auto"/>
+        <w:ind w:firstLine="0" w:left="283"/>
+      </w:pPr>
+      <w:r>
+        <w:rPr>
+          <w:rFonts w:ascii="Courier New" w:hAnsi="Courier New"/>
+          <w:color w:val="101010"/>
+          <w:sz w:val="20"/>
+        </w:rPr>
+        <w:t xml:space="preserve">        .enumerate()</w:t>
+      </w:r>
+    </w:p>
+    <w:p>
+      <w:pPr>
+        <w:spacing w:after="0" w:line="240" w:lineRule="auto"/>
+        <w:ind w:firstLine="0" w:left="283"/>
+      </w:pPr>
+      <w:r>
+        <w:rPr>
+          <w:rFonts w:ascii="Courier New" w:hAnsi="Courier New"/>
+          <w:color w:val="101010"/>
+          <w:sz w:val="20"/>
+        </w:rPr>
+        <w:t xml:space="preserve">        .map(|(i, &amp;p)| {</w:t>
+      </w:r>
+    </w:p>
+    <w:p>
+      <w:pPr>
+        <w:spacing w:after="0" w:line="240" w:lineRule="auto"/>
+        <w:ind w:firstLine="0" w:left="283"/>
+      </w:pPr>
+      <w:r>
+        <w:rPr>
+          <w:rFonts w:ascii="Courier New" w:hAnsi="Courier New"/>
+          <w:color w:val="101010"/>
+          <w:sz w:val="20"/>
+        </w:rPr>
+        <w:t xml:space="preserve">            let c = (p + key_idx[i % key_idx.len()]) % ALPHABET_SIZE;</w:t>
+      </w:r>
+    </w:p>
+    <w:p>
+      <w:pPr>
+        <w:spacing w:after="0" w:line="240" w:lineRule="auto"/>
+        <w:ind w:firstLine="0" w:left="283"/>
+      </w:pPr>
+      <w:r>
+        <w:rPr>
+          <w:rFonts w:ascii="Courier New" w:hAnsi="Courier New"/>
+          <w:color w:val="101010"/>
+          <w:sz w:val="20"/>
+        </w:rPr>
+        <w:t xml:space="preserve">            tracing::info!(</w:t>
+      </w:r>
+    </w:p>
+    <w:p>
+      <w:pPr>
+        <w:spacing w:after="0" w:line="240" w:lineRule="auto"/>
+        <w:ind w:firstLine="0" w:left="283"/>
+      </w:pPr>
+      <w:r>
+        <w:rPr>
+          <w:rFonts w:ascii="Courier New" w:hAnsi="Courier New"/>
+          <w:color w:val="101010"/>
+          <w:sz w:val="20"/>
+        </w:rPr>
+        <w:t xml:space="preserve">                step = "vigenere.encrypt_symbol",</w:t>
+      </w:r>
+    </w:p>
+    <w:p>
+      <w:pPr>
+        <w:spacing w:after="0" w:line="240" w:lineRule="auto"/>
+        <w:ind w:firstLine="0" w:left="283"/>
+      </w:pPr>
+      <w:r>
+        <w:rPr>
+          <w:rFonts w:ascii="Courier New" w:hAnsi="Courier New"/>
+          <w:color w:val="101010"/>
+          <w:sz w:val="20"/>
+        </w:rPr>
+        <w:t xml:space="preserve">                position = i + 1,</w:t>
+      </w:r>
+    </w:p>
+    <w:p>
+      <w:pPr>
+        <w:spacing w:after="0" w:line="240" w:lineRule="auto"/>
+        <w:ind w:firstLine="0" w:left="283"/>
+      </w:pPr>
+      <w:r>
+        <w:rPr>
+          <w:rFonts w:ascii="Courier New" w:hAnsi="Courier New"/>
+          <w:color w:val="101010"/>
+          <w:sz w:val="20"/>
+        </w:rPr>
+        <w:t xml:space="preserve">                key_position = i % key_idx.len() + 1,</w:t>
+      </w:r>
+    </w:p>
+    <w:p>
+      <w:pPr>
+        <w:spacing w:after="0" w:line="240" w:lineRule="auto"/>
+        <w:ind w:firstLine="0" w:left="283"/>
+      </w:pPr>
+      <w:r>
+        <w:rPr>
+          <w:rFonts w:ascii="Courier New" w:hAnsi="Courier New"/>
+          <w:color w:val="101010"/>
+          <w:sz w:val="20"/>
+        </w:rPr>
+        <w:t xml:space="preserve">                plain_index = p,</w:t>
+      </w:r>
+    </w:p>
+    <w:p>
+      <w:pPr>
+        <w:spacing w:after="0" w:line="240" w:lineRule="auto"/>
+        <w:ind w:firstLine="0" w:left="283"/>
+      </w:pPr>
+      <w:r>
+        <w:rPr>
+          <w:rFonts w:ascii="Courier New" w:hAnsi="Courier New"/>
+          <w:color w:val="101010"/>
+          <w:sz w:val="20"/>
+        </w:rPr>
+        <w:t xml:space="preserve">                cipher_index = c,</w:t>
+      </w:r>
+    </w:p>
+    <w:p>
+      <w:pPr>
+        <w:spacing w:after="0" w:line="240" w:lineRule="auto"/>
+        <w:ind w:firstLine="0" w:left="283"/>
+      </w:pPr>
+      <w:r>
+        <w:rPr>
+          <w:rFonts w:ascii="Courier New" w:hAnsi="Courier New"/>
+          <w:color w:val="101010"/>
+          <w:sz w:val="20"/>
+        </w:rPr>
+        <w:t xml:space="preserve">                alphabet_size = ALPHABET_SIZE,</w:t>
+      </w:r>
+    </w:p>
+    <w:p>
+      <w:pPr>
+        <w:spacing w:after="0" w:line="240" w:lineRule="auto"/>
+        <w:ind w:firstLine="0" w:left="283"/>
+      </w:pPr>
+      <w:r>
+        <w:rPr>
+          <w:rFonts w:ascii="Courier New" w:hAnsi="Courier New"/>
+          <w:color w:val="101010"/>
+          <w:sz w:val="20"/>
+        </w:rPr>
+        <w:t xml:space="preserve">                "cipher_index = (p + k) mod 33"</w:t>
+      </w:r>
+    </w:p>
+    <w:p>
+      <w:pPr>
+        <w:spacing w:after="0" w:line="240" w:lineRule="auto"/>
+        <w:ind w:firstLine="0" w:left="283"/>
+      </w:pPr>
+      <w:r>
+        <w:rPr>
+          <w:rFonts w:ascii="Courier New" w:hAnsi="Courier New"/>
+          <w:color w:val="101010"/>
+          <w:sz w:val="20"/>
+        </w:rPr>
+        <w:t xml:space="preserve">            );</w:t>
+      </w:r>
+    </w:p>
+    <w:p>
+      <w:pPr>
+        <w:spacing w:after="0" w:line="240" w:lineRule="auto"/>
+        <w:ind w:firstLine="0" w:left="283"/>
+      </w:pPr>
+      <w:r>
+        <w:rPr>
+          <w:rFonts w:ascii="Courier New" w:hAnsi="Courier New"/>
+          <w:color w:val="101010"/>
+          <w:sz w:val="20"/>
+        </w:rPr>
+        <w:t xml:space="preserve">            c</w:t>
+      </w:r>
+    </w:p>
+    <w:p>
+      <w:pPr>
+        <w:spacing w:after="0" w:line="240" w:lineRule="auto"/>
+        <w:ind w:firstLine="0" w:left="283"/>
+      </w:pPr>
+      <w:r>
+        <w:rPr>
+          <w:rFonts w:ascii="Courier New" w:hAnsi="Courier New"/>
+          <w:color w:val="101010"/>
+          <w:sz w:val="20"/>
+        </w:rPr>
+        <w:t xml:space="preserve">        })</w:t>
+      </w:r>
+    </w:p>
+    <w:p>
+      <w:pPr>
+        <w:spacing w:after="0" w:line="240" w:lineRule="auto"/>
+        <w:ind w:firstLine="0" w:left="283"/>
+      </w:pPr>
+      <w:r>
+        <w:rPr>
+          <w:rFonts w:ascii="Courier New" w:hAnsi="Courier New"/>
+          <w:color w:val="101010"/>
+          <w:sz w:val="20"/>
+        </w:rPr>
+        <w:t xml:space="preserve">        .collect())</w:t>
+      </w:r>
+    </w:p>
+    <w:p>
+      <w:pPr>
+        <w:spacing w:after="0" w:line="240" w:lineRule="auto"/>
+        <w:ind w:firstLine="0" w:left="283"/>
+      </w:pPr>
+      <w:r>
+        <w:rPr>
+          <w:rFonts w:ascii="Courier New" w:hAnsi="Courier New"/>
+          <w:color w:val="101010"/>
+          <w:sz w:val="20"/>
+        </w:rPr>
+        <w:t>}</w:t>
+      </w:r>
+    </w:p>
+    <w:p>
+      <w:pPr>
+        <w:spacing w:after="0" w:line="240" w:lineRule="auto"/>
+        <w:ind w:firstLine="0" w:left="283"/>
+      </w:pPr>
+      <w:r>
+        <w:rPr>
+          <w:rFonts w:ascii="Courier New" w:hAnsi="Courier New"/>
+          <w:color w:val="101010"/>
+          <w:sz w:val="20"/>
+        </w:rPr>
+        <w:t xml:space="preserve"> </w:t>
+      </w:r>
+    </w:p>
+    <w:p>
+      <w:pPr>
+        <w:spacing w:after="0" w:line="240" w:lineRule="auto"/>
+        <w:ind w:firstLine="0" w:left="283"/>
+      </w:pPr>
+      <w:r>
+        <w:rPr>
+          <w:rFonts w:ascii="Courier New" w:hAnsi="Courier New"/>
+          <w:color w:val="101010"/>
+          <w:sz w:val="20"/>
+        </w:rPr>
+        <w:t>/// Дешифрование Виженера известным ключом.</w:t>
+      </w:r>
+    </w:p>
+    <w:p>
+      <w:pPr>
+        <w:spacing w:after="0" w:line="240" w:lineRule="auto"/>
+        <w:ind w:firstLine="0" w:left="283"/>
+      </w:pPr>
+      <w:r>
+        <w:rPr>
+          <w:rFonts w:ascii="Courier New" w:hAnsi="Courier New"/>
+          <w:color w:val="101010"/>
+          <w:sz w:val="20"/>
+        </w:rPr>
+        <w:t>pub fn decrypt(cipher_idx: &amp;[usize], key_idx: &amp;[usize]) -&gt; Result&lt;Vec&lt;usize&gt;, DomainError&gt; {</w:t>
+      </w:r>
+    </w:p>
+    <w:p>
+      <w:pPr>
+        <w:spacing w:after="0" w:line="240" w:lineRule="auto"/>
+        <w:ind w:firstLine="0" w:left="283"/>
+      </w:pPr>
+      <w:r>
+        <w:rPr>
+          <w:rFonts w:ascii="Courier New" w:hAnsi="Courier New"/>
+          <w:color w:val="101010"/>
+          <w:sz w:val="20"/>
+        </w:rPr>
+        <w:t xml:space="preserve">    if key_idx.is_empty() {</w:t>
+      </w:r>
+    </w:p>
+    <w:p>
+      <w:pPr>
+        <w:spacing w:after="0" w:line="240" w:lineRule="auto"/>
+        <w:ind w:firstLine="0" w:left="283"/>
+      </w:pPr>
+      <w:r>
+        <w:rPr>
+          <w:rFonts w:ascii="Courier New" w:hAnsi="Courier New"/>
+          <w:color w:val="101010"/>
+          <w:sz w:val="20"/>
+        </w:rPr>
+        <w:t xml:space="preserve">        return Err(DomainError::EmptyKey);</w:t>
+      </w:r>
+    </w:p>
+    <w:p>
+      <w:pPr>
+        <w:spacing w:after="0" w:line="240" w:lineRule="auto"/>
+        <w:ind w:firstLine="0" w:left="283"/>
+      </w:pPr>
+      <w:r>
+        <w:rPr>
+          <w:rFonts w:ascii="Courier New" w:hAnsi="Courier New"/>
+          <w:color w:val="101010"/>
+          <w:sz w:val="20"/>
+        </w:rPr>
+        <w:t xml:space="preserve">    }</w:t>
+      </w:r>
+    </w:p>
+    <w:p>
+      <w:pPr>
+        <w:spacing w:after="0" w:line="240" w:lineRule="auto"/>
+        <w:ind w:firstLine="0" w:left="283"/>
+      </w:pPr>
+      <w:r>
+        <w:rPr>
+          <w:rFonts w:ascii="Courier New" w:hAnsi="Courier New"/>
+          <w:color w:val="101010"/>
+          <w:sz w:val="20"/>
+        </w:rPr>
+        <w:t xml:space="preserve">    Ok(cipher_idx</w:t>
+      </w:r>
+    </w:p>
+    <w:p>
+      <w:pPr>
+        <w:spacing w:after="0" w:line="240" w:lineRule="auto"/>
+        <w:ind w:firstLine="0" w:left="283"/>
+      </w:pPr>
+      <w:r>
+        <w:rPr>
+          <w:rFonts w:ascii="Courier New" w:hAnsi="Courier New"/>
+          <w:color w:val="101010"/>
+          <w:sz w:val="20"/>
+        </w:rPr>
+        <w:t xml:space="preserve">        .iter()</w:t>
+      </w:r>
+    </w:p>
+    <w:p>
+      <w:pPr>
+        <w:spacing w:after="0" w:line="240" w:lineRule="auto"/>
+        <w:ind w:firstLine="0" w:left="283"/>
+      </w:pPr>
+      <w:r>
+        <w:rPr>
+          <w:rFonts w:ascii="Courier New" w:hAnsi="Courier New"/>
+          <w:color w:val="101010"/>
+          <w:sz w:val="20"/>
+        </w:rPr>
+        <w:t xml:space="preserve">        .enumerate()</w:t>
+      </w:r>
+    </w:p>
+    <w:p>
+      <w:pPr>
+        <w:spacing w:after="0" w:line="240" w:lineRule="auto"/>
+        <w:ind w:firstLine="0" w:left="283"/>
+      </w:pPr>
+      <w:r>
+        <w:rPr>
+          <w:rFonts w:ascii="Courier New" w:hAnsi="Courier New"/>
+          <w:color w:val="101010"/>
+          <w:sz w:val="20"/>
+        </w:rPr>
+        <w:t xml:space="preserve">        .map(|(i, &amp;c)| {</w:t>
+      </w:r>
+    </w:p>
+    <w:p>
+      <w:pPr>
+        <w:spacing w:after="0" w:line="240" w:lineRule="auto"/>
+        <w:ind w:firstLine="0" w:left="283"/>
+      </w:pPr>
+      <w:r>
+        <w:rPr>
+          <w:rFonts w:ascii="Courier New" w:hAnsi="Courier New"/>
+          <w:color w:val="101010"/>
+          <w:sz w:val="20"/>
+        </w:rPr>
+        <w:t xml:space="preserve">            let p = (c + ALPHABET_SIZE - key_idx[i % key_idx.len()]) % ALPHABET_SIZE;</w:t>
+      </w:r>
+    </w:p>
+    <w:p>
+      <w:pPr>
+        <w:spacing w:after="0" w:line="240" w:lineRule="auto"/>
+        <w:ind w:firstLine="0" w:left="283"/>
+      </w:pPr>
+      <w:r>
+        <w:rPr>
+          <w:rFonts w:ascii="Courier New" w:hAnsi="Courier New"/>
+          <w:color w:val="101010"/>
+          <w:sz w:val="20"/>
+        </w:rPr>
+        <w:t xml:space="preserve">            tracing::info!(</w:t>
+      </w:r>
+    </w:p>
+    <w:p>
+      <w:pPr>
+        <w:spacing w:after="0" w:line="240" w:lineRule="auto"/>
+        <w:ind w:firstLine="0" w:left="283"/>
+      </w:pPr>
+      <w:r>
+        <w:rPr>
+          <w:rFonts w:ascii="Courier New" w:hAnsi="Courier New"/>
+          <w:color w:val="101010"/>
+          <w:sz w:val="20"/>
+        </w:rPr>
+        <w:t xml:space="preserve">                step = "vigenere.decrypt_symbol",</w:t>
+      </w:r>
+    </w:p>
+    <w:p>
+      <w:pPr>
+        <w:spacing w:after="0" w:line="240" w:lineRule="auto"/>
+        <w:ind w:firstLine="0" w:left="283"/>
+      </w:pPr>
+      <w:r>
+        <w:rPr>
+          <w:rFonts w:ascii="Courier New" w:hAnsi="Courier New"/>
+          <w:color w:val="101010"/>
+          <w:sz w:val="20"/>
+        </w:rPr>
+        <w:t xml:space="preserve">                position = i + 1,</w:t>
+      </w:r>
+    </w:p>
+    <w:p>
+      <w:pPr>
+        <w:spacing w:after="0" w:line="240" w:lineRule="auto"/>
+        <w:ind w:firstLine="0" w:left="283"/>
+      </w:pPr>
+      <w:r>
+        <w:rPr>
+          <w:rFonts w:ascii="Courier New" w:hAnsi="Courier New"/>
+          <w:color w:val="101010"/>
+          <w:sz w:val="20"/>
+        </w:rPr>
+        <w:t xml:space="preserve">                key_position = i % key_idx.len() + 1,</w:t>
+      </w:r>
+    </w:p>
+    <w:p>
+      <w:pPr>
+        <w:spacing w:after="0" w:line="240" w:lineRule="auto"/>
+        <w:ind w:firstLine="0" w:left="283"/>
+      </w:pPr>
+      <w:r>
+        <w:rPr>
+          <w:rFonts w:ascii="Courier New" w:hAnsi="Courier New"/>
+          <w:color w:val="101010"/>
+          <w:sz w:val="20"/>
+        </w:rPr>
+        <w:t xml:space="preserve">                cipher_index = c,</w:t>
+      </w:r>
+    </w:p>
+    <w:p>
+      <w:pPr>
+        <w:spacing w:after="0" w:line="240" w:lineRule="auto"/>
+        <w:ind w:firstLine="0" w:left="283"/>
+      </w:pPr>
+      <w:r>
+        <w:rPr>
+          <w:rFonts w:ascii="Courier New" w:hAnsi="Courier New"/>
+          <w:color w:val="101010"/>
+          <w:sz w:val="20"/>
+        </w:rPr>
+        <w:t xml:space="preserve">                plain_index = p,</w:t>
+      </w:r>
+    </w:p>
+    <w:p>
+      <w:pPr>
+        <w:spacing w:after="0" w:line="240" w:lineRule="auto"/>
+        <w:ind w:firstLine="0" w:left="283"/>
+      </w:pPr>
+      <w:r>
+        <w:rPr>
+          <w:rFonts w:ascii="Courier New" w:hAnsi="Courier New"/>
+          <w:color w:val="101010"/>
+          <w:sz w:val="20"/>
+        </w:rPr>
+        <w:t xml:space="preserve">                alphabet_size = ALPHABET_SIZE,</w:t>
+      </w:r>
+    </w:p>
+    <w:p>
+      <w:pPr>
+        <w:spacing w:after="0" w:line="240" w:lineRule="auto"/>
+        <w:ind w:firstLine="0" w:left="283"/>
+      </w:pPr>
+      <w:r>
+        <w:rPr>
+          <w:rFonts w:ascii="Courier New" w:hAnsi="Courier New"/>
+          <w:color w:val="101010"/>
+          <w:sz w:val="20"/>
+        </w:rPr>
+        <w:t xml:space="preserve">                "plain_index = (c − k + 33) mod 33"</w:t>
+      </w:r>
+    </w:p>
+    <w:p>
+      <w:pPr>
+        <w:spacing w:after="0" w:line="240" w:lineRule="auto"/>
+        <w:ind w:firstLine="0" w:left="283"/>
+      </w:pPr>
+      <w:r>
+        <w:rPr>
+          <w:rFonts w:ascii="Courier New" w:hAnsi="Courier New"/>
+          <w:color w:val="101010"/>
+          <w:sz w:val="20"/>
+        </w:rPr>
+        <w:t xml:space="preserve">            );</w:t>
+      </w:r>
+    </w:p>
+    <w:p>
+      <w:pPr>
+        <w:spacing w:after="0" w:line="240" w:lineRule="auto"/>
+        <w:ind w:firstLine="0" w:left="283"/>
+      </w:pPr>
+      <w:r>
+        <w:rPr>
+          <w:rFonts w:ascii="Courier New" w:hAnsi="Courier New"/>
+          <w:color w:val="101010"/>
+          <w:sz w:val="20"/>
+        </w:rPr>
+        <w:t xml:space="preserve">            p</w:t>
+      </w:r>
+    </w:p>
+    <w:p>
+      <w:pPr>
+        <w:spacing w:after="0" w:line="240" w:lineRule="auto"/>
+        <w:ind w:firstLine="0" w:left="283"/>
+      </w:pPr>
+      <w:r>
+        <w:rPr>
+          <w:rFonts w:ascii="Courier New" w:hAnsi="Courier New"/>
+          <w:color w:val="101010"/>
+          <w:sz w:val="20"/>
+        </w:rPr>
+        <w:t xml:space="preserve">        })</w:t>
+      </w:r>
+    </w:p>
+    <w:p>
+      <w:pPr>
+        <w:spacing w:after="0" w:line="240" w:lineRule="auto"/>
+        <w:ind w:firstLine="0" w:left="283"/>
+      </w:pPr>
+      <w:r>
+        <w:rPr>
+          <w:rFonts w:ascii="Courier New" w:hAnsi="Courier New"/>
+          <w:color w:val="101010"/>
+          <w:sz w:val="20"/>
+        </w:rPr>
+        <w:t xml:space="preserve">        .collect())</w:t>
+      </w:r>
+    </w:p>
+    <w:p>
+      <w:pPr>
+        <w:spacing w:after="0" w:line="240" w:lineRule="auto"/>
+        <w:ind w:firstLine="0" w:left="283"/>
+      </w:pPr>
+      <w:r>
+        <w:rPr>
+          <w:rFonts w:ascii="Courier New" w:hAnsi="Courier New"/>
+          <w:color w:val="101010"/>
+          <w:sz w:val="20"/>
+        </w:rPr>
+        <w:t>}</w:t>
+      </w:r>
+    </w:p>
+    <w:p>
+      <w:pPr>
+        <w:keepNext/>
+        <w:spacing w:before="240" w:after="120"/>
+        <w:ind w:firstLine="0"/>
+        <w:jc w:val="center"/>
+      </w:pPr>
+      <w:r>
+        <w:rPr>
+          <w:rFonts w:ascii="Times New Roman" w:hAnsi="Times New Roman"/>
+          <w:b/>
+          <w:sz w:val="28"/>
+        </w:rPr>
+        <w:t>Самогенерирующийся ключ</w:t>
+      </w:r>
+    </w:p>
+    <w:p>
+      <w:pPr>
+        <w:spacing w:after="0" w:line="240" w:lineRule="auto"/>
+        <w:ind w:firstLine="0" w:left="283"/>
+      </w:pPr>
+      <w:r>
+        <w:rPr>
+          <w:rFonts w:ascii="Courier New" w:hAnsi="Courier New"/>
+          <w:color w:val="101010"/>
+          <w:sz w:val="20"/>
+        </w:rPr>
+        <w:t>//! Ключ продолжается буквами открытого текста; при расшифровании — восстановленными.</w:t>
+      </w:r>
+    </w:p>
+    <w:p>
+      <w:pPr>
+        <w:spacing w:after="0" w:line="240" w:lineRule="auto"/>
+        <w:ind w:firstLine="0" w:left="283"/>
+      </w:pPr>
+      <w:r>
+        <w:rPr>
+          <w:rFonts w:ascii="Courier New" w:hAnsi="Courier New"/>
+          <w:color w:val="101010"/>
+          <w:sz w:val="20"/>
+        </w:rPr>
+        <w:t xml:space="preserve"> </w:t>
+      </w:r>
+    </w:p>
+    <w:p>
+      <w:pPr>
+        <w:spacing w:after="0" w:line="240" w:lineRule="auto"/>
+        <w:ind w:firstLine="0" w:left="283"/>
+      </w:pPr>
+      <w:r>
+        <w:rPr>
+          <w:rFonts w:ascii="Courier New" w:hAnsi="Courier New"/>
+          <w:color w:val="101010"/>
+          <w:sz w:val="20"/>
+        </w:rPr>
+        <w:t>#[derive(Clone, Copy)]</w:t>
+      </w:r>
+    </w:p>
+    <w:p>
+      <w:pPr>
+        <w:spacing w:after="0" w:line="240" w:lineRule="auto"/>
+        <w:ind w:firstLine="0" w:left="283"/>
+      </w:pPr>
+      <w:r>
+        <w:rPr>
+          <w:rFonts w:ascii="Courier New" w:hAnsi="Courier New"/>
+          <w:color w:val="101010"/>
+          <w:sz w:val="20"/>
+        </w:rPr>
+        <w:t>pub enum Alphabet {</w:t>
+      </w:r>
+    </w:p>
+    <w:p>
+      <w:pPr>
+        <w:spacing w:after="0" w:line="240" w:lineRule="auto"/>
+        <w:ind w:firstLine="0" w:left="283"/>
+      </w:pPr>
+      <w:r>
+        <w:rPr>
+          <w:rFonts w:ascii="Courier New" w:hAnsi="Courier New"/>
+          <w:color w:val="101010"/>
+          <w:sz w:val="20"/>
+        </w:rPr>
+        <w:t xml:space="preserve">    Latin,</w:t>
+      </w:r>
+    </w:p>
+    <w:p>
+      <w:pPr>
+        <w:spacing w:after="0" w:line="240" w:lineRule="auto"/>
+        <w:ind w:firstLine="0" w:left="283"/>
+      </w:pPr>
+      <w:r>
+        <w:rPr>
+          <w:rFonts w:ascii="Courier New" w:hAnsi="Courier New"/>
+          <w:color w:val="101010"/>
+          <w:sz w:val="20"/>
+        </w:rPr>
+        <w:t xml:space="preserve">    Russian,</w:t>
+      </w:r>
+    </w:p>
+    <w:p>
+      <w:pPr>
+        <w:spacing w:after="0" w:line="240" w:lineRule="auto"/>
+        <w:ind w:firstLine="0" w:left="283"/>
+      </w:pPr>
+      <w:r>
+        <w:rPr>
+          <w:rFonts w:ascii="Courier New" w:hAnsi="Courier New"/>
+          <w:color w:val="101010"/>
+          <w:sz w:val="20"/>
+        </w:rPr>
+        <w:t>}</w:t>
+      </w:r>
+    </w:p>
+    <w:p>
+      <w:pPr>
+        <w:spacing w:after="0" w:line="240" w:lineRule="auto"/>
+        <w:ind w:firstLine="0" w:left="283"/>
+      </w:pPr>
+      <w:r>
+        <w:rPr>
+          <w:rFonts w:ascii="Courier New" w:hAnsi="Courier New"/>
+          <w:color w:val="101010"/>
+          <w:sz w:val="20"/>
+        </w:rPr>
+        <w:t xml:space="preserve"> </w:t>
+      </w:r>
+    </w:p>
+    <w:p>
+      <w:pPr>
+        <w:spacing w:after="0" w:line="240" w:lineRule="auto"/>
+        <w:ind w:firstLine="0" w:left="283"/>
+      </w:pPr>
+      <w:r>
+        <w:rPr>
+          <w:rFonts w:ascii="Courier New" w:hAnsi="Courier New"/>
+          <w:color w:val="101010"/>
+          <w:sz w:val="20"/>
+        </w:rPr>
+        <w:t>impl Alphabet {</w:t>
+      </w:r>
+    </w:p>
+    <w:p>
+      <w:pPr>
+        <w:spacing w:after="0" w:line="240" w:lineRule="auto"/>
+        <w:ind w:firstLine="0" w:left="283"/>
+      </w:pPr>
+      <w:r>
+        <w:rPr>
+          <w:rFonts w:ascii="Courier New" w:hAnsi="Courier New"/>
+          <w:color w:val="101010"/>
+          <w:sz w:val="20"/>
+        </w:rPr>
+        <w:t xml:space="preserve">    pub fn letters(self) -&gt; &amp;'static str {</w:t>
+      </w:r>
+    </w:p>
+    <w:p>
+      <w:pPr>
+        <w:spacing w:after="0" w:line="240" w:lineRule="auto"/>
+        <w:ind w:firstLine="0" w:left="283"/>
+      </w:pPr>
+      <w:r>
+        <w:rPr>
+          <w:rFonts w:ascii="Courier New" w:hAnsi="Courier New"/>
+          <w:color w:val="101010"/>
+          <w:sz w:val="20"/>
+        </w:rPr>
+        <w:t xml:space="preserve">        match self {</w:t>
+      </w:r>
+    </w:p>
+    <w:p>
+      <w:pPr>
+        <w:spacing w:after="0" w:line="240" w:lineRule="auto"/>
+        <w:ind w:firstLine="0" w:left="283"/>
+      </w:pPr>
+      <w:r>
+        <w:rPr>
+          <w:rFonts w:ascii="Courier New" w:hAnsi="Courier New"/>
+          <w:color w:val="101010"/>
+          <w:sz w:val="20"/>
+        </w:rPr>
+        <w:t xml:space="preserve">            Self::Latin =&gt; "ABCDEFGHIJKLMNOPQRSTUVWXYZ",</w:t>
+      </w:r>
+    </w:p>
+    <w:p>
+      <w:pPr>
+        <w:spacing w:after="0" w:line="240" w:lineRule="auto"/>
+        <w:ind w:firstLine="0" w:left="283"/>
+      </w:pPr>
+      <w:r>
+        <w:rPr>
+          <w:rFonts w:ascii="Courier New" w:hAnsi="Courier New"/>
+          <w:color w:val="101010"/>
+          <w:sz w:val="20"/>
+        </w:rPr>
+        <w:t xml:space="preserve">            Self::Russian =&gt; "АБВГДЕЁЖЗИЙКЛМНОПРСТУФХЦЧШЩЪЫЬЭЮЯ",</w:t>
+      </w:r>
+    </w:p>
+    <w:p>
+      <w:pPr>
+        <w:spacing w:after="0" w:line="240" w:lineRule="auto"/>
+        <w:ind w:firstLine="0" w:left="283"/>
+      </w:pPr>
+      <w:r>
+        <w:rPr>
+          <w:rFonts w:ascii="Courier New" w:hAnsi="Courier New"/>
+          <w:color w:val="101010"/>
+          <w:sz w:val="20"/>
+        </w:rPr>
+        <w:t xml:space="preserve">        }</w:t>
+      </w:r>
+    </w:p>
+    <w:p>
+      <w:pPr>
+        <w:spacing w:after="0" w:line="240" w:lineRule="auto"/>
+        <w:ind w:firstLine="0" w:left="283"/>
+      </w:pPr>
+      <w:r>
+        <w:rPr>
+          <w:rFonts w:ascii="Courier New" w:hAnsi="Courier New"/>
+          <w:color w:val="101010"/>
+          <w:sz w:val="20"/>
+        </w:rPr>
+        <w:t xml:space="preserve">    }</w:t>
+      </w:r>
+    </w:p>
+    <w:p>
+      <w:pPr>
+        <w:spacing w:after="0" w:line="240" w:lineRule="auto"/>
+        <w:ind w:firstLine="0" w:left="283"/>
+      </w:pPr>
+      <w:r>
+        <w:rPr>
+          <w:rFonts w:ascii="Courier New" w:hAnsi="Courier New"/>
+          <w:color w:val="101010"/>
+          <w:sz w:val="20"/>
+        </w:rPr>
+        <w:t>}</w:t>
+      </w:r>
+    </w:p>
+    <w:p>
+      <w:pPr>
+        <w:spacing w:after="0" w:line="240" w:lineRule="auto"/>
+        <w:ind w:firstLine="0" w:left="283"/>
+      </w:pPr>
+      <w:r>
+        <w:rPr>
+          <w:rFonts w:ascii="Courier New" w:hAnsi="Courier New"/>
+          <w:color w:val="101010"/>
+          <w:sz w:val="20"/>
+        </w:rPr>
+        <w:t xml:space="preserve"> </w:t>
+      </w:r>
+    </w:p>
+    <w:p>
+      <w:pPr>
+        <w:spacing w:after="0" w:line="240" w:lineRule="auto"/>
+        <w:ind w:firstLine="0" w:left="283"/>
+      </w:pPr>
+      <w:r>
+        <w:rPr>
+          <w:rFonts w:ascii="Courier New" w:hAnsi="Courier New"/>
+          <w:color w:val="101010"/>
+          <w:sz w:val="20"/>
+        </w:rPr>
+        <w:t>#[derive(Clone, Copy, Debug)]</w:t>
+      </w:r>
+    </w:p>
+    <w:p>
+      <w:pPr>
+        <w:spacing w:after="0" w:line="240" w:lineRule="auto"/>
+        <w:ind w:firstLine="0" w:left="283"/>
+      </w:pPr>
+      <w:r>
+        <w:rPr>
+          <w:rFonts w:ascii="Courier New" w:hAnsi="Courier New"/>
+          <w:color w:val="101010"/>
+          <w:sz w:val="20"/>
+        </w:rPr>
+        <w:t>pub enum Operation {</w:t>
+      </w:r>
+    </w:p>
+    <w:p>
+      <w:pPr>
+        <w:spacing w:after="0" w:line="240" w:lineRule="auto"/>
+        <w:ind w:firstLine="0" w:left="283"/>
+      </w:pPr>
+      <w:r>
+        <w:rPr>
+          <w:rFonts w:ascii="Courier New" w:hAnsi="Courier New"/>
+          <w:color w:val="101010"/>
+          <w:sz w:val="20"/>
+        </w:rPr>
+        <w:t xml:space="preserve">    Encrypt,</w:t>
+      </w:r>
+    </w:p>
+    <w:p>
+      <w:pPr>
+        <w:spacing w:after="0" w:line="240" w:lineRule="auto"/>
+        <w:ind w:firstLine="0" w:left="283"/>
+      </w:pPr>
+      <w:r>
+        <w:rPr>
+          <w:rFonts w:ascii="Courier New" w:hAnsi="Courier New"/>
+          <w:color w:val="101010"/>
+          <w:sz w:val="20"/>
+        </w:rPr>
+        <w:t xml:space="preserve">    Decrypt,</w:t>
+      </w:r>
+    </w:p>
+    <w:p>
+      <w:pPr>
+        <w:spacing w:after="0" w:line="240" w:lineRule="auto"/>
+        <w:ind w:firstLine="0" w:left="283"/>
+      </w:pPr>
+      <w:r>
+        <w:rPr>
+          <w:rFonts w:ascii="Courier New" w:hAnsi="Courier New"/>
+          <w:color w:val="101010"/>
+          <w:sz w:val="20"/>
+        </w:rPr>
+        <w:t>}</w:t>
+      </w:r>
+    </w:p>
+    <w:p>
+      <w:pPr>
+        <w:spacing w:after="0" w:line="240" w:lineRule="auto"/>
+        <w:ind w:firstLine="0" w:left="283"/>
+      </w:pPr>
+      <w:r>
+        <w:rPr>
+          <w:rFonts w:ascii="Courier New" w:hAnsi="Courier New"/>
+          <w:color w:val="101010"/>
+          <w:sz w:val="20"/>
+        </w:rPr>
+        <w:t xml:space="preserve"> </w:t>
+      </w:r>
+    </w:p>
+    <w:p>
+      <w:pPr>
+        <w:spacing w:after="0" w:line="240" w:lineRule="auto"/>
+        <w:ind w:firstLine="0" w:left="283"/>
+      </w:pPr>
+      <w:r>
+        <w:rPr>
+          <w:rFonts w:ascii="Courier New" w:hAnsi="Courier New"/>
+          <w:color w:val="101010"/>
+          <w:sz w:val="20"/>
+        </w:rPr>
+        <w:t>#[derive(Debug, thiserror::Error, PartialEq, Eq)]</w:t>
+      </w:r>
+    </w:p>
+    <w:p>
+      <w:pPr>
+        <w:spacing w:after="0" w:line="240" w:lineRule="auto"/>
+        <w:ind w:firstLine="0" w:left="283"/>
+      </w:pPr>
+      <w:r>
+        <w:rPr>
+          <w:rFonts w:ascii="Courier New" w:hAnsi="Courier New"/>
+          <w:color w:val="101010"/>
+          <w:sz w:val="20"/>
+        </w:rPr>
+        <w:t>pub enum CipherError {</w:t>
+      </w:r>
+    </w:p>
+    <w:p>
+      <w:pPr>
+        <w:spacing w:after="0" w:line="240" w:lineRule="auto"/>
+        <w:ind w:firstLine="0" w:left="283"/>
+      </w:pPr>
+      <w:r>
+        <w:rPr>
+          <w:rFonts w:ascii="Courier New" w:hAnsi="Courier New"/>
+          <w:color w:val="101010"/>
+          <w:sz w:val="20"/>
+        </w:rPr>
+        <w:t xml:space="preserve">    #[error("ключ не должен быть пустым")]</w:t>
+      </w:r>
+    </w:p>
+    <w:p>
+      <w:pPr>
+        <w:spacing w:after="0" w:line="240" w:lineRule="auto"/>
+        <w:ind w:firstLine="0" w:left="283"/>
+      </w:pPr>
+      <w:r>
+        <w:rPr>
+          <w:rFonts w:ascii="Courier New" w:hAnsi="Courier New"/>
+          <w:color w:val="101010"/>
+          <w:sz w:val="20"/>
+        </w:rPr>
+        <w:t xml:space="preserve">    EmptyKey,</w:t>
+      </w:r>
+    </w:p>
+    <w:p>
+      <w:pPr>
+        <w:spacing w:after="0" w:line="240" w:lineRule="auto"/>
+        <w:ind w:firstLine="0" w:left="283"/>
+      </w:pPr>
+      <w:r>
+        <w:rPr>
+          <w:rFonts w:ascii="Courier New" w:hAnsi="Courier New"/>
+          <w:color w:val="101010"/>
+          <w:sz w:val="20"/>
+        </w:rPr>
+        <w:t xml:space="preserve">    #[error("символ ключа на позиции {0} не принадлежит выбранному алфавиту")]</w:t>
+      </w:r>
+    </w:p>
+    <w:p>
+      <w:pPr>
+        <w:spacing w:after="0" w:line="240" w:lineRule="auto"/>
+        <w:ind w:firstLine="0" w:left="283"/>
+      </w:pPr>
+      <w:r>
+        <w:rPr>
+          <w:rFonts w:ascii="Courier New" w:hAnsi="Courier New"/>
+          <w:color w:val="101010"/>
+          <w:sz w:val="20"/>
+        </w:rPr>
+        <w:t xml:space="preserve">    InvalidKey(usize),</w:t>
+      </w:r>
+    </w:p>
+    <w:p>
+      <w:pPr>
+        <w:spacing w:after="0" w:line="240" w:lineRule="auto"/>
+        <w:ind w:firstLine="0" w:left="283"/>
+      </w:pPr>
+      <w:r>
+        <w:rPr>
+          <w:rFonts w:ascii="Courier New" w:hAnsi="Courier New"/>
+          <w:color w:val="101010"/>
+          <w:sz w:val="20"/>
+        </w:rPr>
+        <w:t xml:space="preserve">    #[error("буква текста на позиции {0} не принадлежит выбранному алфавиту")]</w:t>
+      </w:r>
+    </w:p>
+    <w:p>
+      <w:pPr>
+        <w:spacing w:after="0" w:line="240" w:lineRule="auto"/>
+        <w:ind w:firstLine="0" w:left="283"/>
+      </w:pPr>
+      <w:r>
+        <w:rPr>
+          <w:rFonts w:ascii="Courier New" w:hAnsi="Courier New"/>
+          <w:color w:val="101010"/>
+          <w:sz w:val="20"/>
+        </w:rPr>
+        <w:t xml:space="preserve">    InvalidText(usize),</w:t>
+      </w:r>
+    </w:p>
+    <w:p>
+      <w:pPr>
+        <w:spacing w:after="0" w:line="240" w:lineRule="auto"/>
+        <w:ind w:firstLine="0" w:left="283"/>
+      </w:pPr>
+      <w:r>
+        <w:rPr>
+          <w:rFonts w:ascii="Courier New" w:hAnsi="Courier New"/>
+          <w:color w:val="101010"/>
+          <w:sz w:val="20"/>
+        </w:rPr>
+        <w:t>}</w:t>
+      </w:r>
+    </w:p>
+    <w:p>
+      <w:pPr>
+        <w:spacing w:after="0" w:line="240" w:lineRule="auto"/>
+        <w:ind w:firstLine="0" w:left="283"/>
+      </w:pPr>
+      <w:r>
+        <w:rPr>
+          <w:rFonts w:ascii="Courier New" w:hAnsi="Courier New"/>
+          <w:color w:val="101010"/>
+          <w:sz w:val="20"/>
+        </w:rPr>
+        <w:t xml:space="preserve"> </w:t>
+      </w:r>
+    </w:p>
+    <w:p>
+      <w:pPr>
+        <w:spacing w:after="0" w:line="240" w:lineRule="auto"/>
+        <w:ind w:firstLine="0" w:left="283"/>
+      </w:pPr>
+      <w:r>
+        <w:rPr>
+          <w:rFonts w:ascii="Courier New" w:hAnsi="Courier New"/>
+          <w:color w:val="101010"/>
+          <w:sz w:val="20"/>
+        </w:rPr>
+        <w:t>pub struct AutokeyVigenere {</w:t>
+      </w:r>
+    </w:p>
+    <w:p>
+      <w:pPr>
+        <w:spacing w:after="0" w:line="240" w:lineRule="auto"/>
+        <w:ind w:firstLine="0" w:left="283"/>
+      </w:pPr>
+      <w:r>
+        <w:rPr>
+          <w:rFonts w:ascii="Courier New" w:hAnsi="Courier New"/>
+          <w:color w:val="101010"/>
+          <w:sz w:val="20"/>
+        </w:rPr>
+        <w:t xml:space="preserve">    letters: Vec&lt;char&gt;,</w:t>
+      </w:r>
+    </w:p>
+    <w:p>
+      <w:pPr>
+        <w:spacing w:after="0" w:line="240" w:lineRule="auto"/>
+        <w:ind w:firstLine="0" w:left="283"/>
+      </w:pPr>
+      <w:r>
+        <w:rPr>
+          <w:rFonts w:ascii="Courier New" w:hAnsi="Courier New"/>
+          <w:color w:val="101010"/>
+          <w:sz w:val="20"/>
+        </w:rPr>
+        <w:t xml:space="preserve">    key: Vec&lt;usize&gt;,</w:t>
+      </w:r>
+    </w:p>
+    <w:p>
+      <w:pPr>
+        <w:spacing w:after="0" w:line="240" w:lineRule="auto"/>
+        <w:ind w:firstLine="0" w:left="283"/>
+      </w:pPr>
+      <w:r>
+        <w:rPr>
+          <w:rFonts w:ascii="Courier New" w:hAnsi="Courier New"/>
+          <w:color w:val="101010"/>
+          <w:sz w:val="20"/>
+        </w:rPr>
+        <w:t>}</w:t>
+      </w:r>
+    </w:p>
+    <w:p>
+      <w:pPr>
+        <w:spacing w:after="0" w:line="240" w:lineRule="auto"/>
+        <w:ind w:firstLine="0" w:left="283"/>
+      </w:pPr>
+      <w:r>
+        <w:rPr>
+          <w:rFonts w:ascii="Courier New" w:hAnsi="Courier New"/>
+          <w:color w:val="101010"/>
+          <w:sz w:val="20"/>
+        </w:rPr>
+        <w:t xml:space="preserve"> </w:t>
+      </w:r>
+    </w:p>
+    <w:p>
+      <w:pPr>
+        <w:spacing w:after="0" w:line="240" w:lineRule="auto"/>
+        <w:ind w:firstLine="0" w:left="283"/>
+      </w:pPr>
+      <w:r>
+        <w:rPr>
+          <w:rFonts w:ascii="Courier New" w:hAnsi="Courier New"/>
+          <w:color w:val="101010"/>
+          <w:sz w:val="20"/>
+        </w:rPr>
+        <w:t>fn index(letters: &amp;[char], ch: char) -&gt; Option&lt;usize&gt; {</w:t>
+      </w:r>
+    </w:p>
+    <w:p>
+      <w:pPr>
+        <w:spacing w:after="0" w:line="240" w:lineRule="auto"/>
+        <w:ind w:firstLine="0" w:left="283"/>
+      </w:pPr>
+      <w:r>
+        <w:rPr>
+          <w:rFonts w:ascii="Courier New" w:hAnsi="Courier New"/>
+          <w:color w:val="101010"/>
+          <w:sz w:val="20"/>
+        </w:rPr>
+        <w:t xml:space="preserve">    letters</w:t>
+      </w:r>
+    </w:p>
+    <w:p>
+      <w:pPr>
+        <w:spacing w:after="0" w:line="240" w:lineRule="auto"/>
+        <w:ind w:firstLine="0" w:left="283"/>
+      </w:pPr>
+      <w:r>
+        <w:rPr>
+          <w:rFonts w:ascii="Courier New" w:hAnsi="Courier New"/>
+          <w:color w:val="101010"/>
+          <w:sz w:val="20"/>
+        </w:rPr>
+        <w:t xml:space="preserve">        .iter()</w:t>
+      </w:r>
+    </w:p>
+    <w:p>
+      <w:pPr>
+        <w:spacing w:after="0" w:line="240" w:lineRule="auto"/>
+        <w:ind w:firstLine="0" w:left="283"/>
+      </w:pPr>
+      <w:r>
+        <w:rPr>
+          <w:rFonts w:ascii="Courier New" w:hAnsi="Courier New"/>
+          <w:color w:val="101010"/>
+          <w:sz w:val="20"/>
+        </w:rPr>
+        <w:t xml:space="preserve">        .position(|&amp;letter| letter == ch || letter.to_lowercase().eq(std::iter::once(ch)))</w:t>
+      </w:r>
+    </w:p>
+    <w:p>
+      <w:pPr>
+        <w:spacing w:after="0" w:line="240" w:lineRule="auto"/>
+        <w:ind w:firstLine="0" w:left="283"/>
+      </w:pPr>
+      <w:r>
+        <w:rPr>
+          <w:rFonts w:ascii="Courier New" w:hAnsi="Courier New"/>
+          <w:color w:val="101010"/>
+          <w:sz w:val="20"/>
+        </w:rPr>
+        <w:t>}</w:t>
+      </w:r>
+    </w:p>
+    <w:p>
+      <w:pPr>
+        <w:spacing w:after="0" w:line="240" w:lineRule="auto"/>
+        <w:ind w:firstLine="0" w:left="283"/>
+      </w:pPr>
+      <w:r>
+        <w:rPr>
+          <w:rFonts w:ascii="Courier New" w:hAnsi="Courier New"/>
+          <w:color w:val="101010"/>
+          <w:sz w:val="20"/>
+        </w:rPr>
+        <w:t xml:space="preserve"> </w:t>
+      </w:r>
+    </w:p>
+    <w:p>
+      <w:pPr>
+        <w:spacing w:after="0" w:line="240" w:lineRule="auto"/>
+        <w:ind w:firstLine="0" w:left="283"/>
+      </w:pPr>
+      <w:r>
+        <w:rPr>
+          <w:rFonts w:ascii="Courier New" w:hAnsi="Courier New"/>
+          <w:color w:val="101010"/>
+          <w:sz w:val="20"/>
+        </w:rPr>
+        <w:t>impl AutokeyVigenere {</w:t>
+      </w:r>
+    </w:p>
+    <w:p>
+      <w:pPr>
+        <w:spacing w:after="0" w:line="240" w:lineRule="auto"/>
+        <w:ind w:firstLine="0" w:left="283"/>
+      </w:pPr>
+      <w:r>
+        <w:rPr>
+          <w:rFonts w:ascii="Courier New" w:hAnsi="Courier New"/>
+          <w:color w:val="101010"/>
+          <w:sz w:val="20"/>
+        </w:rPr>
+        <w:t xml:space="preserve">    pub fn new(alphabet: Alphabet, key: &amp;str) -&gt; Result&lt;Self, CipherError&gt; {</w:t>
+      </w:r>
+    </w:p>
+    <w:p>
+      <w:pPr>
+        <w:spacing w:after="0" w:line="240" w:lineRule="auto"/>
+        <w:ind w:firstLine="0" w:left="283"/>
+      </w:pPr>
+      <w:r>
+        <w:rPr>
+          <w:rFonts w:ascii="Courier New" w:hAnsi="Courier New"/>
+          <w:color w:val="101010"/>
+          <w:sz w:val="20"/>
+        </w:rPr>
+        <w:t xml:space="preserve">        if key.is_empty() {</w:t>
+      </w:r>
+    </w:p>
+    <w:p>
+      <w:pPr>
+        <w:spacing w:after="0" w:line="240" w:lineRule="auto"/>
+        <w:ind w:firstLine="0" w:left="283"/>
+      </w:pPr>
+      <w:r>
+        <w:rPr>
+          <w:rFonts w:ascii="Courier New" w:hAnsi="Courier New"/>
+          <w:color w:val="101010"/>
+          <w:sz w:val="20"/>
+        </w:rPr>
+        <w:t xml:space="preserve">            return Err(CipherError::EmptyKey);</w:t>
+      </w:r>
+    </w:p>
+    <w:p>
+      <w:pPr>
+        <w:spacing w:after="0" w:line="240" w:lineRule="auto"/>
+        <w:ind w:firstLine="0" w:left="283"/>
+      </w:pPr>
+      <w:r>
+        <w:rPr>
+          <w:rFonts w:ascii="Courier New" w:hAnsi="Courier New"/>
+          <w:color w:val="101010"/>
+          <w:sz w:val="20"/>
+        </w:rPr>
+        <w:t xml:space="preserve">        }</w:t>
+      </w:r>
+    </w:p>
+    <w:p>
+      <w:pPr>
+        <w:spacing w:after="0" w:line="240" w:lineRule="auto"/>
+        <w:ind w:firstLine="0" w:left="283"/>
+      </w:pPr>
+      <w:r>
+        <w:rPr>
+          <w:rFonts w:ascii="Courier New" w:hAnsi="Courier New"/>
+          <w:color w:val="101010"/>
+          <w:sz w:val="20"/>
+        </w:rPr>
+        <w:t xml:space="preserve">        let letters: Vec&lt;_&gt; = alphabet.letters().chars().collect();</w:t>
+      </w:r>
+    </w:p>
+    <w:p>
+      <w:pPr>
+        <w:spacing w:after="0" w:line="240" w:lineRule="auto"/>
+        <w:ind w:firstLine="0" w:left="283"/>
+      </w:pPr>
+      <w:r>
+        <w:rPr>
+          <w:rFonts w:ascii="Courier New" w:hAnsi="Courier New"/>
+          <w:color w:val="101010"/>
+          <w:sz w:val="20"/>
+        </w:rPr>
+        <w:t xml:space="preserve">        let key = key</w:t>
+      </w:r>
+    </w:p>
+    <w:p>
+      <w:pPr>
+        <w:spacing w:after="0" w:line="240" w:lineRule="auto"/>
+        <w:ind w:firstLine="0" w:left="283"/>
+      </w:pPr>
+      <w:r>
+        <w:rPr>
+          <w:rFonts w:ascii="Courier New" w:hAnsi="Courier New"/>
+          <w:color w:val="101010"/>
+          <w:sz w:val="20"/>
+        </w:rPr>
+        <w:t xml:space="preserve">            .chars()</w:t>
+      </w:r>
+    </w:p>
+    <w:p>
+      <w:pPr>
+        <w:spacing w:after="0" w:line="240" w:lineRule="auto"/>
+        <w:ind w:firstLine="0" w:left="283"/>
+      </w:pPr>
+      <w:r>
+        <w:rPr>
+          <w:rFonts w:ascii="Courier New" w:hAnsi="Courier New"/>
+          <w:color w:val="101010"/>
+          <w:sz w:val="20"/>
+        </w:rPr>
+        <w:t xml:space="preserve">            .enumerate()</w:t>
+      </w:r>
+    </w:p>
+    <w:p>
+      <w:pPr>
+        <w:spacing w:after="0" w:line="240" w:lineRule="auto"/>
+        <w:ind w:firstLine="0" w:left="283"/>
+      </w:pPr>
+      <w:r>
+        <w:rPr>
+          <w:rFonts w:ascii="Courier New" w:hAnsi="Courier New"/>
+          <w:color w:val="101010"/>
+          <w:sz w:val="20"/>
+        </w:rPr>
+        <w:t xml:space="preserve">            .map(|(i, ch)| index(&amp;letters, ch).ok_or(CipherError::InvalidKey(i + 1)))</w:t>
+      </w:r>
+    </w:p>
+    <w:p>
+      <w:pPr>
+        <w:spacing w:after="0" w:line="240" w:lineRule="auto"/>
+        <w:ind w:firstLine="0" w:left="283"/>
+      </w:pPr>
+      <w:r>
+        <w:rPr>
+          <w:rFonts w:ascii="Courier New" w:hAnsi="Courier New"/>
+          <w:color w:val="101010"/>
+          <w:sz w:val="20"/>
+        </w:rPr>
+        <w:t xml:space="preserve">            .collect::&lt;Result&lt;Vec&lt;_&gt;, _&gt;&gt;()?;</w:t>
+      </w:r>
+    </w:p>
+    <w:p>
+      <w:pPr>
+        <w:spacing w:after="0" w:line="240" w:lineRule="auto"/>
+        <w:ind w:firstLine="0" w:left="283"/>
+      </w:pPr>
+      <w:r>
+        <w:rPr>
+          <w:rFonts w:ascii="Courier New" w:hAnsi="Courier New"/>
+          <w:color w:val="101010"/>
+          <w:sz w:val="20"/>
+        </w:rPr>
+        <w:t xml:space="preserve">        Ok(Self { letters, key })</w:t>
+      </w:r>
+    </w:p>
+    <w:p>
+      <w:pPr>
+        <w:spacing w:after="0" w:line="240" w:lineRule="auto"/>
+        <w:ind w:firstLine="0" w:left="283"/>
+      </w:pPr>
+      <w:r>
+        <w:rPr>
+          <w:rFonts w:ascii="Courier New" w:hAnsi="Courier New"/>
+          <w:color w:val="101010"/>
+          <w:sz w:val="20"/>
+        </w:rPr>
+        <w:t xml:space="preserve">    }</w:t>
+      </w:r>
+    </w:p>
+    <w:p>
+      <w:pPr>
+        <w:spacing w:after="0" w:line="240" w:lineRule="auto"/>
+        <w:ind w:firstLine="0" w:left="283"/>
+      </w:pPr>
+      <w:r>
+        <w:rPr>
+          <w:rFonts w:ascii="Courier New" w:hAnsi="Courier New"/>
+          <w:color w:val="101010"/>
+          <w:sz w:val="20"/>
+        </w:rPr>
+        <w:t xml:space="preserve"> </w:t>
+      </w:r>
+    </w:p>
+    <w:p>
+      <w:pPr>
+        <w:spacing w:after="0" w:line="240" w:lineRule="auto"/>
+        <w:ind w:firstLine="0" w:left="283"/>
+      </w:pPr>
+      <w:r>
+        <w:rPr>
+          <w:rFonts w:ascii="Courier New" w:hAnsi="Courier New"/>
+          <w:color w:val="101010"/>
+          <w:sz w:val="20"/>
+        </w:rPr>
+        <w:t xml:space="preserve">    /// Регистр сохраняется. Не-буквы копируются и не расходуют ключ.</w:t>
+      </w:r>
+    </w:p>
+    <w:p>
+      <w:pPr>
+        <w:spacing w:after="0" w:line="240" w:lineRule="auto"/>
+        <w:ind w:firstLine="0" w:left="283"/>
+      </w:pPr>
+      <w:r>
+        <w:rPr>
+          <w:rFonts w:ascii="Courier New" w:hAnsi="Courier New"/>
+          <w:color w:val="101010"/>
+          <w:sz w:val="20"/>
+        </w:rPr>
+        <w:t xml:space="preserve">    /// Буквы чужого алфавита отклоняются, чтобы избежать частичного шифрования.</w:t>
+      </w:r>
+    </w:p>
+    <w:p>
+      <w:pPr>
+        <w:spacing w:after="0" w:line="240" w:lineRule="auto"/>
+        <w:ind w:firstLine="0" w:left="283"/>
+      </w:pPr>
+      <w:r>
+        <w:rPr>
+          <w:rFonts w:ascii="Courier New" w:hAnsi="Courier New"/>
+          <w:color w:val="101010"/>
+          <w:sz w:val="20"/>
+        </w:rPr>
+        <w:t xml:space="preserve">    pub fn transform(&amp;self, text: &amp;str, operation: Operation) -&gt; Result&lt;String, CipherError&gt; {</w:t>
+      </w:r>
+    </w:p>
+    <w:p>
+      <w:pPr>
+        <w:spacing w:after="0" w:line="240" w:lineRule="auto"/>
+        <w:ind w:firstLine="0" w:left="283"/>
+      </w:pPr>
+      <w:r>
+        <w:rPr>
+          <w:rFonts w:ascii="Courier New" w:hAnsi="Courier New"/>
+          <w:color w:val="101010"/>
+          <w:sz w:val="20"/>
+        </w:rPr>
+        <w:t xml:space="preserve">        let n = self.letters.len();</w:t>
+      </w:r>
+    </w:p>
+    <w:p>
+      <w:pPr>
+        <w:spacing w:after="0" w:line="240" w:lineRule="auto"/>
+        <w:ind w:firstLine="0" w:left="283"/>
+      </w:pPr>
+      <w:r>
+        <w:rPr>
+          <w:rFonts w:ascii="Courier New" w:hAnsi="Courier New"/>
+          <w:color w:val="101010"/>
+          <w:sz w:val="20"/>
+        </w:rPr>
+        <w:t xml:space="preserve">        let mut position = 0;</w:t>
+      </w:r>
+    </w:p>
+    <w:p>
+      <w:pPr>
+        <w:spacing w:after="0" w:line="240" w:lineRule="auto"/>
+        <w:ind w:firstLine="0" w:left="283"/>
+      </w:pPr>
+      <w:r>
+        <w:rPr>
+          <w:rFonts w:ascii="Courier New" w:hAnsi="Courier New"/>
+          <w:color w:val="101010"/>
+          <w:sz w:val="20"/>
+        </w:rPr>
+        <w:t xml:space="preserve">        // Кольцевой буфер хранит последние L букв открытого текста.</w:t>
+      </w:r>
+    </w:p>
+    <w:p>
+      <w:pPr>
+        <w:spacing w:after="0" w:line="240" w:lineRule="auto"/>
+        <w:ind w:firstLine="0" w:left="283"/>
+      </w:pPr>
+      <w:r>
+        <w:rPr>
+          <w:rFonts w:ascii="Courier New" w:hAnsi="Courier New"/>
+          <w:color w:val="101010"/>
+          <w:sz w:val="20"/>
+        </w:rPr>
+        <w:t xml:space="preserve">        let mut stream = self.key.clone();</w:t>
+      </w:r>
+    </w:p>
+    <w:p>
+      <w:pPr>
+        <w:spacing w:after="0" w:line="240" w:lineRule="auto"/>
+        <w:ind w:firstLine="0" w:left="283"/>
+      </w:pPr>
+      <w:r>
+        <w:rPr>
+          <w:rFonts w:ascii="Courier New" w:hAnsi="Courier New"/>
+          <w:color w:val="101010"/>
+          <w:sz w:val="20"/>
+        </w:rPr>
+        <w:t xml:space="preserve">        let mut output = String::with_capacity(text.len());</w:t>
+      </w:r>
+    </w:p>
+    <w:p>
+      <w:pPr>
+        <w:spacing w:after="0" w:line="240" w:lineRule="auto"/>
+        <w:ind w:firstLine="0" w:left="283"/>
+      </w:pPr>
+      <w:r>
+        <w:rPr>
+          <w:rFonts w:ascii="Courier New" w:hAnsi="Courier New"/>
+          <w:color w:val="101010"/>
+          <w:sz w:val="20"/>
+        </w:rPr>
+        <w:t xml:space="preserve">        tracing::info!(?operation, "начало преобразования");</w:t>
+      </w:r>
+    </w:p>
+    <w:p>
+      <w:pPr>
+        <w:spacing w:after="0" w:line="240" w:lineRule="auto"/>
+        <w:ind w:firstLine="0" w:left="283"/>
+      </w:pPr>
+      <w:r>
+        <w:rPr>
+          <w:rFonts w:ascii="Courier New" w:hAnsi="Courier New"/>
+          <w:color w:val="101010"/>
+          <w:sz w:val="20"/>
+        </w:rPr>
+        <w:t xml:space="preserve">        for (source_position, ch) in text.chars().enumerate() {</w:t>
+      </w:r>
+    </w:p>
+    <w:p>
+      <w:pPr>
+        <w:spacing w:after="0" w:line="240" w:lineRule="auto"/>
+        <w:ind w:firstLine="0" w:left="283"/>
+      </w:pPr>
+      <w:r>
+        <w:rPr>
+          <w:rFonts w:ascii="Courier New" w:hAnsi="Courier New"/>
+          <w:color w:val="101010"/>
+          <w:sz w:val="20"/>
+        </w:rPr>
+        <w:t xml:space="preserve">            let Some(value) = index(&amp;self.letters, ch) else {</w:t>
+      </w:r>
+    </w:p>
+    <w:p>
+      <w:pPr>
+        <w:spacing w:after="0" w:line="240" w:lineRule="auto"/>
+        <w:ind w:firstLine="0" w:left="283"/>
+      </w:pPr>
+      <w:r>
+        <w:rPr>
+          <w:rFonts w:ascii="Courier New" w:hAnsi="Courier New"/>
+          <w:color w:val="101010"/>
+          <w:sz w:val="20"/>
+        </w:rPr>
+        <w:t xml:space="preserve">                if ch.is_alphabetic() {</w:t>
+      </w:r>
+    </w:p>
+    <w:p>
+      <w:pPr>
+        <w:spacing w:after="0" w:line="240" w:lineRule="auto"/>
+        <w:ind w:firstLine="0" w:left="283"/>
+      </w:pPr>
+      <w:r>
+        <w:rPr>
+          <w:rFonts w:ascii="Courier New" w:hAnsi="Courier New"/>
+          <w:color w:val="101010"/>
+          <w:sz w:val="20"/>
+        </w:rPr>
+        <w:t xml:space="preserve">                    return Err(CipherError::InvalidText(source_position + 1));</w:t>
+      </w:r>
+    </w:p>
+    <w:p>
+      <w:pPr>
+        <w:spacing w:after="0" w:line="240" w:lineRule="auto"/>
+        <w:ind w:firstLine="0" w:left="283"/>
+      </w:pPr>
+      <w:r>
+        <w:rPr>
+          <w:rFonts w:ascii="Courier New" w:hAnsi="Courier New"/>
+          <w:color w:val="101010"/>
+          <w:sz w:val="20"/>
+        </w:rPr>
+        <w:t xml:space="preserve">                }</w:t>
+      </w:r>
+    </w:p>
+    <w:p>
+      <w:pPr>
+        <w:spacing w:after="0" w:line="240" w:lineRule="auto"/>
+        <w:ind w:firstLine="0" w:left="283"/>
+      </w:pPr>
+      <w:r>
+        <w:rPr>
+          <w:rFonts w:ascii="Courier New" w:hAnsi="Courier New"/>
+          <w:color w:val="101010"/>
+          <w:sz w:val="20"/>
+        </w:rPr>
+        <w:t xml:space="preserve">                output.push(ch);</w:t>
+      </w:r>
+    </w:p>
+    <w:p>
+      <w:pPr>
+        <w:spacing w:after="0" w:line="240" w:lineRule="auto"/>
+        <w:ind w:firstLine="0" w:left="283"/>
+      </w:pPr>
+      <w:r>
+        <w:rPr>
+          <w:rFonts w:ascii="Courier New" w:hAnsi="Courier New"/>
+          <w:color w:val="101010"/>
+          <w:sz w:val="20"/>
+        </w:rPr>
+        <w:t xml:space="preserve">                continue;</w:t>
+      </w:r>
+    </w:p>
+    <w:p>
+      <w:pPr>
+        <w:spacing w:after="0" w:line="240" w:lineRule="auto"/>
+        <w:ind w:firstLine="0" w:left="283"/>
+      </w:pPr>
+      <w:r>
+        <w:rPr>
+          <w:rFonts w:ascii="Courier New" w:hAnsi="Courier New"/>
+          <w:color w:val="101010"/>
+          <w:sz w:val="20"/>
+        </w:rPr>
+        <w:t xml:space="preserve">            };</w:t>
+      </w:r>
+    </w:p>
+    <w:p>
+      <w:pPr>
+        <w:spacing w:after="0" w:line="240" w:lineRule="auto"/>
+        <w:ind w:firstLine="0" w:left="283"/>
+      </w:pPr>
+      <w:r>
+        <w:rPr>
+          <w:rFonts w:ascii="Courier New" w:hAnsi="Courier New"/>
+          <w:color w:val="101010"/>
+          <w:sz w:val="20"/>
+        </w:rPr>
+        <w:t xml:space="preserve">            let slot = position % stream.len();</w:t>
+      </w:r>
+    </w:p>
+    <w:p>
+      <w:pPr>
+        <w:spacing w:after="0" w:line="240" w:lineRule="auto"/>
+        <w:ind w:firstLine="0" w:left="283"/>
+      </w:pPr>
+      <w:r>
+        <w:rPr>
+          <w:rFonts w:ascii="Courier New" w:hAnsi="Courier New"/>
+          <w:color w:val="101010"/>
+          <w:sz w:val="20"/>
+        </w:rPr>
+        <w:t xml:space="preserve">            let shift = stream[slot];</w:t>
+      </w:r>
+    </w:p>
+    <w:p>
+      <w:pPr>
+        <w:spacing w:after="0" w:line="240" w:lineRule="auto"/>
+        <w:ind w:firstLine="0" w:left="283"/>
+      </w:pPr>
+      <w:r>
+        <w:rPr>
+          <w:rFonts w:ascii="Courier New" w:hAnsi="Courier New"/>
+          <w:color w:val="101010"/>
+          <w:sz w:val="20"/>
+        </w:rPr>
+        <w:t xml:space="preserve">            let result = match operation {</w:t>
+      </w:r>
+    </w:p>
+    <w:p>
+      <w:pPr>
+        <w:spacing w:after="0" w:line="240" w:lineRule="auto"/>
+        <w:ind w:firstLine="0" w:left="283"/>
+      </w:pPr>
+      <w:r>
+        <w:rPr>
+          <w:rFonts w:ascii="Courier New" w:hAnsi="Courier New"/>
+          <w:color w:val="101010"/>
+          <w:sz w:val="20"/>
+        </w:rPr>
+        <w:t xml:space="preserve">                Operation::Encrypt =&gt; (value + shift) % n,</w:t>
+      </w:r>
+    </w:p>
+    <w:p>
+      <w:pPr>
+        <w:spacing w:after="0" w:line="240" w:lineRule="auto"/>
+        <w:ind w:firstLine="0" w:left="283"/>
+      </w:pPr>
+      <w:r>
+        <w:rPr>
+          <w:rFonts w:ascii="Courier New" w:hAnsi="Courier New"/>
+          <w:color w:val="101010"/>
+          <w:sz w:val="20"/>
+        </w:rPr>
+        <w:t xml:space="preserve">                Operation::Decrypt =&gt; (value + n - shift) % n,</w:t>
+      </w:r>
+    </w:p>
+    <w:p>
+      <w:pPr>
+        <w:spacing w:after="0" w:line="240" w:lineRule="auto"/>
+        <w:ind w:firstLine="0" w:left="283"/>
+      </w:pPr>
+      <w:r>
+        <w:rPr>
+          <w:rFonts w:ascii="Courier New" w:hAnsi="Courier New"/>
+          <w:color w:val="101010"/>
+          <w:sz w:val="20"/>
+        </w:rPr>
+        <w:t xml:space="preserve">            };</w:t>
+      </w:r>
+    </w:p>
+    <w:p>
+      <w:pPr>
+        <w:spacing w:after="0" w:line="240" w:lineRule="auto"/>
+        <w:ind w:firstLine="0" w:left="283"/>
+      </w:pPr>
+      <w:r>
+        <w:rPr>
+          <w:rFonts w:ascii="Courier New" w:hAnsi="Courier New"/>
+          <w:color w:val="101010"/>
+          <w:sz w:val="20"/>
+        </w:rPr>
+        <w:t xml:space="preserve">            stream[slot] = match operation {</w:t>
+      </w:r>
+    </w:p>
+    <w:p>
+      <w:pPr>
+        <w:spacing w:after="0" w:line="240" w:lineRule="auto"/>
+        <w:ind w:firstLine="0" w:left="283"/>
+      </w:pPr>
+      <w:r>
+        <w:rPr>
+          <w:rFonts w:ascii="Courier New" w:hAnsi="Courier New"/>
+          <w:color w:val="101010"/>
+          <w:sz w:val="20"/>
+        </w:rPr>
+        <w:t xml:space="preserve">                Operation::Encrypt =&gt; value,</w:t>
+      </w:r>
+    </w:p>
+    <w:p>
+      <w:pPr>
+        <w:spacing w:after="0" w:line="240" w:lineRule="auto"/>
+        <w:ind w:firstLine="0" w:left="283"/>
+      </w:pPr>
+      <w:r>
+        <w:rPr>
+          <w:rFonts w:ascii="Courier New" w:hAnsi="Courier New"/>
+          <w:color w:val="101010"/>
+          <w:sz w:val="20"/>
+        </w:rPr>
+        <w:t xml:space="preserve">                Operation::Decrypt =&gt; result,</w:t>
+      </w:r>
+    </w:p>
+    <w:p>
+      <w:pPr>
+        <w:spacing w:after="0" w:line="240" w:lineRule="auto"/>
+        <w:ind w:firstLine="0" w:left="283"/>
+      </w:pPr>
+      <w:r>
+        <w:rPr>
+          <w:rFonts w:ascii="Courier New" w:hAnsi="Courier New"/>
+          <w:color w:val="101010"/>
+          <w:sz w:val="20"/>
+        </w:rPr>
+        <w:t xml:space="preserve">            };</w:t>
+      </w:r>
+    </w:p>
+    <w:p>
+      <w:pPr>
+        <w:spacing w:after="0" w:line="240" w:lineRule="auto"/>
+        <w:ind w:firstLine="0" w:left="283"/>
+      </w:pPr>
+      <w:r>
+        <w:rPr>
+          <w:rFonts w:ascii="Courier New" w:hAnsi="Courier New"/>
+          <w:color w:val="101010"/>
+          <w:sz w:val="20"/>
+        </w:rPr>
+        <w:t xml:space="preserve">            tracing::info!(position, "обработка буквы");</w:t>
+      </w:r>
+    </w:p>
+    <w:p>
+      <w:pPr>
+        <w:spacing w:after="0" w:line="240" w:lineRule="auto"/>
+        <w:ind w:firstLine="0" w:left="283"/>
+      </w:pPr>
+      <w:r>
+        <w:rPr>
+          <w:rFonts w:ascii="Courier New" w:hAnsi="Courier New"/>
+          <w:color w:val="101010"/>
+          <w:sz w:val="20"/>
+        </w:rPr>
+        <w:t xml:space="preserve">            let letter = self.letters[result];</w:t>
+      </w:r>
+    </w:p>
+    <w:p>
+      <w:pPr>
+        <w:spacing w:after="0" w:line="240" w:lineRule="auto"/>
+        <w:ind w:firstLine="0" w:left="283"/>
+      </w:pPr>
+      <w:r>
+        <w:rPr>
+          <w:rFonts w:ascii="Courier New" w:hAnsi="Courier New"/>
+          <w:color w:val="101010"/>
+          <w:sz w:val="20"/>
+        </w:rPr>
+        <w:t xml:space="preserve">            if ch.is_lowercase() {</w:t>
+      </w:r>
+    </w:p>
+    <w:p>
+      <w:pPr>
+        <w:spacing w:after="0" w:line="240" w:lineRule="auto"/>
+        <w:ind w:firstLine="0" w:left="283"/>
+      </w:pPr>
+      <w:r>
+        <w:rPr>
+          <w:rFonts w:ascii="Courier New" w:hAnsi="Courier New"/>
+          <w:color w:val="101010"/>
+          <w:sz w:val="20"/>
+        </w:rPr>
+        <w:t xml:space="preserve">                output.extend(letter.to_lowercase());</w:t>
+      </w:r>
+    </w:p>
+    <w:p>
+      <w:pPr>
+        <w:spacing w:after="0" w:line="240" w:lineRule="auto"/>
+        <w:ind w:firstLine="0" w:left="283"/>
+      </w:pPr>
+      <w:r>
+        <w:rPr>
+          <w:rFonts w:ascii="Courier New" w:hAnsi="Courier New"/>
+          <w:color w:val="101010"/>
+          <w:sz w:val="20"/>
+        </w:rPr>
+        <w:t xml:space="preserve">            } else {</w:t>
+      </w:r>
+    </w:p>
+    <w:p>
+      <w:pPr>
+        <w:spacing w:after="0" w:line="240" w:lineRule="auto"/>
+        <w:ind w:firstLine="0" w:left="283"/>
+      </w:pPr>
+      <w:r>
+        <w:rPr>
+          <w:rFonts w:ascii="Courier New" w:hAnsi="Courier New"/>
+          <w:color w:val="101010"/>
+          <w:sz w:val="20"/>
+        </w:rPr>
+        <w:t xml:space="preserve">                output.push(letter);</w:t>
+      </w:r>
+    </w:p>
+    <w:p>
+      <w:pPr>
+        <w:spacing w:after="0" w:line="240" w:lineRule="auto"/>
+        <w:ind w:firstLine="0" w:left="283"/>
+      </w:pPr>
+      <w:r>
+        <w:rPr>
+          <w:rFonts w:ascii="Courier New" w:hAnsi="Courier New"/>
+          <w:color w:val="101010"/>
+          <w:sz w:val="20"/>
+        </w:rPr>
+        <w:t xml:space="preserve">            }</w:t>
+      </w:r>
+    </w:p>
+    <w:p>
+      <w:pPr>
+        <w:spacing w:after="0" w:line="240" w:lineRule="auto"/>
+        <w:ind w:firstLine="0" w:left="283"/>
+      </w:pPr>
+      <w:r>
+        <w:rPr>
+          <w:rFonts w:ascii="Courier New" w:hAnsi="Courier New"/>
+          <w:color w:val="101010"/>
+          <w:sz w:val="20"/>
+        </w:rPr>
+        <w:t xml:space="preserve">            position += 1;</w:t>
+      </w:r>
+    </w:p>
+    <w:p>
+      <w:pPr>
+        <w:spacing w:after="0" w:line="240" w:lineRule="auto"/>
+        <w:ind w:firstLine="0" w:left="283"/>
+      </w:pPr>
+      <w:r>
+        <w:rPr>
+          <w:rFonts w:ascii="Courier New" w:hAnsi="Courier New"/>
+          <w:color w:val="101010"/>
+          <w:sz w:val="20"/>
+        </w:rPr>
+        <w:t xml:space="preserve">        }</w:t>
+      </w:r>
+    </w:p>
+    <w:p>
+      <w:pPr>
+        <w:spacing w:after="0" w:line="240" w:lineRule="auto"/>
+        <w:ind w:firstLine="0" w:left="283"/>
+      </w:pPr>
+      <w:r>
+        <w:rPr>
+          <w:rFonts w:ascii="Courier New" w:hAnsi="Courier New"/>
+          <w:color w:val="101010"/>
+          <w:sz w:val="20"/>
+        </w:rPr>
+        <w:t xml:space="preserve">        Ok(output)</w:t>
+      </w:r>
+    </w:p>
+    <w:p>
+      <w:pPr>
+        <w:spacing w:after="0" w:line="240" w:lineRule="auto"/>
+        <w:ind w:firstLine="0" w:left="283"/>
+      </w:pPr>
+      <w:r>
+        <w:rPr>
+          <w:rFonts w:ascii="Courier New" w:hAnsi="Courier New"/>
+          <w:color w:val="101010"/>
+          <w:sz w:val="20"/>
+        </w:rPr>
+        <w:t xml:space="preserve">    }</w:t>
+      </w:r>
+    </w:p>
+    <w:p>
+      <w:pPr>
+        <w:spacing w:after="0" w:line="240" w:lineRule="auto"/>
+        <w:ind w:firstLine="0" w:left="283"/>
+      </w:pPr>
+      <w:r>
+        <w:rPr>
+          <w:rFonts w:ascii="Courier New" w:hAnsi="Courier New"/>
+          <w:color w:val="101010"/>
+          <w:sz w:val="20"/>
+        </w:rPr>
+        <w:t>}</w:t>
+      </w:r>
+    </w:p>
+    <w:p>
+      <w:pPr>
+        <w:keepNext/>
         <w:spacing w:before="240" w:after="120"/>
         <w:ind w:firstLine="0"/>
         <w:jc w:val="center"/>
@@ -5521,6 +11903,18 @@
           <w:sz w:val="32"/>
         </w:rPr>
         <w:t>6. Выводы</w:t>
+      </w:r>
+    </w:p>
+    <w:p>
+      <w:pPr>
+        <w:jc w:val="both"/>
+      </w:pPr>
+      <w:r>
+        <w:rPr>
+          <w:rFonts w:ascii="Times New Roman" w:hAnsi="Times New Roman"/>
+          <w:sz w:val="28"/>
+        </w:rPr>
+        <w:t>Для слова КРИПТОГРАФИЯ с ключом КЛЮЧ выполнены все три варианта: обычный — ХЬЖЖЭЪБЗКАЖЦ, прогрессивный — ХЬЖЖЮЫВИМВИШ, самогенерирующийся — ХЬЖЖЭЯЛАТГЛП. Каждый результат расшифрован обратно. Обычная схема повторяет ключ, прогрессивная сдвигает его блоки, самогенерирующаяся продолжает ключ открытым текстом. Все схемы рассматриваются как учебные.</w:t>
       </w:r>
     </w:p>
     <w:p>
